--- a/lessons/2-2/downloads/2-2-notes-teacher.docx
+++ b/lessons/2-2/downloads/2-2-notes-teacher.docx
@@ -1176,6 +1176,468 @@
         </w:tc>
       </w:tr>
     </w:tbl>
+    <w:tbl>
+      <w:tblPr>
+        <w:tblW w:type="pct" w:w="100%"/>
+        <w:tblBorders>
+          <w:top w:val="none" w:color="FFFFFF" w:sz="0"/>
+          <w:left w:val="none" w:color="FFFFFF" w:sz="0"/>
+          <w:bottom w:val="single" w:color="C7D2DD" w:sz="4"/>
+          <w:right w:val="none" w:color="FFFFFF" w:sz="0"/>
+          <w:insideH w:val="none" w:color="FFFFFF" w:sz="0"/>
+          <w:insideV w:val="none" w:color="FFFFFF" w:sz="0"/>
+        </w:tblBorders>
+      </w:tblPr>
+      <w:tblGrid>
+        <w:gridCol w:w="1800"/>
+        <w:gridCol w:w="7560"/>
+      </w:tblGrid>
+      <w:tr>
+        <w:trPr>
+          <w:cantSplit/>
+        </w:trPr>
+        <w:tc>
+          <w:tcPr>
+            <w:tcW w:type="dxa" w:w="1800"/>
+            <w:tcMar>
+              <w:top w:type="dxa" w:w="100"/>
+              <w:left w:type="dxa" w:w="40"/>
+              <w:bottom w:type="dxa" w:w="100"/>
+              <w:right w:type="dxa" w:w="120"/>
+            </w:tcMar>
+            <w:vAlign w:val="center"/>
+          </w:tcPr>
+          <w:p>
+            <w:pPr>
+              <w:spacing w:after="0"/>
+              <w:jc w:val="center"/>
+            </w:pPr>
+            <w:r>
+              <w:drawing>
+                <wp:inline distT="0" distB="0" distL="0" distR="0">
+                  <wp:extent cx="1047750" cy="790575"/>
+                  <wp:effectExtent t="0" r="0" b="0" l="0"/>
+                  <wp:docPr id="1" name="" descr="" title=""/>
+                  <wp:cNvGraphicFramePr>
+                    <a:graphicFrameLocks xmlns:a="http://schemas.openxmlformats.org/drawingml/2006/main" noChangeAspect="1"/>
+                  </wp:cNvGraphicFramePr>
+                  <a:graphic xmlns:a="http://schemas.openxmlformats.org/drawingml/2006/main">
+                    <a:graphicData uri="http://schemas.openxmlformats.org/drawingml/2006/picture">
+                      <pic:pic xmlns:pic="http://schemas.openxmlformats.org/drawingml/2006/picture">
+                        <pic:nvPicPr>
+                          <pic:cNvPr id="0" name="" descr=""/>
+                          <pic:cNvPicPr>
+                            <a:picLocks noChangeAspect="1" noChangeArrowheads="1"/>
+                          </pic:cNvPicPr>
+                        </pic:nvPicPr>
+                        <pic:blipFill>
+                          <a:blip r:embed="rId11" cstate="none"/>
+                          <a:srcRect/>
+                          <a:stretch>
+                            <a:fillRect/>
+                          </a:stretch>
+                        </pic:blipFill>
+                        <pic:spPr bwMode="auto">
+                          <a:xfrm>
+                            <a:off x="0" y="0"/>
+                            <a:ext cx="1047750" cy="790575"/>
+                          </a:xfrm>
+                          <a:prstGeom prst="rect">
+                            <a:avLst/>
+                          </a:prstGeom>
+                        </pic:spPr>
+                      </pic:pic>
+                    </a:graphicData>
+                  </a:graphic>
+                </wp:inline>
+              </w:drawing>
+            </w:r>
+          </w:p>
+        </w:tc>
+        <w:tc>
+          <w:tcPr>
+            <w:tcW w:type="dxa" w:w="7560"/>
+            <w:tcMar>
+              <w:top w:type="dxa" w:w="100"/>
+              <w:left w:type="dxa" w:w="40"/>
+              <w:bottom w:type="dxa" w:w="100"/>
+              <w:right w:type="dxa" w:w="40"/>
+            </w:tcMar>
+            <w:vAlign w:val="center"/>
+          </w:tcPr>
+          <w:p>
+            <w:pPr>
+              <w:spacing w:after="50"/>
+            </w:pPr>
+            <w:r>
+              <w:rPr>
+                <w:b/>
+                <w:bCs/>
+                <w:color w:val="12355B"/>
+                <w:sz w:val="24"/>
+                <w:szCs w:val="24"/>
+              </w:rPr>
+              <w:t xml:space="preserve">Frequency table</w:t>
+            </w:r>
+            <w:r>
+              <w:rPr>
+                <w:i/>
+                <w:iCs/>
+                <w:color w:val="5F6F80"/>
+                <w:sz w:val="19"/>
+                <w:szCs w:val="19"/>
+              </w:rPr>
+              <w:t xml:space="preserve">   Tabla de frecuencias</w:t>
+            </w:r>
+          </w:p>
+          <w:p>
+            <w:pPr>
+              <w:spacing w:after="40"/>
+            </w:pPr>
+            <w:r>
+              <w:rPr>
+                <w:sz w:val="21"/>
+                <w:szCs w:val="21"/>
+              </w:rPr>
+              <w:t xml:space="preserve">A table that lists each interval and how many values fall in it.</w:t>
+            </w:r>
+          </w:p>
+          <w:p>
+            <w:pPr>
+              <w:spacing w:after="0"/>
+            </w:pPr>
+            <w:r>
+              <w:rPr>
+                <w:b/>
+                <w:bCs/>
+                <w:color w:val="1FA6A2"/>
+                <w:sz w:val="18"/>
+                <w:szCs w:val="18"/>
+              </w:rPr>
+              <w:t xml:space="preserve">Example:  </w:t>
+            </w:r>
+            <w:r>
+              <w:rPr>
+                <w:i/>
+                <w:iCs/>
+                <w:color w:val="5F6F80"/>
+                <w:sz w:val="18"/>
+                <w:szCs w:val="18"/>
+              </w:rPr>
+              <w:t xml:space="preserve">10–19 . . . 3 means three values are between 10 and 19.</w:t>
+            </w:r>
+          </w:p>
+        </w:tc>
+      </w:tr>
+    </w:tbl>
+    <w:tbl>
+      <w:tblPr>
+        <w:tblW w:type="pct" w:w="100%"/>
+        <w:tblBorders>
+          <w:top w:val="none" w:color="FFFFFF" w:sz="0"/>
+          <w:left w:val="none" w:color="FFFFFF" w:sz="0"/>
+          <w:bottom w:val="single" w:color="C7D2DD" w:sz="4"/>
+          <w:right w:val="none" w:color="FFFFFF" w:sz="0"/>
+          <w:insideH w:val="none" w:color="FFFFFF" w:sz="0"/>
+          <w:insideV w:val="none" w:color="FFFFFF" w:sz="0"/>
+        </w:tblBorders>
+      </w:tblPr>
+      <w:tblGrid>
+        <w:gridCol w:w="1800"/>
+        <w:gridCol w:w="7560"/>
+      </w:tblGrid>
+      <w:tr>
+        <w:trPr>
+          <w:cantSplit/>
+        </w:trPr>
+        <w:tc>
+          <w:tcPr>
+            <w:tcW w:type="dxa" w:w="1800"/>
+            <w:tcMar>
+              <w:top w:type="dxa" w:w="100"/>
+              <w:left w:type="dxa" w:w="40"/>
+              <w:bottom w:type="dxa" w:w="100"/>
+              <w:right w:type="dxa" w:w="120"/>
+            </w:tcMar>
+            <w:vAlign w:val="center"/>
+          </w:tcPr>
+          <w:p>
+            <w:pPr>
+              <w:spacing w:after="0"/>
+              <w:jc w:val="center"/>
+            </w:pPr>
+            <w:r>
+              <w:drawing>
+                <wp:inline distT="0" distB="0" distL="0" distR="0">
+                  <wp:extent cx="1047750" cy="790575"/>
+                  <wp:effectExtent t="0" r="0" b="0" l="0"/>
+                  <wp:docPr id="1" name="" descr="" title=""/>
+                  <wp:cNvGraphicFramePr>
+                    <a:graphicFrameLocks xmlns:a="http://schemas.openxmlformats.org/drawingml/2006/main" noChangeAspect="1"/>
+                  </wp:cNvGraphicFramePr>
+                  <a:graphic xmlns:a="http://schemas.openxmlformats.org/drawingml/2006/main">
+                    <a:graphicData uri="http://schemas.openxmlformats.org/drawingml/2006/picture">
+                      <pic:pic xmlns:pic="http://schemas.openxmlformats.org/drawingml/2006/picture">
+                        <pic:nvPicPr>
+                          <pic:cNvPr id="0" name="" descr=""/>
+                          <pic:cNvPicPr>
+                            <a:picLocks noChangeAspect="1" noChangeArrowheads="1"/>
+                          </pic:cNvPicPr>
+                        </pic:nvPicPr>
+                        <pic:blipFill>
+                          <a:blip r:embed="rId12" cstate="none"/>
+                          <a:srcRect/>
+                          <a:stretch>
+                            <a:fillRect/>
+                          </a:stretch>
+                        </pic:blipFill>
+                        <pic:spPr bwMode="auto">
+                          <a:xfrm>
+                            <a:off x="0" y="0"/>
+                            <a:ext cx="1047750" cy="790575"/>
+                          </a:xfrm>
+                          <a:prstGeom prst="rect">
+                            <a:avLst/>
+                          </a:prstGeom>
+                        </pic:spPr>
+                      </pic:pic>
+                    </a:graphicData>
+                  </a:graphic>
+                </wp:inline>
+              </w:drawing>
+            </w:r>
+          </w:p>
+        </w:tc>
+        <w:tc>
+          <w:tcPr>
+            <w:tcW w:type="dxa" w:w="7560"/>
+            <w:tcMar>
+              <w:top w:type="dxa" w:w="100"/>
+              <w:left w:type="dxa" w:w="40"/>
+              <w:bottom w:type="dxa" w:w="100"/>
+              <w:right w:type="dxa" w:w="40"/>
+            </w:tcMar>
+            <w:vAlign w:val="center"/>
+          </w:tcPr>
+          <w:p>
+            <w:pPr>
+              <w:spacing w:after="50"/>
+            </w:pPr>
+            <w:r>
+              <w:rPr>
+                <w:b/>
+                <w:bCs/>
+                <w:color w:val="12355B"/>
+                <w:sz w:val="24"/>
+                <w:szCs w:val="24"/>
+              </w:rPr>
+              <w:t xml:space="preserve">Shape of the data</w:t>
+            </w:r>
+            <w:r>
+              <w:rPr>
+                <w:i/>
+                <w:iCs/>
+                <w:color w:val="5F6F80"/>
+                <w:sz w:val="19"/>
+                <w:szCs w:val="19"/>
+              </w:rPr>
+              <w:t xml:space="preserve">   Forma de los datos</w:t>
+            </w:r>
+          </w:p>
+          <w:p>
+            <w:pPr>
+              <w:spacing w:after="40"/>
+            </w:pPr>
+            <w:r>
+              <w:rPr>
+                <w:sz w:val="21"/>
+                <w:szCs w:val="21"/>
+              </w:rPr>
+              <w:t xml:space="preserve">The pattern the bars or dots make across the intervals.</w:t>
+            </w:r>
+          </w:p>
+          <w:p>
+            <w:pPr>
+              <w:spacing w:after="0"/>
+            </w:pPr>
+            <w:r>
+              <w:rPr>
+                <w:b/>
+                <w:bCs/>
+                <w:color w:val="1FA6A2"/>
+                <w:sz w:val="18"/>
+                <w:szCs w:val="18"/>
+              </w:rPr>
+              <w:t xml:space="preserve">Example:  </w:t>
+            </w:r>
+            <w:r>
+              <w:rPr>
+                <w:i/>
+                <w:iCs/>
+                <w:color w:val="5F6F80"/>
+                <w:sz w:val="18"/>
+                <w:szCs w:val="18"/>
+              </w:rPr>
+              <w:t xml:space="preserve">Tall in the middle and short on both sides is one shape.</w:t>
+            </w:r>
+          </w:p>
+        </w:tc>
+      </w:tr>
+    </w:tbl>
+    <w:tbl>
+      <w:tblPr>
+        <w:tblW w:type="pct" w:w="100%"/>
+        <w:tblBorders>
+          <w:top w:val="none" w:color="FFFFFF" w:sz="0"/>
+          <w:left w:val="none" w:color="FFFFFF" w:sz="0"/>
+          <w:bottom w:val="single" w:color="C7D2DD" w:sz="4"/>
+          <w:right w:val="none" w:color="FFFFFF" w:sz="0"/>
+          <w:insideH w:val="none" w:color="FFFFFF" w:sz="0"/>
+          <w:insideV w:val="none" w:color="FFFFFF" w:sz="0"/>
+        </w:tblBorders>
+      </w:tblPr>
+      <w:tblGrid>
+        <w:gridCol w:w="1800"/>
+        <w:gridCol w:w="7560"/>
+      </w:tblGrid>
+      <w:tr>
+        <w:trPr>
+          <w:cantSplit/>
+        </w:trPr>
+        <w:tc>
+          <w:tcPr>
+            <w:tcW w:type="dxa" w:w="1800"/>
+            <w:tcMar>
+              <w:top w:type="dxa" w:w="100"/>
+              <w:left w:type="dxa" w:w="40"/>
+              <w:bottom w:type="dxa" w:w="100"/>
+              <w:right w:type="dxa" w:w="120"/>
+            </w:tcMar>
+            <w:vAlign w:val="center"/>
+          </w:tcPr>
+          <w:p>
+            <w:pPr>
+              <w:spacing w:after="0"/>
+              <w:jc w:val="center"/>
+            </w:pPr>
+            <w:r>
+              <w:drawing>
+                <wp:inline distT="0" distB="0" distL="0" distR="0">
+                  <wp:extent cx="1047750" cy="790575"/>
+                  <wp:effectExtent t="0" r="0" b="0" l="0"/>
+                  <wp:docPr id="1" name="" descr="" title=""/>
+                  <wp:cNvGraphicFramePr>
+                    <a:graphicFrameLocks xmlns:a="http://schemas.openxmlformats.org/drawingml/2006/main" noChangeAspect="1"/>
+                  </wp:cNvGraphicFramePr>
+                  <a:graphic xmlns:a="http://schemas.openxmlformats.org/drawingml/2006/main">
+                    <a:graphicData uri="http://schemas.openxmlformats.org/drawingml/2006/picture">
+                      <pic:pic xmlns:pic="http://schemas.openxmlformats.org/drawingml/2006/picture">
+                        <pic:nvPicPr>
+                          <pic:cNvPr id="0" name="" descr=""/>
+                          <pic:cNvPicPr>
+                            <a:picLocks noChangeAspect="1" noChangeArrowheads="1"/>
+                          </pic:cNvPicPr>
+                        </pic:nvPicPr>
+                        <pic:blipFill>
+                          <a:blip r:embed="rId14" cstate="none"/>
+                          <a:srcRect/>
+                          <a:stretch>
+                            <a:fillRect/>
+                          </a:stretch>
+                        </pic:blipFill>
+                        <pic:spPr bwMode="auto">
+                          <a:xfrm>
+                            <a:off x="0" y="0"/>
+                            <a:ext cx="1047750" cy="790575"/>
+                          </a:xfrm>
+                          <a:prstGeom prst="rect">
+                            <a:avLst/>
+                          </a:prstGeom>
+                        </pic:spPr>
+                      </pic:pic>
+                    </a:graphicData>
+                  </a:graphic>
+                </wp:inline>
+              </w:drawing>
+            </w:r>
+          </w:p>
+        </w:tc>
+        <w:tc>
+          <w:tcPr>
+            <w:tcW w:type="dxa" w:w="7560"/>
+            <w:tcMar>
+              <w:top w:type="dxa" w:w="100"/>
+              <w:left w:type="dxa" w:w="40"/>
+              <w:bottom w:type="dxa" w:w="100"/>
+              <w:right w:type="dxa" w:w="40"/>
+            </w:tcMar>
+            <w:vAlign w:val="center"/>
+          </w:tcPr>
+          <w:p>
+            <w:pPr>
+              <w:spacing w:after="50"/>
+            </w:pPr>
+            <w:r>
+              <w:rPr>
+                <w:b/>
+                <w:bCs/>
+                <w:color w:val="12355B"/>
+                <w:sz w:val="24"/>
+                <w:szCs w:val="24"/>
+              </w:rPr>
+              <w:t xml:space="preserve">Peak</w:t>
+            </w:r>
+            <w:r>
+              <w:rPr>
+                <w:i/>
+                <w:iCs/>
+                <w:color w:val="5F6F80"/>
+                <w:sz w:val="19"/>
+                <w:szCs w:val="19"/>
+              </w:rPr>
+              <w:t xml:space="preserve">   Pico</w:t>
+            </w:r>
+          </w:p>
+          <w:p>
+            <w:pPr>
+              <w:spacing w:after="40"/>
+            </w:pPr>
+            <w:r>
+              <w:rPr>
+                <w:sz w:val="21"/>
+                <w:szCs w:val="21"/>
+              </w:rPr>
+              <w:t xml:space="preserve">The tallest bar or stack in a data display.</w:t>
+            </w:r>
+          </w:p>
+          <w:p>
+            <w:pPr>
+              <w:spacing w:after="0"/>
+            </w:pPr>
+            <w:r>
+              <w:rPr>
+                <w:b/>
+                <w:bCs/>
+                <w:color w:val="1FA6A2"/>
+                <w:sz w:val="18"/>
+                <w:szCs w:val="18"/>
+              </w:rPr>
+              <w:t xml:space="preserve">Example:  </w:t>
+            </w:r>
+            <w:r>
+              <w:rPr>
+                <w:i/>
+                <w:iCs/>
+                <w:color w:val="5F6F80"/>
+                <w:sz w:val="18"/>
+                <w:szCs w:val="18"/>
+              </w:rPr>
+              <w:t xml:space="preserve">The tallest bar of the histogram is the peak.</w:t>
+            </w:r>
+          </w:p>
+        </w:tc>
+      </w:tr>
+    </w:tbl>
     <w:p>
       <w:pPr>
         <w:pStyle w:val="Heading1"/>
@@ -1264,7 +1726,7 @@
                 <w:sz w:val="21"/>
                 <w:szCs w:val="21"/>
               </w:rPr>
-              <w:t xml:space="preserve">Display Data with Histograms      •      Histogram      •      Frequency      •      Interval      •      Distribution      •      Variability</w:t>
+              <w:t xml:space="preserve">Display Data with Histograms      •      Histogram      •      Frequency      •      Interval      •      Distribution      •      Variability      •      Frequency table      •      Shape of the data      •      Peak</w:t>
             </w:r>
           </w:p>
         </w:tc>
@@ -1498,6 +1960,117 @@
           <w:szCs w:val="22"/>
         </w:rPr>
         <w:t xml:space="preserve">How much the data values differ is the </w:t>
+      </w:r>
+      <w:r>
+        <w:rPr>
+          <w:sz w:val="22"/>
+          <w:szCs w:val="22"/>
+        </w:rPr>
+        <w:t xml:space="preserve">________________</w:t>
+      </w:r>
+      <w:r>
+        <w:rPr>
+          <w:sz w:val="22"/>
+          <w:szCs w:val="22"/>
+        </w:rPr>
+        <w:t xml:space="preserve">.</w:t>
+      </w:r>
+    </w:p>
+    <w:p>
+      <w:pPr>
+        <w:keepLines/>
+        <w:spacing w:after="260" w:before="200"/>
+      </w:pPr>
+      <w:r>
+        <w:rPr>
+          <w:b/>
+          <w:bCs/>
+          <w:color w:val="12355B"/>
+          <w:sz w:val="22"/>
+          <w:szCs w:val="22"/>
+        </w:rPr>
+        <w:t xml:space="preserve">7.  </w:t>
+      </w:r>
+      <w:r>
+        <w:rPr>
+          <w:sz w:val="22"/>
+          <w:szCs w:val="22"/>
+        </w:rPr>
+        <w:t xml:space="preserve">A table that lists each interval and its count is a </w:t>
+      </w:r>
+      <w:r>
+        <w:rPr>
+          <w:sz w:val="22"/>
+          <w:szCs w:val="22"/>
+        </w:rPr>
+        <w:t xml:space="preserve">________________</w:t>
+      </w:r>
+      <w:r>
+        <w:rPr>
+          <w:sz w:val="22"/>
+          <w:szCs w:val="22"/>
+        </w:rPr>
+        <w:t xml:space="preserve">.</w:t>
+      </w:r>
+    </w:p>
+    <w:p>
+      <w:pPr>
+        <w:keepLines/>
+        <w:spacing w:after="260" w:before="200"/>
+      </w:pPr>
+      <w:r>
+        <w:rPr>
+          <w:b/>
+          <w:bCs/>
+          <w:color w:val="12355B"/>
+          <w:sz w:val="22"/>
+          <w:szCs w:val="22"/>
+        </w:rPr>
+        <w:t xml:space="preserve">8.  </w:t>
+      </w:r>
+      <w:r>
+        <w:rPr>
+          <w:sz w:val="22"/>
+          <w:szCs w:val="22"/>
+        </w:rPr>
+        <w:t xml:space="preserve">The pattern the bars make across a display is the </w:t>
+      </w:r>
+      <w:r>
+        <w:rPr>
+          <w:sz w:val="22"/>
+          <w:szCs w:val="22"/>
+        </w:rPr>
+        <w:t xml:space="preserve">________________</w:t>
+      </w:r>
+      <w:r>
+        <w:rPr>
+          <w:sz w:val="22"/>
+          <w:szCs w:val="22"/>
+        </w:rPr>
+        <w:t xml:space="preserve">.</w:t>
+      </w:r>
+    </w:p>
+    <w:p>
+      <w:pPr>
+        <w:keepLines/>
+        <w:spacing w:after="260" w:before="200"/>
+      </w:pPr>
+      <w:r>
+        <w:rPr>
+          <w:b/>
+          <w:bCs/>
+          <w:color w:val="12355B"/>
+          <w:sz w:val="22"/>
+          <w:szCs w:val="22"/>
+        </w:rPr>
+        <w:t xml:space="preserve">9.  </w:t>
+      </w:r>
+      <w:r>
+        <w:rPr>
+          <w:sz w:val="22"/>
+          <w:szCs w:val="22"/>
+        </w:rPr>
+        <w:t xml:space="preserve">The tallest bar in a display is the </w:t>
       </w:r>
       <w:r>
         <w:rPr>
@@ -2581,7 +3154,7 @@
           <w:sz w:val="20"/>
           <w:szCs w:val="20"/>
         </w:rPr>
-        <w:t xml:space="preserve">A)  20</w:t>
+        <w:t xml:space="preserve">A)  12</w:t>
       </w:r>
     </w:p>
     <w:p>
@@ -2607,7 +3180,7 @@
           <w:sz w:val="20"/>
           <w:szCs w:val="20"/>
         </w:rPr>
-        <w:t xml:space="preserve">C)  28</w:t>
+        <w:t xml:space="preserve">C)  20</w:t>
       </w:r>
     </w:p>
     <w:p>
@@ -2620,7 +3193,7 @@
           <w:sz w:val="20"/>
           <w:szCs w:val="20"/>
         </w:rPr>
-        <w:t xml:space="preserve">D)  12</w:t>
+        <w:t xml:space="preserve">D)  28</w:t>
       </w:r>
     </w:p>
     <w:p>
@@ -2666,7 +3239,7 @@
           <w:sz w:val="21"/>
           <w:szCs w:val="21"/>
         </w:rPr>
-        <w:t xml:space="preserve">C. 28</w:t>
+        <w:t xml:space="preserve">D. 28</w:t>
       </w:r>
     </w:p>
     <w:p>
@@ -2749,7 +3322,7 @@
           <w:sz w:val="20"/>
           <w:szCs w:val="20"/>
         </w:rPr>
-        <w:t xml:space="preserve">A)  The average of the data in that interval</w:t>
+        <w:t xml:space="preserve">A)  The frequency (count) of data in that interval</w:t>
       </w:r>
     </w:p>
     <w:p>
@@ -2762,7 +3335,7 @@
           <w:sz w:val="20"/>
           <w:szCs w:val="20"/>
         </w:rPr>
-        <w:t xml:space="preserve">B)  The range of the interval</w:t>
+        <w:t xml:space="preserve">B)  The average of the data in that interval</w:t>
       </w:r>
     </w:p>
     <w:p>
@@ -2775,7 +3348,7 @@
           <w:sz w:val="20"/>
           <w:szCs w:val="20"/>
         </w:rPr>
-        <w:t xml:space="preserve">C)  The median of the data</w:t>
+        <w:t xml:space="preserve">C)  The range of the interval</w:t>
       </w:r>
     </w:p>
     <w:p>
@@ -2788,7 +3361,7 @@
           <w:sz w:val="20"/>
           <w:szCs w:val="20"/>
         </w:rPr>
-        <w:t xml:space="preserve">D)  The frequency (count) of data in that interval</w:t>
+        <w:t xml:space="preserve">D)  The median of the data</w:t>
       </w:r>
     </w:p>
     <w:p>
@@ -3599,7 +4172,7 @@
           <w:sz w:val="20"/>
           <w:szCs w:val="20"/>
         </w:rPr>
-        <w:t xml:space="preserve">A)  There is no difference</w:t>
+        <w:t xml:space="preserve">A)  Histogram bars touch (no gaps) because the intervals are continuous ranges</w:t>
       </w:r>
     </w:p>
     <w:p>
@@ -3612,7 +4185,7 @@
           <w:sz w:val="20"/>
           <w:szCs w:val="20"/>
         </w:rPr>
-        <w:t xml:space="preserve">B)  Histogram bars touch (no gaps) because the intervals are continuous ranges</w:t>
+        <w:t xml:space="preserve">B)  There is no difference</w:t>
       </w:r>
     </w:p>
     <w:p>
@@ -3729,7 +4302,7 @@
           <w:sz w:val="20"/>
           <w:szCs w:val="20"/>
         </w:rPr>
-        <w:t xml:space="preserve">A)  10</w:t>
+        <w:t xml:space="preserve">A)  4</w:t>
       </w:r>
     </w:p>
     <w:p>
@@ -3742,7 +4315,7 @@
           <w:sz w:val="20"/>
           <w:szCs w:val="20"/>
         </w:rPr>
-        <w:t xml:space="preserve">B)  19</w:t>
+        <w:t xml:space="preserve">B)  5</w:t>
       </w:r>
     </w:p>
     <w:p>
@@ -3755,7 +4328,7 @@
           <w:sz w:val="20"/>
           <w:szCs w:val="20"/>
         </w:rPr>
-        <w:t xml:space="preserve">C)  5</w:t>
+        <w:t xml:space="preserve">C)  10</w:t>
       </w:r>
     </w:p>
     <w:p>
@@ -3768,7 +4341,7 @@
           <w:sz w:val="20"/>
           <w:szCs w:val="20"/>
         </w:rPr>
-        <w:t xml:space="preserve">D)  4</w:t>
+        <w:t xml:space="preserve">D)  19</w:t>
       </w:r>
     </w:p>
     <w:p>
@@ -4015,7 +4588,7 @@
           <w:sz w:val="20"/>
           <w:szCs w:val="20"/>
         </w:rPr>
-        <w:t xml:space="preserve">A)  90–99 with 3 students</w:t>
+        <w:t xml:space="preserve">A)  60–69 with 5 students</w:t>
       </w:r>
     </w:p>
     <w:p>
@@ -4054,7 +4627,7 @@
           <w:sz w:val="20"/>
           <w:szCs w:val="20"/>
         </w:rPr>
-        <w:t xml:space="preserve">D)  60–69 with 5 students</w:t>
+        <w:t xml:space="preserve">D)  90–99 with 3 students</w:t>
       </w:r>
     </w:p>
     <w:p>
@@ -4158,7 +4731,7 @@
           <w:sz w:val="20"/>
           <w:szCs w:val="20"/>
         </w:rPr>
-        <w:t xml:space="preserve">B)  Flat / uniform (all bars equal)</w:t>
+        <w:t xml:space="preserve">B)  Skewed right (most players low, tail toward high values)</w:t>
       </w:r>
     </w:p>
     <w:p>
@@ -4171,7 +4744,7 @@
           <w:sz w:val="20"/>
           <w:szCs w:val="20"/>
         </w:rPr>
-        <w:t xml:space="preserve">C)  Skewed right (most players low, tail toward high values)</w:t>
+        <w:t xml:space="preserve">C)  Flat / uniform (all bars equal)</w:t>
       </w:r>
     </w:p>
     <w:p>
@@ -4464,7 +5037,7 @@
           <w:sz w:val="21"/>
           <w:szCs w:val="21"/>
         </w:rPr>
-        <w:t xml:space="preserve">A)  72–75 inches</w:t>
+        <w:t xml:space="preserve">A)  60–63 inches</w:t>
       </w:r>
     </w:p>
     <w:p>
@@ -4477,7 +5050,7 @@
           <w:sz w:val="21"/>
           <w:szCs w:val="21"/>
         </w:rPr>
-        <w:t xml:space="preserve">B)  60–63 inches</w:t>
+        <w:t xml:space="preserve">B)  64–67 inches</w:t>
       </w:r>
     </w:p>
     <w:p>
@@ -4503,7 +5076,7 @@
           <w:sz w:val="21"/>
           <w:szCs w:val="21"/>
         </w:rPr>
-        <w:t xml:space="preserve">D)  64–67 inches</w:t>
+        <w:t xml:space="preserve">D)  72–75 inches</w:t>
       </w:r>
     </w:p>
     <w:p>
@@ -4695,6 +5268,69 @@
     </w:p>
     <w:p>
       <w:pPr>
+        <w:spacing w:after="80"/>
+      </w:pPr>
+      <w:r>
+        <w:rPr>
+          <w:b/>
+          <w:bCs/>
+          <w:sz w:val="21"/>
+          <w:szCs w:val="21"/>
+        </w:rPr>
+        <w:t xml:space="preserve">Notes 7:  </w:t>
+      </w:r>
+      <w:r>
+        <w:rPr>
+          <w:sz w:val="21"/>
+          <w:szCs w:val="21"/>
+        </w:rPr>
+        <w:t xml:space="preserve">Frequency table</w:t>
+      </w:r>
+    </w:p>
+    <w:p>
+      <w:pPr>
+        <w:spacing w:after="80"/>
+      </w:pPr>
+      <w:r>
+        <w:rPr>
+          <w:b/>
+          <w:bCs/>
+          <w:sz w:val="21"/>
+          <w:szCs w:val="21"/>
+        </w:rPr>
+        <w:t xml:space="preserve">Notes 8:  </w:t>
+      </w:r>
+      <w:r>
+        <w:rPr>
+          <w:sz w:val="21"/>
+          <w:szCs w:val="21"/>
+        </w:rPr>
+        <w:t xml:space="preserve">Shape of the data</w:t>
+      </w:r>
+    </w:p>
+    <w:p>
+      <w:pPr>
+        <w:spacing w:after="80"/>
+      </w:pPr>
+      <w:r>
+        <w:rPr>
+          <w:b/>
+          <w:bCs/>
+          <w:sz w:val="21"/>
+          <w:szCs w:val="21"/>
+        </w:rPr>
+        <w:t xml:space="preserve">Notes 9:  </w:t>
+      </w:r>
+      <w:r>
+        <w:rPr>
+          <w:sz w:val="21"/>
+          <w:szCs w:val="21"/>
+        </w:rPr>
+        <w:t xml:space="preserve">Peak</w:t>
+      </w:r>
+    </w:p>
+    <w:p>
+      <w:pPr>
         <w:pStyle w:val="Heading2"/>
         <w:spacing w:after="80" w:before="180"/>
       </w:pPr>
@@ -4727,7 +5363,7 @@
           <w:sz w:val="21"/>
           <w:szCs w:val="21"/>
         </w:rPr>
-        <w:t xml:space="preserve">C. 28</w:t>
+        <w:t xml:space="preserve">D. 28</w:t>
       </w:r>
     </w:p>
     <w:p>
@@ -4748,7 +5384,7 @@
           <w:sz w:val="21"/>
           <w:szCs w:val="21"/>
         </w:rPr>
-        <w:t xml:space="preserve">D. The frequency (count) of data in that interval</w:t>
+        <w:t xml:space="preserve">A. The frequency (count) of data in that interval</w:t>
       </w:r>
     </w:p>
     <w:p>
@@ -4826,7 +5462,7 @@
           <w:sz w:val="21"/>
           <w:szCs w:val="21"/>
         </w:rPr>
-        <w:t xml:space="preserve">B)  Histogram bars touch (no gaps) because the intervals are continuous ranges</w:t>
+        <w:t xml:space="preserve">A)  Histogram bars touch (no gaps) because the intervals are continuous ranges</w:t>
       </w:r>
       <w:r>
         <w:rPr>
@@ -4857,7 +5493,7 @@
           <w:sz w:val="21"/>
           <w:szCs w:val="21"/>
         </w:rPr>
-        <w:t xml:space="preserve">C)  5</w:t>
+        <w:t xml:space="preserve">B)  5</w:t>
       </w:r>
       <w:r>
         <w:rPr>
@@ -4966,7 +5602,7 @@
           <w:sz w:val="21"/>
           <w:szCs w:val="21"/>
         </w:rPr>
-        <w:t xml:space="preserve">C)  Skewed right (most players low, tail toward high values)</w:t>
+        <w:t xml:space="preserve">B)  Skewed right (most players low, tail toward high values)</w:t>
       </w:r>
       <w:r>
         <w:rPr>

--- a/lessons/2-2/downloads/2-2-notes-teacher.docx
+++ b/lessons/2-2/downloads/2-2-notes-teacher.docx
@@ -249,49 +249,269 @@
           <w:sz w:val="19"/>
           <w:szCs w:val="19"/>
         </w:rPr>
-        <w:t xml:space="preserve">Look at the picture, read the word, then read what it means.</w:t>
+        <w:t xml:space="preserve">Review each concept term, definition, non-example, and visual clue.</w:t>
       </w:r>
     </w:p>
     <w:tbl>
       <w:tblPr>
-        <w:tblW w:type="pct" w:w="100%"/>
+        <w:tblW w:type="dxa" w:w="9360"/>
         <w:tblBorders>
-          <w:top w:val="none" w:color="FFFFFF" w:sz="0"/>
-          <w:left w:val="none" w:color="FFFFFF" w:sz="0"/>
-          <w:bottom w:val="single" w:color="C7D2DD" w:sz="4"/>
-          <w:right w:val="none" w:color="FFFFFF" w:sz="0"/>
-          <w:insideH w:val="none" w:color="FFFFFF" w:sz="0"/>
-          <w:insideV w:val="none" w:color="FFFFFF" w:sz="0"/>
+          <w:top w:val="single" w:color="C7D2DD" w:sz="6"/>
+          <w:left w:val="single" w:color="C7D2DD" w:sz="6"/>
+          <w:bottom w:val="single" w:color="C7D2DD" w:sz="6"/>
+          <w:right w:val="single" w:color="C7D2DD" w:sz="6"/>
+          <w:insideH w:val="single" w:color="C7D2DD" w:sz="6"/>
+          <w:insideV w:val="single" w:color="C7D2DD" w:sz="6"/>
         </w:tblBorders>
       </w:tblPr>
       <w:tblGrid>
         <w:gridCol w:w="1800"/>
-        <w:gridCol w:w="7560"/>
+        <w:gridCol w:w="3160"/>
+        <w:gridCol w:w="2200"/>
+        <w:gridCol w:w="2200"/>
       </w:tblGrid>
       <w:tr>
         <w:trPr>
           <w:cantSplit/>
+          <w:tblHeader/>
         </w:trPr>
         <w:tc>
           <w:tcPr>
             <w:tcW w:type="dxa" w:w="1800"/>
-            <w:tcMar>
-              <w:top w:type="dxa" w:w="100"/>
-              <w:left w:type="dxa" w:w="40"/>
-              <w:bottom w:type="dxa" w:w="100"/>
-              <w:right w:type="dxa" w:w="120"/>
-            </w:tcMar>
-            <w:vAlign w:val="center"/>
+            <w:shd w:fill="EEF4F8" w:color="auto" w:val="clear"/>
+            <w:tcMar>
+              <w:top w:type="dxa" w:w="80"/>
+              <w:left w:type="dxa" w:w="100"/>
+              <w:bottom w:type="dxa" w:w="80"/>
+              <w:right w:type="dxa" w:w="100"/>
+            </w:tcMar>
           </w:tcPr>
           <w:p>
             <w:pPr>
               <w:spacing w:after="0"/>
+            </w:pPr>
+            <w:r>
+              <w:rPr>
+                <w:b/>
+                <w:bCs/>
+                <w:color w:val="12355B"/>
+                <w:sz w:val="19"/>
+                <w:szCs w:val="19"/>
+              </w:rPr>
+              <w:t xml:space="preserve">Concept Term</w:t>
+            </w:r>
+          </w:p>
+        </w:tc>
+        <w:tc>
+          <w:tcPr>
+            <w:tcW w:type="dxa" w:w="3160"/>
+            <w:shd w:fill="EEF4F8" w:color="auto" w:val="clear"/>
+            <w:tcMar>
+              <w:top w:type="dxa" w:w="80"/>
+              <w:left w:type="dxa" w:w="100"/>
+              <w:bottom w:type="dxa" w:w="80"/>
+              <w:right w:type="dxa" w:w="100"/>
+            </w:tcMar>
+          </w:tcPr>
+          <w:p>
+            <w:pPr>
+              <w:spacing w:after="0"/>
+            </w:pPr>
+            <w:r>
+              <w:rPr>
+                <w:b/>
+                <w:bCs/>
+                <w:color w:val="12355B"/>
+                <w:sz w:val="19"/>
+                <w:szCs w:val="19"/>
+              </w:rPr>
+              <w:t xml:space="preserve">Student-Friendly Definition</w:t>
+            </w:r>
+          </w:p>
+        </w:tc>
+        <w:tc>
+          <w:tcPr>
+            <w:tcW w:type="dxa" w:w="2200"/>
+            <w:shd w:fill="EEF4F8" w:color="auto" w:val="clear"/>
+            <w:tcMar>
+              <w:top w:type="dxa" w:w="80"/>
+              <w:left w:type="dxa" w:w="100"/>
+              <w:bottom w:type="dxa" w:w="80"/>
+              <w:right w:type="dxa" w:w="100"/>
+            </w:tcMar>
+          </w:tcPr>
+          <w:p>
+            <w:pPr>
+              <w:spacing w:after="0"/>
+            </w:pPr>
+            <w:r>
+              <w:rPr>
+                <w:b/>
+                <w:bCs/>
+                <w:color w:val="12355B"/>
+                <w:sz w:val="19"/>
+                <w:szCs w:val="19"/>
+              </w:rPr>
+              <w:t xml:space="preserve">Non-Example</w:t>
+            </w:r>
+          </w:p>
+        </w:tc>
+        <w:tc>
+          <w:tcPr>
+            <w:tcW w:type="dxa" w:w="2200"/>
+            <w:shd w:fill="EEF4F8" w:color="auto" w:val="clear"/>
+            <w:tcMar>
+              <w:top w:type="dxa" w:w="80"/>
+              <w:left w:type="dxa" w:w="100"/>
+              <w:bottom w:type="dxa" w:w="80"/>
+              <w:right w:type="dxa" w:w="100"/>
+            </w:tcMar>
+          </w:tcPr>
+          <w:p>
+            <w:pPr>
+              <w:spacing w:after="0"/>
+            </w:pPr>
+            <w:r>
+              <w:rPr>
+                <w:b/>
+                <w:bCs/>
+                <w:color w:val="12355B"/>
+                <w:sz w:val="19"/>
+                <w:szCs w:val="19"/>
+              </w:rPr>
+              <w:t xml:space="preserve">Visual Clue</w:t>
+            </w:r>
+          </w:p>
+        </w:tc>
+      </w:tr>
+      <w:tr>
+        <w:trPr>
+          <w:cantSplit/>
+        </w:trPr>
+        <w:tc>
+          <w:tcPr>
+            <w:tcW w:type="dxa" w:w="1800"/>
+            <w:tcMar>
+              <w:top w:type="dxa" w:w="80"/>
+              <w:left w:type="dxa" w:w="100"/>
+              <w:bottom w:type="dxa" w:w="80"/>
+              <w:right w:type="dxa" w:w="100"/>
+            </w:tcMar>
+            <w:vAlign w:val="top"/>
+          </w:tcPr>
+          <w:p>
+            <w:pPr>
+              <w:spacing w:after="30"/>
+            </w:pPr>
+            <w:r>
+              <w:rPr>
+                <w:b/>
+                <w:bCs/>
+                <w:color w:val="12355B"/>
+                <w:sz w:val="21"/>
+                <w:szCs w:val="21"/>
+              </w:rPr>
+              <w:t xml:space="preserve">Display Data with Histograms</w:t>
+            </w:r>
+          </w:p>
+          <w:p>
+            <w:pPr>
+              <w:spacing w:after="0"/>
+            </w:pPr>
+            <w:r>
+              <w:rPr>
+                <w:i/>
+                <w:iCs/>
+                <w:color w:val="5F6F80"/>
+                <w:sz w:val="18"/>
+                <w:szCs w:val="18"/>
+              </w:rPr>
+              <w:t xml:space="preserve">Representar datos con histogramas</w:t>
+            </w:r>
+          </w:p>
+        </w:tc>
+        <w:tc>
+          <w:tcPr>
+            <w:tcW w:type="dxa" w:w="3160"/>
+            <w:tcMar>
+              <w:top w:type="dxa" w:w="80"/>
+              <w:left w:type="dxa" w:w="100"/>
+              <w:bottom w:type="dxa" w:w="80"/>
+              <w:right w:type="dxa" w:w="100"/>
+            </w:tcMar>
+            <w:vAlign w:val="top"/>
+          </w:tcPr>
+          <w:p>
+            <w:pPr>
+              <w:spacing w:after="0"/>
+            </w:pPr>
+            <w:r>
+              <w:rPr>
+                <w:sz w:val="20"/>
+                <w:szCs w:val="20"/>
+              </w:rPr>
+              <w:t xml:space="preserve">Group numerical data into intervals and show each interval's frequency with a bar.</w:t>
+            </w:r>
+          </w:p>
+        </w:tc>
+        <w:tc>
+          <w:tcPr>
+            <w:tcW w:type="dxa" w:w="2200"/>
+            <w:tcMar>
+              <w:top w:type="dxa" w:w="80"/>
+              <w:left w:type="dxa" w:w="100"/>
+              <w:bottom w:type="dxa" w:w="80"/>
+              <w:right w:type="dxa" w:w="100"/>
+            </w:tcMar>
+            <w:vAlign w:val="top"/>
+          </w:tcPr>
+          <w:p>
+            <w:pPr>
+              <w:spacing w:after="40"/>
+            </w:pPr>
+            <w:r>
+              <w:rPr>
+                <w:i/>
+                <w:iCs/>
+                <w:color w:val="5F6F80"/>
+                <w:sz w:val="19"/>
+                <w:szCs w:val="19"/>
+              </w:rPr>
+              <w:t xml:space="preserve">Not Display Data with Histograms: write a counter-example that breaks the definition.</w:t>
+            </w:r>
+          </w:p>
+          <w:p>
+            <w:pPr>
+              <w:pBdr>
+                <w:bottom w:val="single" w:color="AFBECC" w:sz="6"/>
+              </w:pBdr>
+              <w:spacing w:after="30" w:before="150"/>
+            </w:pPr>
+            <w:r>
+              <w:t xml:space="preserve"/>
+            </w:r>
+          </w:p>
+        </w:tc>
+        <w:tc>
+          <w:tcPr>
+            <w:tcW w:type="dxa" w:w="2200"/>
+            <w:tcMar>
+              <w:top w:type="dxa" w:w="80"/>
+              <w:left w:type="dxa" w:w="100"/>
+              <w:bottom w:type="dxa" w:w="80"/>
+              <w:right w:type="dxa" w:w="100"/>
+            </w:tcMar>
+            <w:vAlign w:val="top"/>
+          </w:tcPr>
+          <w:p>
+            <w:pPr>
+              <w:spacing w:after="40"/>
               <w:jc w:val="center"/>
             </w:pPr>
             <w:r>
               <w:drawing>
                 <wp:inline distT="0" distB="0" distL="0" distR="0">
-                  <wp:extent cx="1047750" cy="790575"/>
+                  <wp:extent cx="876300" cy="657225"/>
                   <wp:effectExtent t="0" r="0" b="0" l="0"/>
                   <wp:docPr id="1" name="" descr="" title=""/>
                   <wp:cNvGraphicFramePr>
@@ -316,7 +536,7 @@
                         <pic:spPr bwMode="auto">
                           <a:xfrm>
                             <a:off x="0" y="0"/>
-                            <a:ext cx="1047750" cy="790575"/>
+                            <a:ext cx="876300" cy="657225"/>
                           </a:xfrm>
                           <a:prstGeom prst="rect">
                             <a:avLst/>
@@ -329,69 +549,10 @@
               </w:drawing>
             </w:r>
           </w:p>
-        </w:tc>
-        <w:tc>
-          <w:tcPr>
-            <w:tcW w:type="dxa" w:w="7560"/>
-            <w:tcMar>
-              <w:top w:type="dxa" w:w="100"/>
-              <w:left w:type="dxa" w:w="40"/>
-              <w:bottom w:type="dxa" w:w="100"/>
-              <w:right w:type="dxa" w:w="40"/>
-            </w:tcMar>
-            <w:vAlign w:val="center"/>
-          </w:tcPr>
-          <w:p>
-            <w:pPr>
-              <w:spacing w:after="50"/>
-            </w:pPr>
-            <w:r>
-              <w:rPr>
-                <w:b/>
-                <w:bCs/>
-                <w:color w:val="12355B"/>
-                <w:sz w:val="24"/>
-                <w:szCs w:val="24"/>
-              </w:rPr>
-              <w:t xml:space="preserve">Display Data with Histograms</w:t>
-            </w:r>
-            <w:r>
-              <w:rPr>
-                <w:i/>
-                <w:iCs/>
-                <w:color w:val="5F6F80"/>
-                <w:sz w:val="19"/>
-                <w:szCs w:val="19"/>
-              </w:rPr>
-              <w:t xml:space="preserve">   Representar datos con histogramas</w:t>
-            </w:r>
-          </w:p>
-          <w:p>
-            <w:pPr>
-              <w:spacing w:after="40"/>
-            </w:pPr>
-            <w:r>
-              <w:rPr>
-                <w:sz w:val="21"/>
-                <w:szCs w:val="21"/>
-              </w:rPr>
-              <w:t xml:space="preserve">Group numerical data into intervals and show each interval's frequency with a bar.</w:t>
-            </w:r>
-          </w:p>
           <w:p>
             <w:pPr>
               <w:spacing w:after="0"/>
             </w:pPr>
-            <w:r>
-              <w:rPr>
-                <w:b/>
-                <w:bCs/>
-                <w:color w:val="1FA6A2"/>
-                <w:sz w:val="18"/>
-                <w:szCs w:val="18"/>
-              </w:rPr>
-              <w:t xml:space="preserve">Example:  </w:t>
-            </w:r>
             <w:r>
               <w:rPr>
                 <w:i/>
@@ -405,23 +566,6 @@
           </w:p>
         </w:tc>
       </w:tr>
-    </w:tbl>
-    <w:tbl>
-      <w:tblPr>
-        <w:tblW w:type="pct" w:w="100%"/>
-        <w:tblBorders>
-          <w:top w:val="none" w:color="FFFFFF" w:sz="0"/>
-          <w:left w:val="none" w:color="FFFFFF" w:sz="0"/>
-          <w:bottom w:val="single" w:color="C7D2DD" w:sz="4"/>
-          <w:right w:val="none" w:color="FFFFFF" w:sz="0"/>
-          <w:insideH w:val="none" w:color="FFFFFF" w:sz="0"/>
-          <w:insideV w:val="none" w:color="FFFFFF" w:sz="0"/>
-        </w:tblBorders>
-      </w:tblPr>
-      <w:tblGrid>
-        <w:gridCol w:w="1800"/>
-        <w:gridCol w:w="7560"/>
-      </w:tblGrid>
       <w:tr>
         <w:trPr>
           <w:cantSplit/>
@@ -430,22 +574,126 @@
           <w:tcPr>
             <w:tcW w:type="dxa" w:w="1800"/>
             <w:tcMar>
-              <w:top w:type="dxa" w:w="100"/>
-              <w:left w:type="dxa" w:w="40"/>
-              <w:bottom w:type="dxa" w:w="100"/>
-              <w:right w:type="dxa" w:w="120"/>
-            </w:tcMar>
-            <w:vAlign w:val="center"/>
-          </w:tcPr>
+              <w:top w:type="dxa" w:w="80"/>
+              <w:left w:type="dxa" w:w="100"/>
+              <w:bottom w:type="dxa" w:w="80"/>
+              <w:right w:type="dxa" w:w="100"/>
+            </w:tcMar>
+            <w:vAlign w:val="top"/>
+          </w:tcPr>
+          <w:p>
+            <w:pPr>
+              <w:spacing w:after="30"/>
+            </w:pPr>
+            <w:r>
+              <w:rPr>
+                <w:b/>
+                <w:bCs/>
+                <w:color w:val="12355B"/>
+                <w:sz w:val="21"/>
+                <w:szCs w:val="21"/>
+              </w:rPr>
+              <w:t xml:space="preserve">Histogram</w:t>
+            </w:r>
+          </w:p>
           <w:p>
             <w:pPr>
               <w:spacing w:after="0"/>
+            </w:pPr>
+            <w:r>
+              <w:rPr>
+                <w:i/>
+                <w:iCs/>
+                <w:color w:val="5F6F80"/>
+                <w:sz w:val="18"/>
+                <w:szCs w:val="18"/>
+              </w:rPr>
+              <w:t xml:space="preserve">Histograma</w:t>
+            </w:r>
+          </w:p>
+        </w:tc>
+        <w:tc>
+          <w:tcPr>
+            <w:tcW w:type="dxa" w:w="3160"/>
+            <w:tcMar>
+              <w:top w:type="dxa" w:w="80"/>
+              <w:left w:type="dxa" w:w="100"/>
+              <w:bottom w:type="dxa" w:w="80"/>
+              <w:right w:type="dxa" w:w="100"/>
+            </w:tcMar>
+            <w:vAlign w:val="top"/>
+          </w:tcPr>
+          <w:p>
+            <w:pPr>
+              <w:spacing w:after="0"/>
+            </w:pPr>
+            <w:r>
+              <w:rPr>
+                <w:sz w:val="20"/>
+                <w:szCs w:val="20"/>
+              </w:rPr>
+              <w:t xml:space="preserve">A bar graph that groups data into equal ranges. The bars touch.</w:t>
+            </w:r>
+          </w:p>
+        </w:tc>
+        <w:tc>
+          <w:tcPr>
+            <w:tcW w:type="dxa" w:w="2200"/>
+            <w:tcMar>
+              <w:top w:type="dxa" w:w="80"/>
+              <w:left w:type="dxa" w:w="100"/>
+              <w:bottom w:type="dxa" w:w="80"/>
+              <w:right w:type="dxa" w:w="100"/>
+            </w:tcMar>
+            <w:vAlign w:val="top"/>
+          </w:tcPr>
+          <w:p>
+            <w:pPr>
+              <w:spacing w:after="40"/>
+            </w:pPr>
+            <w:r>
+              <w:rPr>
+                <w:i/>
+                <w:iCs/>
+                <w:color w:val="5F6F80"/>
+                <w:sz w:val="19"/>
+                <w:szCs w:val="19"/>
+              </w:rPr>
+              <w:t xml:space="preserve">Not Histogram: write a counter-example that breaks the definition.</w:t>
+            </w:r>
+          </w:p>
+          <w:p>
+            <w:pPr>
+              <w:pBdr>
+                <w:bottom w:val="single" w:color="AFBECC" w:sz="6"/>
+              </w:pBdr>
+              <w:spacing w:after="30" w:before="150"/>
+            </w:pPr>
+            <w:r>
+              <w:t xml:space="preserve"/>
+            </w:r>
+          </w:p>
+        </w:tc>
+        <w:tc>
+          <w:tcPr>
+            <w:tcW w:type="dxa" w:w="2200"/>
+            <w:tcMar>
+              <w:top w:type="dxa" w:w="80"/>
+              <w:left w:type="dxa" w:w="100"/>
+              <w:bottom w:type="dxa" w:w="80"/>
+              <w:right w:type="dxa" w:w="100"/>
+            </w:tcMar>
+            <w:vAlign w:val="top"/>
+          </w:tcPr>
+          <w:p>
+            <w:pPr>
+              <w:spacing w:after="40"/>
               <w:jc w:val="center"/>
             </w:pPr>
             <w:r>
               <w:drawing>
                 <wp:inline distT="0" distB="0" distL="0" distR="0">
-                  <wp:extent cx="1047750" cy="790575"/>
+                  <wp:extent cx="876300" cy="657225"/>
                   <wp:effectExtent t="0" r="0" b="0" l="0"/>
                   <wp:docPr id="1" name="" descr="" title=""/>
                   <wp:cNvGraphicFramePr>
@@ -470,7 +718,7 @@
                         <pic:spPr bwMode="auto">
                           <a:xfrm>
                             <a:off x="0" y="0"/>
-                            <a:ext cx="1047750" cy="790575"/>
+                            <a:ext cx="876300" cy="657225"/>
                           </a:xfrm>
                           <a:prstGeom prst="rect">
                             <a:avLst/>
@@ -483,69 +731,10 @@
               </w:drawing>
             </w:r>
           </w:p>
-        </w:tc>
-        <w:tc>
-          <w:tcPr>
-            <w:tcW w:type="dxa" w:w="7560"/>
-            <w:tcMar>
-              <w:top w:type="dxa" w:w="100"/>
-              <w:left w:type="dxa" w:w="40"/>
-              <w:bottom w:type="dxa" w:w="100"/>
-              <w:right w:type="dxa" w:w="40"/>
-            </w:tcMar>
-            <w:vAlign w:val="center"/>
-          </w:tcPr>
-          <w:p>
-            <w:pPr>
-              <w:spacing w:after="50"/>
-            </w:pPr>
-            <w:r>
-              <w:rPr>
-                <w:b/>
-                <w:bCs/>
-                <w:color w:val="12355B"/>
-                <w:sz w:val="24"/>
-                <w:szCs w:val="24"/>
-              </w:rPr>
-              <w:t xml:space="preserve">Histogram</w:t>
-            </w:r>
-            <w:r>
-              <w:rPr>
-                <w:i/>
-                <w:iCs/>
-                <w:color w:val="5F6F80"/>
-                <w:sz w:val="19"/>
-                <w:szCs w:val="19"/>
-              </w:rPr>
-              <w:t xml:space="preserve">   Histograma</w:t>
-            </w:r>
-          </w:p>
-          <w:p>
-            <w:pPr>
-              <w:spacing w:after="40"/>
-            </w:pPr>
-            <w:r>
-              <w:rPr>
-                <w:sz w:val="21"/>
-                <w:szCs w:val="21"/>
-              </w:rPr>
-              <w:t xml:space="preserve">A bar graph that groups data into equal ranges. The bars touch.</w:t>
-            </w:r>
-          </w:p>
           <w:p>
             <w:pPr>
               <w:spacing w:after="0"/>
             </w:pPr>
-            <w:r>
-              <w:rPr>
-                <w:b/>
-                <w:bCs/>
-                <w:color w:val="1FA6A2"/>
-                <w:sz w:val="18"/>
-                <w:szCs w:val="18"/>
-              </w:rPr>
-              <w:t xml:space="preserve">Example:  </w:t>
-            </w:r>
             <w:r>
               <w:rPr>
                 <w:i/>
@@ -559,23 +748,6 @@
           </w:p>
         </w:tc>
       </w:tr>
-    </w:tbl>
-    <w:tbl>
-      <w:tblPr>
-        <w:tblW w:type="pct" w:w="100%"/>
-        <w:tblBorders>
-          <w:top w:val="none" w:color="FFFFFF" w:sz="0"/>
-          <w:left w:val="none" w:color="FFFFFF" w:sz="0"/>
-          <w:bottom w:val="single" w:color="C7D2DD" w:sz="4"/>
-          <w:right w:val="none" w:color="FFFFFF" w:sz="0"/>
-          <w:insideH w:val="none" w:color="FFFFFF" w:sz="0"/>
-          <w:insideV w:val="none" w:color="FFFFFF" w:sz="0"/>
-        </w:tblBorders>
-      </w:tblPr>
-      <w:tblGrid>
-        <w:gridCol w:w="1800"/>
-        <w:gridCol w:w="7560"/>
-      </w:tblGrid>
       <w:tr>
         <w:trPr>
           <w:cantSplit/>
@@ -584,22 +756,126 @@
           <w:tcPr>
             <w:tcW w:type="dxa" w:w="1800"/>
             <w:tcMar>
-              <w:top w:type="dxa" w:w="100"/>
-              <w:left w:type="dxa" w:w="40"/>
-              <w:bottom w:type="dxa" w:w="100"/>
-              <w:right w:type="dxa" w:w="120"/>
-            </w:tcMar>
-            <w:vAlign w:val="center"/>
-          </w:tcPr>
+              <w:top w:type="dxa" w:w="80"/>
+              <w:left w:type="dxa" w:w="100"/>
+              <w:bottom w:type="dxa" w:w="80"/>
+              <w:right w:type="dxa" w:w="100"/>
+            </w:tcMar>
+            <w:vAlign w:val="top"/>
+          </w:tcPr>
+          <w:p>
+            <w:pPr>
+              <w:spacing w:after="30"/>
+            </w:pPr>
+            <w:r>
+              <w:rPr>
+                <w:b/>
+                <w:bCs/>
+                <w:color w:val="12355B"/>
+                <w:sz w:val="21"/>
+                <w:szCs w:val="21"/>
+              </w:rPr>
+              <w:t xml:space="preserve">Frequency</w:t>
+            </w:r>
+          </w:p>
           <w:p>
             <w:pPr>
               <w:spacing w:after="0"/>
+            </w:pPr>
+            <w:r>
+              <w:rPr>
+                <w:i/>
+                <w:iCs/>
+                <w:color w:val="5F6F80"/>
+                <w:sz w:val="18"/>
+                <w:szCs w:val="18"/>
+              </w:rPr>
+              <w:t xml:space="preserve">Frecuencia</w:t>
+            </w:r>
+          </w:p>
+        </w:tc>
+        <w:tc>
+          <w:tcPr>
+            <w:tcW w:type="dxa" w:w="3160"/>
+            <w:tcMar>
+              <w:top w:type="dxa" w:w="80"/>
+              <w:left w:type="dxa" w:w="100"/>
+              <w:bottom w:type="dxa" w:w="80"/>
+              <w:right w:type="dxa" w:w="100"/>
+            </w:tcMar>
+            <w:vAlign w:val="top"/>
+          </w:tcPr>
+          <w:p>
+            <w:pPr>
+              <w:spacing w:after="0"/>
+            </w:pPr>
+            <w:r>
+              <w:rPr>
+                <w:sz w:val="20"/>
+                <w:szCs w:val="20"/>
+              </w:rPr>
+              <w:t xml:space="preserve">How many times a value shows up.</w:t>
+            </w:r>
+          </w:p>
+        </w:tc>
+        <w:tc>
+          <w:tcPr>
+            <w:tcW w:type="dxa" w:w="2200"/>
+            <w:tcMar>
+              <w:top w:type="dxa" w:w="80"/>
+              <w:left w:type="dxa" w:w="100"/>
+              <w:bottom w:type="dxa" w:w="80"/>
+              <w:right w:type="dxa" w:w="100"/>
+            </w:tcMar>
+            <w:vAlign w:val="top"/>
+          </w:tcPr>
+          <w:p>
+            <w:pPr>
+              <w:spacing w:after="40"/>
+            </w:pPr>
+            <w:r>
+              <w:rPr>
+                <w:i/>
+                <w:iCs/>
+                <w:color w:val="5F6F80"/>
+                <w:sz w:val="19"/>
+                <w:szCs w:val="19"/>
+              </w:rPr>
+              <w:t xml:space="preserve">Not Frequency: write a counter-example that breaks the definition.</w:t>
+            </w:r>
+          </w:p>
+          <w:p>
+            <w:pPr>
+              <w:pBdr>
+                <w:bottom w:val="single" w:color="AFBECC" w:sz="6"/>
+              </w:pBdr>
+              <w:spacing w:after="30" w:before="150"/>
+            </w:pPr>
+            <w:r>
+              <w:t xml:space="preserve"/>
+            </w:r>
+          </w:p>
+        </w:tc>
+        <w:tc>
+          <w:tcPr>
+            <w:tcW w:type="dxa" w:w="2200"/>
+            <w:tcMar>
+              <w:top w:type="dxa" w:w="80"/>
+              <w:left w:type="dxa" w:w="100"/>
+              <w:bottom w:type="dxa" w:w="80"/>
+              <w:right w:type="dxa" w:w="100"/>
+            </w:tcMar>
+            <w:vAlign w:val="top"/>
+          </w:tcPr>
+          <w:p>
+            <w:pPr>
+              <w:spacing w:after="40"/>
               <w:jc w:val="center"/>
             </w:pPr>
             <w:r>
               <w:drawing>
                 <wp:inline distT="0" distB="0" distL="0" distR="0">
-                  <wp:extent cx="1047750" cy="790575"/>
+                  <wp:extent cx="876300" cy="657225"/>
                   <wp:effectExtent t="0" r="0" b="0" l="0"/>
                   <wp:docPr id="1" name="" descr="" title=""/>
                   <wp:cNvGraphicFramePr>
@@ -624,7 +900,7 @@
                         <pic:spPr bwMode="auto">
                           <a:xfrm>
                             <a:off x="0" y="0"/>
-                            <a:ext cx="1047750" cy="790575"/>
+                            <a:ext cx="876300" cy="657225"/>
                           </a:xfrm>
                           <a:prstGeom prst="rect">
                             <a:avLst/>
@@ -637,69 +913,10 @@
               </w:drawing>
             </w:r>
           </w:p>
-        </w:tc>
-        <w:tc>
-          <w:tcPr>
-            <w:tcW w:type="dxa" w:w="7560"/>
-            <w:tcMar>
-              <w:top w:type="dxa" w:w="100"/>
-              <w:left w:type="dxa" w:w="40"/>
-              <w:bottom w:type="dxa" w:w="100"/>
-              <w:right w:type="dxa" w:w="40"/>
-            </w:tcMar>
-            <w:vAlign w:val="center"/>
-          </w:tcPr>
-          <w:p>
-            <w:pPr>
-              <w:spacing w:after="50"/>
-            </w:pPr>
-            <w:r>
-              <w:rPr>
-                <w:b/>
-                <w:bCs/>
-                <w:color w:val="12355B"/>
-                <w:sz w:val="24"/>
-                <w:szCs w:val="24"/>
-              </w:rPr>
-              <w:t xml:space="preserve">Frequency</w:t>
-            </w:r>
-            <w:r>
-              <w:rPr>
-                <w:i/>
-                <w:iCs/>
-                <w:color w:val="5F6F80"/>
-                <w:sz w:val="19"/>
-                <w:szCs w:val="19"/>
-              </w:rPr>
-              <w:t xml:space="preserve">   Frecuencia</w:t>
-            </w:r>
-          </w:p>
-          <w:p>
-            <w:pPr>
-              <w:spacing w:after="40"/>
-            </w:pPr>
-            <w:r>
-              <w:rPr>
-                <w:sz w:val="21"/>
-                <w:szCs w:val="21"/>
-              </w:rPr>
-              <w:t xml:space="preserve">How many times a value shows up.</w:t>
-            </w:r>
-          </w:p>
           <w:p>
             <w:pPr>
               <w:spacing w:after="0"/>
             </w:pPr>
-            <w:r>
-              <w:rPr>
-                <w:b/>
-                <w:bCs/>
-                <w:color w:val="1FA6A2"/>
-                <w:sz w:val="18"/>
-                <w:szCs w:val="18"/>
-              </w:rPr>
-              <w:t xml:space="preserve">Example:  </w:t>
-            </w:r>
             <w:r>
               <w:rPr>
                 <w:i/>
@@ -713,23 +930,6 @@
           </w:p>
         </w:tc>
       </w:tr>
-    </w:tbl>
-    <w:tbl>
-      <w:tblPr>
-        <w:tblW w:type="pct" w:w="100%"/>
-        <w:tblBorders>
-          <w:top w:val="none" w:color="FFFFFF" w:sz="0"/>
-          <w:left w:val="none" w:color="FFFFFF" w:sz="0"/>
-          <w:bottom w:val="single" w:color="C7D2DD" w:sz="4"/>
-          <w:right w:val="none" w:color="FFFFFF" w:sz="0"/>
-          <w:insideH w:val="none" w:color="FFFFFF" w:sz="0"/>
-          <w:insideV w:val="none" w:color="FFFFFF" w:sz="0"/>
-        </w:tblBorders>
-      </w:tblPr>
-      <w:tblGrid>
-        <w:gridCol w:w="1800"/>
-        <w:gridCol w:w="7560"/>
-      </w:tblGrid>
       <w:tr>
         <w:trPr>
           <w:cantSplit/>
@@ -738,22 +938,126 @@
           <w:tcPr>
             <w:tcW w:type="dxa" w:w="1800"/>
             <w:tcMar>
-              <w:top w:type="dxa" w:w="100"/>
-              <w:left w:type="dxa" w:w="40"/>
-              <w:bottom w:type="dxa" w:w="100"/>
-              <w:right w:type="dxa" w:w="120"/>
-            </w:tcMar>
-            <w:vAlign w:val="center"/>
-          </w:tcPr>
+              <w:top w:type="dxa" w:w="80"/>
+              <w:left w:type="dxa" w:w="100"/>
+              <w:bottom w:type="dxa" w:w="80"/>
+              <w:right w:type="dxa" w:w="100"/>
+            </w:tcMar>
+            <w:vAlign w:val="top"/>
+          </w:tcPr>
+          <w:p>
+            <w:pPr>
+              <w:spacing w:after="30"/>
+            </w:pPr>
+            <w:r>
+              <w:rPr>
+                <w:b/>
+                <w:bCs/>
+                <w:color w:val="12355B"/>
+                <w:sz w:val="21"/>
+                <w:szCs w:val="21"/>
+              </w:rPr>
+              <w:t xml:space="preserve">Interval</w:t>
+            </w:r>
+          </w:p>
           <w:p>
             <w:pPr>
               <w:spacing w:after="0"/>
+            </w:pPr>
+            <w:r>
+              <w:rPr>
+                <w:i/>
+                <w:iCs/>
+                <w:color w:val="5F6F80"/>
+                <w:sz w:val="18"/>
+                <w:szCs w:val="18"/>
+              </w:rPr>
+              <w:t xml:space="preserve">Intervalo</w:t>
+            </w:r>
+          </w:p>
+        </w:tc>
+        <w:tc>
+          <w:tcPr>
+            <w:tcW w:type="dxa" w:w="3160"/>
+            <w:tcMar>
+              <w:top w:type="dxa" w:w="80"/>
+              <w:left w:type="dxa" w:w="100"/>
+              <w:bottom w:type="dxa" w:w="80"/>
+              <w:right w:type="dxa" w:w="100"/>
+            </w:tcMar>
+            <w:vAlign w:val="top"/>
+          </w:tcPr>
+          <w:p>
+            <w:pPr>
+              <w:spacing w:after="0"/>
+            </w:pPr>
+            <w:r>
+              <w:rPr>
+                <w:sz w:val="20"/>
+                <w:szCs w:val="20"/>
+              </w:rPr>
+              <w:t xml:space="preserve">A range of numbers used to group data.</w:t>
+            </w:r>
+          </w:p>
+        </w:tc>
+        <w:tc>
+          <w:tcPr>
+            <w:tcW w:type="dxa" w:w="2200"/>
+            <w:tcMar>
+              <w:top w:type="dxa" w:w="80"/>
+              <w:left w:type="dxa" w:w="100"/>
+              <w:bottom w:type="dxa" w:w="80"/>
+              <w:right w:type="dxa" w:w="100"/>
+            </w:tcMar>
+            <w:vAlign w:val="top"/>
+          </w:tcPr>
+          <w:p>
+            <w:pPr>
+              <w:spacing w:after="40"/>
+            </w:pPr>
+            <w:r>
+              <w:rPr>
+                <w:i/>
+                <w:iCs/>
+                <w:color w:val="5F6F80"/>
+                <w:sz w:val="19"/>
+                <w:szCs w:val="19"/>
+              </w:rPr>
+              <w:t xml:space="preserve">Not Interval: write a counter-example that breaks the definition.</w:t>
+            </w:r>
+          </w:p>
+          <w:p>
+            <w:pPr>
+              <w:pBdr>
+                <w:bottom w:val="single" w:color="AFBECC" w:sz="6"/>
+              </w:pBdr>
+              <w:spacing w:after="30" w:before="150"/>
+            </w:pPr>
+            <w:r>
+              <w:t xml:space="preserve"/>
+            </w:r>
+          </w:p>
+        </w:tc>
+        <w:tc>
+          <w:tcPr>
+            <w:tcW w:type="dxa" w:w="2200"/>
+            <w:tcMar>
+              <w:top w:type="dxa" w:w="80"/>
+              <w:left w:type="dxa" w:w="100"/>
+              <w:bottom w:type="dxa" w:w="80"/>
+              <w:right w:type="dxa" w:w="100"/>
+            </w:tcMar>
+            <w:vAlign w:val="top"/>
+          </w:tcPr>
+          <w:p>
+            <w:pPr>
+              <w:spacing w:after="40"/>
               <w:jc w:val="center"/>
             </w:pPr>
             <w:r>
               <w:drawing>
                 <wp:inline distT="0" distB="0" distL="0" distR="0">
-                  <wp:extent cx="1047750" cy="790575"/>
+                  <wp:extent cx="876300" cy="657225"/>
                   <wp:effectExtent t="0" r="0" b="0" l="0"/>
                   <wp:docPr id="1" name="" descr="" title=""/>
                   <wp:cNvGraphicFramePr>
@@ -778,7 +1082,7 @@
                         <pic:spPr bwMode="auto">
                           <a:xfrm>
                             <a:off x="0" y="0"/>
-                            <a:ext cx="1047750" cy="790575"/>
+                            <a:ext cx="876300" cy="657225"/>
                           </a:xfrm>
                           <a:prstGeom prst="rect">
                             <a:avLst/>
@@ -791,69 +1095,10 @@
               </w:drawing>
             </w:r>
           </w:p>
-        </w:tc>
-        <w:tc>
-          <w:tcPr>
-            <w:tcW w:type="dxa" w:w="7560"/>
-            <w:tcMar>
-              <w:top w:type="dxa" w:w="100"/>
-              <w:left w:type="dxa" w:w="40"/>
-              <w:bottom w:type="dxa" w:w="100"/>
-              <w:right w:type="dxa" w:w="40"/>
-            </w:tcMar>
-            <w:vAlign w:val="center"/>
-          </w:tcPr>
-          <w:p>
-            <w:pPr>
-              <w:spacing w:after="50"/>
-            </w:pPr>
-            <w:r>
-              <w:rPr>
-                <w:b/>
-                <w:bCs/>
-                <w:color w:val="12355B"/>
-                <w:sz w:val="24"/>
-                <w:szCs w:val="24"/>
-              </w:rPr>
-              <w:t xml:space="preserve">Interval</w:t>
-            </w:r>
-            <w:r>
-              <w:rPr>
-                <w:i/>
-                <w:iCs/>
-                <w:color w:val="5F6F80"/>
-                <w:sz w:val="19"/>
-                <w:szCs w:val="19"/>
-              </w:rPr>
-              <w:t xml:space="preserve">   Intervalo</w:t>
-            </w:r>
-          </w:p>
-          <w:p>
-            <w:pPr>
-              <w:spacing w:after="40"/>
-            </w:pPr>
-            <w:r>
-              <w:rPr>
-                <w:sz w:val="21"/>
-                <w:szCs w:val="21"/>
-              </w:rPr>
-              <w:t xml:space="preserve">A range of numbers used to group data.</w:t>
-            </w:r>
-          </w:p>
           <w:p>
             <w:pPr>
               <w:spacing w:after="0"/>
             </w:pPr>
-            <w:r>
-              <w:rPr>
-                <w:b/>
-                <w:bCs/>
-                <w:color w:val="1FA6A2"/>
-                <w:sz w:val="18"/>
-                <w:szCs w:val="18"/>
-              </w:rPr>
-              <w:t xml:space="preserve">Example:  </w:t>
-            </w:r>
             <w:r>
               <w:rPr>
                 <w:i/>
@@ -867,23 +1112,6 @@
           </w:p>
         </w:tc>
       </w:tr>
-    </w:tbl>
-    <w:tbl>
-      <w:tblPr>
-        <w:tblW w:type="pct" w:w="100%"/>
-        <w:tblBorders>
-          <w:top w:val="none" w:color="FFFFFF" w:sz="0"/>
-          <w:left w:val="none" w:color="FFFFFF" w:sz="0"/>
-          <w:bottom w:val="single" w:color="C7D2DD" w:sz="4"/>
-          <w:right w:val="none" w:color="FFFFFF" w:sz="0"/>
-          <w:insideH w:val="none" w:color="FFFFFF" w:sz="0"/>
-          <w:insideV w:val="none" w:color="FFFFFF" w:sz="0"/>
-        </w:tblBorders>
-      </w:tblPr>
-      <w:tblGrid>
-        <w:gridCol w:w="1800"/>
-        <w:gridCol w:w="7560"/>
-      </w:tblGrid>
       <w:tr>
         <w:trPr>
           <w:cantSplit/>
@@ -892,22 +1120,126 @@
           <w:tcPr>
             <w:tcW w:type="dxa" w:w="1800"/>
             <w:tcMar>
-              <w:top w:type="dxa" w:w="100"/>
-              <w:left w:type="dxa" w:w="40"/>
-              <w:bottom w:type="dxa" w:w="100"/>
-              <w:right w:type="dxa" w:w="120"/>
-            </w:tcMar>
-            <w:vAlign w:val="center"/>
-          </w:tcPr>
+              <w:top w:type="dxa" w:w="80"/>
+              <w:left w:type="dxa" w:w="100"/>
+              <w:bottom w:type="dxa" w:w="80"/>
+              <w:right w:type="dxa" w:w="100"/>
+            </w:tcMar>
+            <w:vAlign w:val="top"/>
+          </w:tcPr>
+          <w:p>
+            <w:pPr>
+              <w:spacing w:after="30"/>
+            </w:pPr>
+            <w:r>
+              <w:rPr>
+                <w:b/>
+                <w:bCs/>
+                <w:color w:val="12355B"/>
+                <w:sz w:val="21"/>
+                <w:szCs w:val="21"/>
+              </w:rPr>
+              <w:t xml:space="preserve">Distribution</w:t>
+            </w:r>
+          </w:p>
           <w:p>
             <w:pPr>
               <w:spacing w:after="0"/>
+            </w:pPr>
+            <w:r>
+              <w:rPr>
+                <w:i/>
+                <w:iCs/>
+                <w:color w:val="5F6F80"/>
+                <w:sz w:val="18"/>
+                <w:szCs w:val="18"/>
+              </w:rPr>
+              <w:t xml:space="preserve">Distribución</w:t>
+            </w:r>
+          </w:p>
+        </w:tc>
+        <w:tc>
+          <w:tcPr>
+            <w:tcW w:type="dxa" w:w="3160"/>
+            <w:tcMar>
+              <w:top w:type="dxa" w:w="80"/>
+              <w:left w:type="dxa" w:w="100"/>
+              <w:bottom w:type="dxa" w:w="80"/>
+              <w:right w:type="dxa" w:w="100"/>
+            </w:tcMar>
+            <w:vAlign w:val="top"/>
+          </w:tcPr>
+          <w:p>
+            <w:pPr>
+              <w:spacing w:after="0"/>
+            </w:pPr>
+            <w:r>
+              <w:rPr>
+                <w:sz w:val="20"/>
+                <w:szCs w:val="20"/>
+              </w:rPr>
+              <w:t xml:space="preserve">How the data is spread out.</w:t>
+            </w:r>
+          </w:p>
+        </w:tc>
+        <w:tc>
+          <w:tcPr>
+            <w:tcW w:type="dxa" w:w="2200"/>
+            <w:tcMar>
+              <w:top w:type="dxa" w:w="80"/>
+              <w:left w:type="dxa" w:w="100"/>
+              <w:bottom w:type="dxa" w:w="80"/>
+              <w:right w:type="dxa" w:w="100"/>
+            </w:tcMar>
+            <w:vAlign w:val="top"/>
+          </w:tcPr>
+          <w:p>
+            <w:pPr>
+              <w:spacing w:after="40"/>
+            </w:pPr>
+            <w:r>
+              <w:rPr>
+                <w:i/>
+                <w:iCs/>
+                <w:color w:val="5F6F80"/>
+                <w:sz w:val="19"/>
+                <w:szCs w:val="19"/>
+              </w:rPr>
+              <w:t xml:space="preserve">Not Distribution: write a counter-example that breaks the definition.</w:t>
+            </w:r>
+          </w:p>
+          <w:p>
+            <w:pPr>
+              <w:pBdr>
+                <w:bottom w:val="single" w:color="AFBECC" w:sz="6"/>
+              </w:pBdr>
+              <w:spacing w:after="30" w:before="150"/>
+            </w:pPr>
+            <w:r>
+              <w:t xml:space="preserve"/>
+            </w:r>
+          </w:p>
+        </w:tc>
+        <w:tc>
+          <w:tcPr>
+            <w:tcW w:type="dxa" w:w="2200"/>
+            <w:tcMar>
+              <w:top w:type="dxa" w:w="80"/>
+              <w:left w:type="dxa" w:w="100"/>
+              <w:bottom w:type="dxa" w:w="80"/>
+              <w:right w:type="dxa" w:w="100"/>
+            </w:tcMar>
+            <w:vAlign w:val="top"/>
+          </w:tcPr>
+          <w:p>
+            <w:pPr>
+              <w:spacing w:after="40"/>
               <w:jc w:val="center"/>
             </w:pPr>
             <w:r>
               <w:drawing>
                 <wp:inline distT="0" distB="0" distL="0" distR="0">
-                  <wp:extent cx="1047750" cy="790575"/>
+                  <wp:extent cx="876300" cy="657225"/>
                   <wp:effectExtent t="0" r="0" b="0" l="0"/>
                   <wp:docPr id="1" name="" descr="" title=""/>
                   <wp:cNvGraphicFramePr>
@@ -932,7 +1264,7 @@
                         <pic:spPr bwMode="auto">
                           <a:xfrm>
                             <a:off x="0" y="0"/>
-                            <a:ext cx="1047750" cy="790575"/>
+                            <a:ext cx="876300" cy="657225"/>
                           </a:xfrm>
                           <a:prstGeom prst="rect">
                             <a:avLst/>
@@ -945,69 +1277,10 @@
               </w:drawing>
             </w:r>
           </w:p>
-        </w:tc>
-        <w:tc>
-          <w:tcPr>
-            <w:tcW w:type="dxa" w:w="7560"/>
-            <w:tcMar>
-              <w:top w:type="dxa" w:w="100"/>
-              <w:left w:type="dxa" w:w="40"/>
-              <w:bottom w:type="dxa" w:w="100"/>
-              <w:right w:type="dxa" w:w="40"/>
-            </w:tcMar>
-            <w:vAlign w:val="center"/>
-          </w:tcPr>
-          <w:p>
-            <w:pPr>
-              <w:spacing w:after="50"/>
-            </w:pPr>
-            <w:r>
-              <w:rPr>
-                <w:b/>
-                <w:bCs/>
-                <w:color w:val="12355B"/>
-                <w:sz w:val="24"/>
-                <w:szCs w:val="24"/>
-              </w:rPr>
-              <w:t xml:space="preserve">Distribution</w:t>
-            </w:r>
-            <w:r>
-              <w:rPr>
-                <w:i/>
-                <w:iCs/>
-                <w:color w:val="5F6F80"/>
-                <w:sz w:val="19"/>
-                <w:szCs w:val="19"/>
-              </w:rPr>
-              <w:t xml:space="preserve">   Distribución</w:t>
-            </w:r>
-          </w:p>
-          <w:p>
-            <w:pPr>
-              <w:spacing w:after="40"/>
-            </w:pPr>
-            <w:r>
-              <w:rPr>
-                <w:sz w:val="21"/>
-                <w:szCs w:val="21"/>
-              </w:rPr>
-              <w:t xml:space="preserve">How the data is spread out.</w:t>
-            </w:r>
-          </w:p>
           <w:p>
             <w:pPr>
               <w:spacing w:after="0"/>
             </w:pPr>
-            <w:r>
-              <w:rPr>
-                <w:b/>
-                <w:bCs/>
-                <w:color w:val="1FA6A2"/>
-                <w:sz w:val="18"/>
-                <w:szCs w:val="18"/>
-              </w:rPr>
-              <w:t xml:space="preserve">Example:  </w:t>
-            </w:r>
             <w:r>
               <w:rPr>
                 <w:i/>
@@ -1021,23 +1294,6 @@
           </w:p>
         </w:tc>
       </w:tr>
-    </w:tbl>
-    <w:tbl>
-      <w:tblPr>
-        <w:tblW w:type="pct" w:w="100%"/>
-        <w:tblBorders>
-          <w:top w:val="none" w:color="FFFFFF" w:sz="0"/>
-          <w:left w:val="none" w:color="FFFFFF" w:sz="0"/>
-          <w:bottom w:val="single" w:color="C7D2DD" w:sz="4"/>
-          <w:right w:val="none" w:color="FFFFFF" w:sz="0"/>
-          <w:insideH w:val="none" w:color="FFFFFF" w:sz="0"/>
-          <w:insideV w:val="none" w:color="FFFFFF" w:sz="0"/>
-        </w:tblBorders>
-      </w:tblPr>
-      <w:tblGrid>
-        <w:gridCol w:w="1800"/>
-        <w:gridCol w:w="7560"/>
-      </w:tblGrid>
       <w:tr>
         <w:trPr>
           <w:cantSplit/>
@@ -1046,22 +1302,126 @@
           <w:tcPr>
             <w:tcW w:type="dxa" w:w="1800"/>
             <w:tcMar>
-              <w:top w:type="dxa" w:w="100"/>
-              <w:left w:type="dxa" w:w="40"/>
-              <w:bottom w:type="dxa" w:w="100"/>
-              <w:right w:type="dxa" w:w="120"/>
-            </w:tcMar>
-            <w:vAlign w:val="center"/>
-          </w:tcPr>
+              <w:top w:type="dxa" w:w="80"/>
+              <w:left w:type="dxa" w:w="100"/>
+              <w:bottom w:type="dxa" w:w="80"/>
+              <w:right w:type="dxa" w:w="100"/>
+            </w:tcMar>
+            <w:vAlign w:val="top"/>
+          </w:tcPr>
+          <w:p>
+            <w:pPr>
+              <w:spacing w:after="30"/>
+            </w:pPr>
+            <w:r>
+              <w:rPr>
+                <w:b/>
+                <w:bCs/>
+                <w:color w:val="12355B"/>
+                <w:sz w:val="21"/>
+                <w:szCs w:val="21"/>
+              </w:rPr>
+              <w:t xml:space="preserve">Variability</w:t>
+            </w:r>
+          </w:p>
           <w:p>
             <w:pPr>
               <w:spacing w:after="0"/>
+            </w:pPr>
+            <w:r>
+              <w:rPr>
+                <w:i/>
+                <w:iCs/>
+                <w:color w:val="5F6F80"/>
+                <w:sz w:val="18"/>
+                <w:szCs w:val="18"/>
+              </w:rPr>
+              <w:t xml:space="preserve">Variabilidad</w:t>
+            </w:r>
+          </w:p>
+        </w:tc>
+        <w:tc>
+          <w:tcPr>
+            <w:tcW w:type="dxa" w:w="3160"/>
+            <w:tcMar>
+              <w:top w:type="dxa" w:w="80"/>
+              <w:left w:type="dxa" w:w="100"/>
+              <w:bottom w:type="dxa" w:w="80"/>
+              <w:right w:type="dxa" w:w="100"/>
+            </w:tcMar>
+            <w:vAlign w:val="top"/>
+          </w:tcPr>
+          <w:p>
+            <w:pPr>
+              <w:spacing w:after="0"/>
+            </w:pPr>
+            <w:r>
+              <w:rPr>
+                <w:sz w:val="20"/>
+                <w:szCs w:val="20"/>
+              </w:rPr>
+              <w:t xml:space="preserve">How spread out the numbers are.</w:t>
+            </w:r>
+          </w:p>
+        </w:tc>
+        <w:tc>
+          <w:tcPr>
+            <w:tcW w:type="dxa" w:w="2200"/>
+            <w:tcMar>
+              <w:top w:type="dxa" w:w="80"/>
+              <w:left w:type="dxa" w:w="100"/>
+              <w:bottom w:type="dxa" w:w="80"/>
+              <w:right w:type="dxa" w:w="100"/>
+            </w:tcMar>
+            <w:vAlign w:val="top"/>
+          </w:tcPr>
+          <w:p>
+            <w:pPr>
+              <w:spacing w:after="40"/>
+            </w:pPr>
+            <w:r>
+              <w:rPr>
+                <w:i/>
+                <w:iCs/>
+                <w:color w:val="5F6F80"/>
+                <w:sz w:val="19"/>
+                <w:szCs w:val="19"/>
+              </w:rPr>
+              <w:t xml:space="preserve">Not Variability: write a counter-example that breaks the definition.</w:t>
+            </w:r>
+          </w:p>
+          <w:p>
+            <w:pPr>
+              <w:pBdr>
+                <w:bottom w:val="single" w:color="AFBECC" w:sz="6"/>
+              </w:pBdr>
+              <w:spacing w:after="30" w:before="150"/>
+            </w:pPr>
+            <w:r>
+              <w:t xml:space="preserve"/>
+            </w:r>
+          </w:p>
+        </w:tc>
+        <w:tc>
+          <w:tcPr>
+            <w:tcW w:type="dxa" w:w="2200"/>
+            <w:tcMar>
+              <w:top w:type="dxa" w:w="80"/>
+              <w:left w:type="dxa" w:w="100"/>
+              <w:bottom w:type="dxa" w:w="80"/>
+              <w:right w:type="dxa" w:w="100"/>
+            </w:tcMar>
+            <w:vAlign w:val="top"/>
+          </w:tcPr>
+          <w:p>
+            <w:pPr>
+              <w:spacing w:after="40"/>
               <w:jc w:val="center"/>
             </w:pPr>
             <w:r>
               <w:drawing>
                 <wp:inline distT="0" distB="0" distL="0" distR="0">
-                  <wp:extent cx="1047750" cy="790575"/>
+                  <wp:extent cx="876300" cy="657225"/>
                   <wp:effectExtent t="0" r="0" b="0" l="0"/>
                   <wp:docPr id="1" name="" descr="" title=""/>
                   <wp:cNvGraphicFramePr>
@@ -1086,7 +1446,7 @@
                         <pic:spPr bwMode="auto">
                           <a:xfrm>
                             <a:off x="0" y="0"/>
-                            <a:ext cx="1047750" cy="790575"/>
+                            <a:ext cx="876300" cy="657225"/>
                           </a:xfrm>
                           <a:prstGeom prst="rect">
                             <a:avLst/>
@@ -1099,69 +1459,10 @@
               </w:drawing>
             </w:r>
           </w:p>
-        </w:tc>
-        <w:tc>
-          <w:tcPr>
-            <w:tcW w:type="dxa" w:w="7560"/>
-            <w:tcMar>
-              <w:top w:type="dxa" w:w="100"/>
-              <w:left w:type="dxa" w:w="40"/>
-              <w:bottom w:type="dxa" w:w="100"/>
-              <w:right w:type="dxa" w:w="40"/>
-            </w:tcMar>
-            <w:vAlign w:val="center"/>
-          </w:tcPr>
-          <w:p>
-            <w:pPr>
-              <w:spacing w:after="50"/>
-            </w:pPr>
-            <w:r>
-              <w:rPr>
-                <w:b/>
-                <w:bCs/>
-                <w:color w:val="12355B"/>
-                <w:sz w:val="24"/>
-                <w:szCs w:val="24"/>
-              </w:rPr>
-              <w:t xml:space="preserve">Variability</w:t>
-            </w:r>
-            <w:r>
-              <w:rPr>
-                <w:i/>
-                <w:iCs/>
-                <w:color w:val="5F6F80"/>
-                <w:sz w:val="19"/>
-                <w:szCs w:val="19"/>
-              </w:rPr>
-              <w:t xml:space="preserve">   Variabilidad</w:t>
-            </w:r>
-          </w:p>
-          <w:p>
-            <w:pPr>
-              <w:spacing w:after="40"/>
-            </w:pPr>
-            <w:r>
-              <w:rPr>
-                <w:sz w:val="21"/>
-                <w:szCs w:val="21"/>
-              </w:rPr>
-              <w:t xml:space="preserve">How spread out the numbers are.</w:t>
-            </w:r>
-          </w:p>
           <w:p>
             <w:pPr>
               <w:spacing w:after="0"/>
             </w:pPr>
-            <w:r>
-              <w:rPr>
-                <w:b/>
-                <w:bCs/>
-                <w:color w:val="1FA6A2"/>
-                <w:sz w:val="18"/>
-                <w:szCs w:val="18"/>
-              </w:rPr>
-              <w:t xml:space="preserve">Example:  </w:t>
-            </w:r>
             <w:r>
               <w:rPr>
                 <w:i/>
@@ -1175,23 +1476,6 @@
           </w:p>
         </w:tc>
       </w:tr>
-    </w:tbl>
-    <w:tbl>
-      <w:tblPr>
-        <w:tblW w:type="pct" w:w="100%"/>
-        <w:tblBorders>
-          <w:top w:val="none" w:color="FFFFFF" w:sz="0"/>
-          <w:left w:val="none" w:color="FFFFFF" w:sz="0"/>
-          <w:bottom w:val="single" w:color="C7D2DD" w:sz="4"/>
-          <w:right w:val="none" w:color="FFFFFF" w:sz="0"/>
-          <w:insideH w:val="none" w:color="FFFFFF" w:sz="0"/>
-          <w:insideV w:val="none" w:color="FFFFFF" w:sz="0"/>
-        </w:tblBorders>
-      </w:tblPr>
-      <w:tblGrid>
-        <w:gridCol w:w="1800"/>
-        <w:gridCol w:w="7560"/>
-      </w:tblGrid>
       <w:tr>
         <w:trPr>
           <w:cantSplit/>
@@ -1200,22 +1484,126 @@
           <w:tcPr>
             <w:tcW w:type="dxa" w:w="1800"/>
             <w:tcMar>
-              <w:top w:type="dxa" w:w="100"/>
-              <w:left w:type="dxa" w:w="40"/>
-              <w:bottom w:type="dxa" w:w="100"/>
-              <w:right w:type="dxa" w:w="120"/>
-            </w:tcMar>
-            <w:vAlign w:val="center"/>
-          </w:tcPr>
+              <w:top w:type="dxa" w:w="80"/>
+              <w:left w:type="dxa" w:w="100"/>
+              <w:bottom w:type="dxa" w:w="80"/>
+              <w:right w:type="dxa" w:w="100"/>
+            </w:tcMar>
+            <w:vAlign w:val="top"/>
+          </w:tcPr>
+          <w:p>
+            <w:pPr>
+              <w:spacing w:after="30"/>
+            </w:pPr>
+            <w:r>
+              <w:rPr>
+                <w:b/>
+                <w:bCs/>
+                <w:color w:val="12355B"/>
+                <w:sz w:val="21"/>
+                <w:szCs w:val="21"/>
+              </w:rPr>
+              <w:t xml:space="preserve">Frequency table</w:t>
+            </w:r>
+          </w:p>
           <w:p>
             <w:pPr>
               <w:spacing w:after="0"/>
+            </w:pPr>
+            <w:r>
+              <w:rPr>
+                <w:i/>
+                <w:iCs/>
+                <w:color w:val="5F6F80"/>
+                <w:sz w:val="18"/>
+                <w:szCs w:val="18"/>
+              </w:rPr>
+              <w:t xml:space="preserve">Tabla de frecuencias</w:t>
+            </w:r>
+          </w:p>
+        </w:tc>
+        <w:tc>
+          <w:tcPr>
+            <w:tcW w:type="dxa" w:w="3160"/>
+            <w:tcMar>
+              <w:top w:type="dxa" w:w="80"/>
+              <w:left w:type="dxa" w:w="100"/>
+              <w:bottom w:type="dxa" w:w="80"/>
+              <w:right w:type="dxa" w:w="100"/>
+            </w:tcMar>
+            <w:vAlign w:val="top"/>
+          </w:tcPr>
+          <w:p>
+            <w:pPr>
+              <w:spacing w:after="0"/>
+            </w:pPr>
+            <w:r>
+              <w:rPr>
+                <w:sz w:val="20"/>
+                <w:szCs w:val="20"/>
+              </w:rPr>
+              <w:t xml:space="preserve">A table that lists each interval and how many values fall in it.</w:t>
+            </w:r>
+          </w:p>
+        </w:tc>
+        <w:tc>
+          <w:tcPr>
+            <w:tcW w:type="dxa" w:w="2200"/>
+            <w:tcMar>
+              <w:top w:type="dxa" w:w="80"/>
+              <w:left w:type="dxa" w:w="100"/>
+              <w:bottom w:type="dxa" w:w="80"/>
+              <w:right w:type="dxa" w:w="100"/>
+            </w:tcMar>
+            <w:vAlign w:val="top"/>
+          </w:tcPr>
+          <w:p>
+            <w:pPr>
+              <w:spacing w:after="40"/>
+            </w:pPr>
+            <w:r>
+              <w:rPr>
+                <w:i/>
+                <w:iCs/>
+                <w:color w:val="5F6F80"/>
+                <w:sz w:val="19"/>
+                <w:szCs w:val="19"/>
+              </w:rPr>
+              <w:t xml:space="preserve">Not Frequency table: write a counter-example that breaks the definition.</w:t>
+            </w:r>
+          </w:p>
+          <w:p>
+            <w:pPr>
+              <w:pBdr>
+                <w:bottom w:val="single" w:color="AFBECC" w:sz="6"/>
+              </w:pBdr>
+              <w:spacing w:after="30" w:before="150"/>
+            </w:pPr>
+            <w:r>
+              <w:t xml:space="preserve"/>
+            </w:r>
+          </w:p>
+        </w:tc>
+        <w:tc>
+          <w:tcPr>
+            <w:tcW w:type="dxa" w:w="2200"/>
+            <w:tcMar>
+              <w:top w:type="dxa" w:w="80"/>
+              <w:left w:type="dxa" w:w="100"/>
+              <w:bottom w:type="dxa" w:w="80"/>
+              <w:right w:type="dxa" w:w="100"/>
+            </w:tcMar>
+            <w:vAlign w:val="top"/>
+          </w:tcPr>
+          <w:p>
+            <w:pPr>
+              <w:spacing w:after="40"/>
               <w:jc w:val="center"/>
             </w:pPr>
             <w:r>
               <w:drawing>
                 <wp:inline distT="0" distB="0" distL="0" distR="0">
-                  <wp:extent cx="1047750" cy="790575"/>
+                  <wp:extent cx="876300" cy="657225"/>
                   <wp:effectExtent t="0" r="0" b="0" l="0"/>
                   <wp:docPr id="1" name="" descr="" title=""/>
                   <wp:cNvGraphicFramePr>
@@ -1240,7 +1628,7 @@
                         <pic:spPr bwMode="auto">
                           <a:xfrm>
                             <a:off x="0" y="0"/>
-                            <a:ext cx="1047750" cy="790575"/>
+                            <a:ext cx="876300" cy="657225"/>
                           </a:xfrm>
                           <a:prstGeom prst="rect">
                             <a:avLst/>
@@ -1253,69 +1641,10 @@
               </w:drawing>
             </w:r>
           </w:p>
-        </w:tc>
-        <w:tc>
-          <w:tcPr>
-            <w:tcW w:type="dxa" w:w="7560"/>
-            <w:tcMar>
-              <w:top w:type="dxa" w:w="100"/>
-              <w:left w:type="dxa" w:w="40"/>
-              <w:bottom w:type="dxa" w:w="100"/>
-              <w:right w:type="dxa" w:w="40"/>
-            </w:tcMar>
-            <w:vAlign w:val="center"/>
-          </w:tcPr>
-          <w:p>
-            <w:pPr>
-              <w:spacing w:after="50"/>
-            </w:pPr>
-            <w:r>
-              <w:rPr>
-                <w:b/>
-                <w:bCs/>
-                <w:color w:val="12355B"/>
-                <w:sz w:val="24"/>
-                <w:szCs w:val="24"/>
-              </w:rPr>
-              <w:t xml:space="preserve">Frequency table</w:t>
-            </w:r>
-            <w:r>
-              <w:rPr>
-                <w:i/>
-                <w:iCs/>
-                <w:color w:val="5F6F80"/>
-                <w:sz w:val="19"/>
-                <w:szCs w:val="19"/>
-              </w:rPr>
-              <w:t xml:space="preserve">   Tabla de frecuencias</w:t>
-            </w:r>
-          </w:p>
-          <w:p>
-            <w:pPr>
-              <w:spacing w:after="40"/>
-            </w:pPr>
-            <w:r>
-              <w:rPr>
-                <w:sz w:val="21"/>
-                <w:szCs w:val="21"/>
-              </w:rPr>
-              <w:t xml:space="preserve">A table that lists each interval and how many values fall in it.</w:t>
-            </w:r>
-          </w:p>
           <w:p>
             <w:pPr>
               <w:spacing w:after="0"/>
             </w:pPr>
-            <w:r>
-              <w:rPr>
-                <w:b/>
-                <w:bCs/>
-                <w:color w:val="1FA6A2"/>
-                <w:sz w:val="18"/>
-                <w:szCs w:val="18"/>
-              </w:rPr>
-              <w:t xml:space="preserve">Example:  </w:t>
-            </w:r>
             <w:r>
               <w:rPr>
                 <w:i/>
@@ -1329,23 +1658,6 @@
           </w:p>
         </w:tc>
       </w:tr>
-    </w:tbl>
-    <w:tbl>
-      <w:tblPr>
-        <w:tblW w:type="pct" w:w="100%"/>
-        <w:tblBorders>
-          <w:top w:val="none" w:color="FFFFFF" w:sz="0"/>
-          <w:left w:val="none" w:color="FFFFFF" w:sz="0"/>
-          <w:bottom w:val="single" w:color="C7D2DD" w:sz="4"/>
-          <w:right w:val="none" w:color="FFFFFF" w:sz="0"/>
-          <w:insideH w:val="none" w:color="FFFFFF" w:sz="0"/>
-          <w:insideV w:val="none" w:color="FFFFFF" w:sz="0"/>
-        </w:tblBorders>
-      </w:tblPr>
-      <w:tblGrid>
-        <w:gridCol w:w="1800"/>
-        <w:gridCol w:w="7560"/>
-      </w:tblGrid>
       <w:tr>
         <w:trPr>
           <w:cantSplit/>
@@ -1354,22 +1666,126 @@
           <w:tcPr>
             <w:tcW w:type="dxa" w:w="1800"/>
             <w:tcMar>
-              <w:top w:type="dxa" w:w="100"/>
-              <w:left w:type="dxa" w:w="40"/>
-              <w:bottom w:type="dxa" w:w="100"/>
-              <w:right w:type="dxa" w:w="120"/>
-            </w:tcMar>
-            <w:vAlign w:val="center"/>
-          </w:tcPr>
+              <w:top w:type="dxa" w:w="80"/>
+              <w:left w:type="dxa" w:w="100"/>
+              <w:bottom w:type="dxa" w:w="80"/>
+              <w:right w:type="dxa" w:w="100"/>
+            </w:tcMar>
+            <w:vAlign w:val="top"/>
+          </w:tcPr>
+          <w:p>
+            <w:pPr>
+              <w:spacing w:after="30"/>
+            </w:pPr>
+            <w:r>
+              <w:rPr>
+                <w:b/>
+                <w:bCs/>
+                <w:color w:val="12355B"/>
+                <w:sz w:val="21"/>
+                <w:szCs w:val="21"/>
+              </w:rPr>
+              <w:t xml:space="preserve">Shape of the data</w:t>
+            </w:r>
+          </w:p>
           <w:p>
             <w:pPr>
               <w:spacing w:after="0"/>
+            </w:pPr>
+            <w:r>
+              <w:rPr>
+                <w:i/>
+                <w:iCs/>
+                <w:color w:val="5F6F80"/>
+                <w:sz w:val="18"/>
+                <w:szCs w:val="18"/>
+              </w:rPr>
+              <w:t xml:space="preserve">Forma de los datos</w:t>
+            </w:r>
+          </w:p>
+        </w:tc>
+        <w:tc>
+          <w:tcPr>
+            <w:tcW w:type="dxa" w:w="3160"/>
+            <w:tcMar>
+              <w:top w:type="dxa" w:w="80"/>
+              <w:left w:type="dxa" w:w="100"/>
+              <w:bottom w:type="dxa" w:w="80"/>
+              <w:right w:type="dxa" w:w="100"/>
+            </w:tcMar>
+            <w:vAlign w:val="top"/>
+          </w:tcPr>
+          <w:p>
+            <w:pPr>
+              <w:spacing w:after="0"/>
+            </w:pPr>
+            <w:r>
+              <w:rPr>
+                <w:sz w:val="20"/>
+                <w:szCs w:val="20"/>
+              </w:rPr>
+              <w:t xml:space="preserve">The pattern the bars or dots make across the intervals.</w:t>
+            </w:r>
+          </w:p>
+        </w:tc>
+        <w:tc>
+          <w:tcPr>
+            <w:tcW w:type="dxa" w:w="2200"/>
+            <w:tcMar>
+              <w:top w:type="dxa" w:w="80"/>
+              <w:left w:type="dxa" w:w="100"/>
+              <w:bottom w:type="dxa" w:w="80"/>
+              <w:right w:type="dxa" w:w="100"/>
+            </w:tcMar>
+            <w:vAlign w:val="top"/>
+          </w:tcPr>
+          <w:p>
+            <w:pPr>
+              <w:spacing w:after="40"/>
+            </w:pPr>
+            <w:r>
+              <w:rPr>
+                <w:i/>
+                <w:iCs/>
+                <w:color w:val="5F6F80"/>
+                <w:sz w:val="19"/>
+                <w:szCs w:val="19"/>
+              </w:rPr>
+              <w:t xml:space="preserve">Not Shape of the data: write a counter-example that breaks the definition.</w:t>
+            </w:r>
+          </w:p>
+          <w:p>
+            <w:pPr>
+              <w:pBdr>
+                <w:bottom w:val="single" w:color="AFBECC" w:sz="6"/>
+              </w:pBdr>
+              <w:spacing w:after="30" w:before="150"/>
+            </w:pPr>
+            <w:r>
+              <w:t xml:space="preserve"/>
+            </w:r>
+          </w:p>
+        </w:tc>
+        <w:tc>
+          <w:tcPr>
+            <w:tcW w:type="dxa" w:w="2200"/>
+            <w:tcMar>
+              <w:top w:type="dxa" w:w="80"/>
+              <w:left w:type="dxa" w:w="100"/>
+              <w:bottom w:type="dxa" w:w="80"/>
+              <w:right w:type="dxa" w:w="100"/>
+            </w:tcMar>
+            <w:vAlign w:val="top"/>
+          </w:tcPr>
+          <w:p>
+            <w:pPr>
+              <w:spacing w:after="40"/>
               <w:jc w:val="center"/>
             </w:pPr>
             <w:r>
               <w:drawing>
                 <wp:inline distT="0" distB="0" distL="0" distR="0">
-                  <wp:extent cx="1047750" cy="790575"/>
+                  <wp:extent cx="876300" cy="657225"/>
                   <wp:effectExtent t="0" r="0" b="0" l="0"/>
                   <wp:docPr id="1" name="" descr="" title=""/>
                   <wp:cNvGraphicFramePr>
@@ -1394,7 +1810,7 @@
                         <pic:spPr bwMode="auto">
                           <a:xfrm>
                             <a:off x="0" y="0"/>
-                            <a:ext cx="1047750" cy="790575"/>
+                            <a:ext cx="876300" cy="657225"/>
                           </a:xfrm>
                           <a:prstGeom prst="rect">
                             <a:avLst/>
@@ -1407,69 +1823,10 @@
               </w:drawing>
             </w:r>
           </w:p>
-        </w:tc>
-        <w:tc>
-          <w:tcPr>
-            <w:tcW w:type="dxa" w:w="7560"/>
-            <w:tcMar>
-              <w:top w:type="dxa" w:w="100"/>
-              <w:left w:type="dxa" w:w="40"/>
-              <w:bottom w:type="dxa" w:w="100"/>
-              <w:right w:type="dxa" w:w="40"/>
-            </w:tcMar>
-            <w:vAlign w:val="center"/>
-          </w:tcPr>
-          <w:p>
-            <w:pPr>
-              <w:spacing w:after="50"/>
-            </w:pPr>
-            <w:r>
-              <w:rPr>
-                <w:b/>
-                <w:bCs/>
-                <w:color w:val="12355B"/>
-                <w:sz w:val="24"/>
-                <w:szCs w:val="24"/>
-              </w:rPr>
-              <w:t xml:space="preserve">Shape of the data</w:t>
-            </w:r>
-            <w:r>
-              <w:rPr>
-                <w:i/>
-                <w:iCs/>
-                <w:color w:val="5F6F80"/>
-                <w:sz w:val="19"/>
-                <w:szCs w:val="19"/>
-              </w:rPr>
-              <w:t xml:space="preserve">   Forma de los datos</w:t>
-            </w:r>
-          </w:p>
-          <w:p>
-            <w:pPr>
-              <w:spacing w:after="40"/>
-            </w:pPr>
-            <w:r>
-              <w:rPr>
-                <w:sz w:val="21"/>
-                <w:szCs w:val="21"/>
-              </w:rPr>
-              <w:t xml:space="preserve">The pattern the bars or dots make across the intervals.</w:t>
-            </w:r>
-          </w:p>
           <w:p>
             <w:pPr>
               <w:spacing w:after="0"/>
             </w:pPr>
-            <w:r>
-              <w:rPr>
-                <w:b/>
-                <w:bCs/>
-                <w:color w:val="1FA6A2"/>
-                <w:sz w:val="18"/>
-                <w:szCs w:val="18"/>
-              </w:rPr>
-              <w:t xml:space="preserve">Example:  </w:t>
-            </w:r>
             <w:r>
               <w:rPr>
                 <w:i/>
@@ -1483,23 +1840,6 @@
           </w:p>
         </w:tc>
       </w:tr>
-    </w:tbl>
-    <w:tbl>
-      <w:tblPr>
-        <w:tblW w:type="pct" w:w="100%"/>
-        <w:tblBorders>
-          <w:top w:val="none" w:color="FFFFFF" w:sz="0"/>
-          <w:left w:val="none" w:color="FFFFFF" w:sz="0"/>
-          <w:bottom w:val="single" w:color="C7D2DD" w:sz="4"/>
-          <w:right w:val="none" w:color="FFFFFF" w:sz="0"/>
-          <w:insideH w:val="none" w:color="FFFFFF" w:sz="0"/>
-          <w:insideV w:val="none" w:color="FFFFFF" w:sz="0"/>
-        </w:tblBorders>
-      </w:tblPr>
-      <w:tblGrid>
-        <w:gridCol w:w="1800"/>
-        <w:gridCol w:w="7560"/>
-      </w:tblGrid>
       <w:tr>
         <w:trPr>
           <w:cantSplit/>
@@ -1508,22 +1848,126 @@
           <w:tcPr>
             <w:tcW w:type="dxa" w:w="1800"/>
             <w:tcMar>
-              <w:top w:type="dxa" w:w="100"/>
-              <w:left w:type="dxa" w:w="40"/>
-              <w:bottom w:type="dxa" w:w="100"/>
-              <w:right w:type="dxa" w:w="120"/>
-            </w:tcMar>
-            <w:vAlign w:val="center"/>
-          </w:tcPr>
+              <w:top w:type="dxa" w:w="80"/>
+              <w:left w:type="dxa" w:w="100"/>
+              <w:bottom w:type="dxa" w:w="80"/>
+              <w:right w:type="dxa" w:w="100"/>
+            </w:tcMar>
+            <w:vAlign w:val="top"/>
+          </w:tcPr>
+          <w:p>
+            <w:pPr>
+              <w:spacing w:after="30"/>
+            </w:pPr>
+            <w:r>
+              <w:rPr>
+                <w:b/>
+                <w:bCs/>
+                <w:color w:val="12355B"/>
+                <w:sz w:val="21"/>
+                <w:szCs w:val="21"/>
+              </w:rPr>
+              <w:t xml:space="preserve">Peak</w:t>
+            </w:r>
+          </w:p>
           <w:p>
             <w:pPr>
               <w:spacing w:after="0"/>
+            </w:pPr>
+            <w:r>
+              <w:rPr>
+                <w:i/>
+                <w:iCs/>
+                <w:color w:val="5F6F80"/>
+                <w:sz w:val="18"/>
+                <w:szCs w:val="18"/>
+              </w:rPr>
+              <w:t xml:space="preserve">Pico</w:t>
+            </w:r>
+          </w:p>
+        </w:tc>
+        <w:tc>
+          <w:tcPr>
+            <w:tcW w:type="dxa" w:w="3160"/>
+            <w:tcMar>
+              <w:top w:type="dxa" w:w="80"/>
+              <w:left w:type="dxa" w:w="100"/>
+              <w:bottom w:type="dxa" w:w="80"/>
+              <w:right w:type="dxa" w:w="100"/>
+            </w:tcMar>
+            <w:vAlign w:val="top"/>
+          </w:tcPr>
+          <w:p>
+            <w:pPr>
+              <w:spacing w:after="0"/>
+            </w:pPr>
+            <w:r>
+              <w:rPr>
+                <w:sz w:val="20"/>
+                <w:szCs w:val="20"/>
+              </w:rPr>
+              <w:t xml:space="preserve">The tallest bar or stack in a data display.</w:t>
+            </w:r>
+          </w:p>
+        </w:tc>
+        <w:tc>
+          <w:tcPr>
+            <w:tcW w:type="dxa" w:w="2200"/>
+            <w:tcMar>
+              <w:top w:type="dxa" w:w="80"/>
+              <w:left w:type="dxa" w:w="100"/>
+              <w:bottom w:type="dxa" w:w="80"/>
+              <w:right w:type="dxa" w:w="100"/>
+            </w:tcMar>
+            <w:vAlign w:val="top"/>
+          </w:tcPr>
+          <w:p>
+            <w:pPr>
+              <w:spacing w:after="40"/>
+            </w:pPr>
+            <w:r>
+              <w:rPr>
+                <w:i/>
+                <w:iCs/>
+                <w:color w:val="5F6F80"/>
+                <w:sz w:val="19"/>
+                <w:szCs w:val="19"/>
+              </w:rPr>
+              <w:t xml:space="preserve">Not Peak: write a counter-example that breaks the definition.</w:t>
+            </w:r>
+          </w:p>
+          <w:p>
+            <w:pPr>
+              <w:pBdr>
+                <w:bottom w:val="single" w:color="AFBECC" w:sz="6"/>
+              </w:pBdr>
+              <w:spacing w:after="30" w:before="150"/>
+            </w:pPr>
+            <w:r>
+              <w:t xml:space="preserve"/>
+            </w:r>
+          </w:p>
+        </w:tc>
+        <w:tc>
+          <w:tcPr>
+            <w:tcW w:type="dxa" w:w="2200"/>
+            <w:tcMar>
+              <w:top w:type="dxa" w:w="80"/>
+              <w:left w:type="dxa" w:w="100"/>
+              <w:bottom w:type="dxa" w:w="80"/>
+              <w:right w:type="dxa" w:w="100"/>
+            </w:tcMar>
+            <w:vAlign w:val="top"/>
+          </w:tcPr>
+          <w:p>
+            <w:pPr>
+              <w:spacing w:after="40"/>
               <w:jc w:val="center"/>
             </w:pPr>
             <w:r>
               <w:drawing>
                 <wp:inline distT="0" distB="0" distL="0" distR="0">
-                  <wp:extent cx="1047750" cy="790575"/>
+                  <wp:extent cx="876300" cy="657225"/>
                   <wp:effectExtent t="0" r="0" b="0" l="0"/>
                   <wp:docPr id="1" name="" descr="" title=""/>
                   <wp:cNvGraphicFramePr>
@@ -1548,7 +1992,7 @@
                         <pic:spPr bwMode="auto">
                           <a:xfrm>
                             <a:off x="0" y="0"/>
-                            <a:ext cx="1047750" cy="790575"/>
+                            <a:ext cx="876300" cy="657225"/>
                           </a:xfrm>
                           <a:prstGeom prst="rect">
                             <a:avLst/>
@@ -1561,69 +2005,10 @@
               </w:drawing>
             </w:r>
           </w:p>
-        </w:tc>
-        <w:tc>
-          <w:tcPr>
-            <w:tcW w:type="dxa" w:w="7560"/>
-            <w:tcMar>
-              <w:top w:type="dxa" w:w="100"/>
-              <w:left w:type="dxa" w:w="40"/>
-              <w:bottom w:type="dxa" w:w="100"/>
-              <w:right w:type="dxa" w:w="40"/>
-            </w:tcMar>
-            <w:vAlign w:val="center"/>
-          </w:tcPr>
-          <w:p>
-            <w:pPr>
-              <w:spacing w:after="50"/>
-            </w:pPr>
-            <w:r>
-              <w:rPr>
-                <w:b/>
-                <w:bCs/>
-                <w:color w:val="12355B"/>
-                <w:sz w:val="24"/>
-                <w:szCs w:val="24"/>
-              </w:rPr>
-              <w:t xml:space="preserve">Peak</w:t>
-            </w:r>
-            <w:r>
-              <w:rPr>
-                <w:i/>
-                <w:iCs/>
-                <w:color w:val="5F6F80"/>
-                <w:sz w:val="19"/>
-                <w:szCs w:val="19"/>
-              </w:rPr>
-              <w:t xml:space="preserve">   Pico</w:t>
-            </w:r>
-          </w:p>
-          <w:p>
-            <w:pPr>
-              <w:spacing w:after="40"/>
-            </w:pPr>
-            <w:r>
-              <w:rPr>
-                <w:sz w:val="21"/>
-                <w:szCs w:val="21"/>
-              </w:rPr>
-              <w:t xml:space="preserve">The tallest bar or stack in a data display.</w:t>
-            </w:r>
-          </w:p>
           <w:p>
             <w:pPr>
               <w:spacing w:after="0"/>
             </w:pPr>
-            <w:r>
-              <w:rPr>
-                <w:b/>
-                <w:bCs/>
-                <w:color w:val="1FA6A2"/>
-                <w:sz w:val="18"/>
-                <w:szCs w:val="18"/>
-              </w:rPr>
-              <w:t xml:space="preserve">Example:  </w:t>
-            </w:r>
             <w:r>
               <w:rPr>
                 <w:i/>
@@ -4093,7 +4478,7 @@
           <w:sz w:val="19"/>
           <w:szCs w:val="19"/>
         </w:rPr>
-        <w:t xml:space="preserve">   You Do — show your work</w:t>
+        <w:t xml:space="preserve">   You Do — show your work and reasoning</w:t>
       </w:r>
     </w:p>
     <w:p>
@@ -4108,7 +4493,7 @@
           <w:sz w:val="19"/>
           <w:szCs w:val="19"/>
         </w:rPr>
-        <w:t xml:space="preserve">Solve each problem. Show your thinking in the work box.</w:t>
+        <w:t xml:space="preserve">Solve each problem in the middle column and explain your reasoning using the sentence starters on the right.</w:t>
       </w:r>
     </w:p>
     <w:p>
@@ -4137,120 +4522,258 @@
         <w:t xml:space="preserve">   extra scaffolding</w:t>
       </w:r>
     </w:p>
-    <w:p>
-      <w:pPr>
-        <w:keepNext/>
-        <w:spacing w:after="60" w:before="160"/>
-      </w:pPr>
-      <w:r>
-        <w:rPr>
-          <w:b/>
-          <w:bCs/>
-          <w:color w:val="12355B"/>
-          <w:sz w:val="22"/>
-          <w:szCs w:val="22"/>
-        </w:rPr>
-        <w:t xml:space="preserve">1.  </w:t>
-      </w:r>
-      <w:r>
-        <w:rPr>
-          <w:b/>
-          <w:bCs/>
-          <w:sz w:val="21"/>
-          <w:szCs w:val="21"/>
-        </w:rPr>
-        <w:t xml:space="preserve">How is a histogram different from a regular bar graph?</w:t>
-      </w:r>
-    </w:p>
-    <w:p>
-      <w:pPr>
-        <w:spacing w:after="40"/>
-        <w:ind w:left="420"/>
-      </w:pPr>
-      <w:r>
-        <w:rPr>
-          <w:sz w:val="20"/>
-          <w:szCs w:val="20"/>
-        </w:rPr>
-        <w:t xml:space="preserve">A)  Histogram bars touch (no gaps) because the intervals are continuous ranges</w:t>
-      </w:r>
-    </w:p>
-    <w:p>
-      <w:pPr>
-        <w:spacing w:after="40"/>
-        <w:ind w:left="420"/>
-      </w:pPr>
-      <w:r>
-        <w:rPr>
-          <w:sz w:val="20"/>
-          <w:szCs w:val="20"/>
-        </w:rPr>
-        <w:t xml:space="preserve">B)  There is no difference</w:t>
-      </w:r>
-    </w:p>
-    <w:p>
-      <w:pPr>
-        <w:spacing w:after="40"/>
-        <w:ind w:left="420"/>
-      </w:pPr>
-      <w:r>
-        <w:rPr>
-          <w:sz w:val="20"/>
-          <w:szCs w:val="20"/>
-        </w:rPr>
-        <w:t xml:space="preserve">C)  Histograms use colors and bar graphs don't</w:t>
-      </w:r>
-    </w:p>
-    <w:p>
-      <w:pPr>
-        <w:spacing w:after="40"/>
-        <w:ind w:left="420"/>
-      </w:pPr>
-      <w:r>
-        <w:rPr>
-          <w:sz w:val="20"/>
-          <w:szCs w:val="20"/>
-        </w:rPr>
-        <w:t xml:space="preserve">D)  Bar graphs show numbers and histograms show words</w:t>
-      </w:r>
-    </w:p>
-    <w:p>
-      <w:pPr>
-        <w:spacing w:after="20"/>
-      </w:pPr>
-      <w:r>
-        <w:t xml:space="preserve"/>
-      </w:r>
-    </w:p>
     <w:tbl>
       <w:tblPr>
-        <w:tblW w:type="pct" w:w="100%"/>
+        <w:tblW w:type="dxa" w:w="9360"/>
         <w:tblBorders>
           <w:top w:val="single" w:color="C7D2DD" w:sz="6"/>
           <w:left w:val="single" w:color="C7D2DD" w:sz="6"/>
           <w:bottom w:val="single" w:color="C7D2DD" w:sz="6"/>
           <w:right w:val="single" w:color="C7D2DD" w:sz="6"/>
-          <w:insideH w:val="single" w:color="auto" w:sz="4"/>
-          <w:insideV w:val="single" w:color="auto" w:sz="4"/>
+          <w:insideH w:val="single" w:color="C7D2DD" w:sz="6"/>
+          <w:insideV w:val="single" w:color="C7D2DD" w:sz="6"/>
         </w:tblBorders>
       </w:tblPr>
       <w:tblGrid>
-        <w:gridCol w:w="100"/>
+        <w:gridCol w:w="2800"/>
+        <w:gridCol w:w="3560"/>
+        <w:gridCol w:w="3000"/>
       </w:tblGrid>
       <w:tr>
-        <w:tc>
-          <w:tcPr>
+        <w:trPr>
+          <w:cantSplit/>
+          <w:tblHeader/>
+        </w:trPr>
+        <w:tc>
+          <w:tcPr>
+            <w:tcW w:type="dxa" w:w="2800"/>
+            <w:shd w:fill="EEF4F8" w:color="auto" w:val="clear"/>
+            <w:tcMar>
+              <w:top w:type="dxa" w:w="60"/>
+              <w:left w:type="dxa" w:w="100"/>
+              <w:bottom w:type="dxa" w:w="60"/>
+              <w:right w:type="dxa" w:w="100"/>
+            </w:tcMar>
+          </w:tcPr>
+          <w:p>
+            <w:pPr>
+              <w:spacing w:after="0"/>
+            </w:pPr>
+            <w:r>
+              <w:rPr>
+                <w:b/>
+                <w:bCs/>
+                <w:color w:val="12355B"/>
+                <w:sz w:val="16"/>
+                <w:szCs w:val="16"/>
+              </w:rPr>
+              <w:t xml:space="preserve">CORE PROBLEM / GIVEN REPRESENTATION</w:t>
+            </w:r>
+          </w:p>
+        </w:tc>
+        <w:tc>
+          <w:tcPr>
+            <w:tcW w:type="dxa" w:w="3560"/>
+            <w:shd w:fill="EEF4F8" w:color="auto" w:val="clear"/>
+            <w:tcMar>
+              <w:top w:type="dxa" w:w="60"/>
+              <w:left w:type="dxa" w:w="100"/>
+              <w:bottom w:type="dxa" w:w="60"/>
+              <w:right w:type="dxa" w:w="100"/>
+            </w:tcMar>
+          </w:tcPr>
+          <w:p>
+            <w:pPr>
+              <w:spacing w:after="0"/>
+            </w:pPr>
+            <w:r>
+              <w:rPr>
+                <w:b/>
+                <w:bCs/>
+                <w:color w:val="12355B"/>
+                <w:sz w:val="16"/>
+                <w:szCs w:val="16"/>
+              </w:rPr>
+              <w:t xml:space="preserve">WORKING SPACE / CALCULATION STEPS</w:t>
+            </w:r>
+          </w:p>
+        </w:tc>
+        <w:tc>
+          <w:tcPr>
+            <w:tcW w:type="dxa" w:w="3000"/>
             <w:shd w:fill="FBF3E2" w:color="auto" w:val="clear"/>
             <w:tcMar>
               <w:top w:type="dxa" w:w="60"/>
-              <w:left w:type="dxa" w:w="120"/>
+              <w:left w:type="dxa" w:w="100"/>
               <w:bottom w:type="dxa" w:w="60"/>
-              <w:right w:type="dxa" w:w="120"/>
-            </w:tcMar>
-          </w:tcPr>
-          <w:p>
-            <w:pPr>
-              <w:spacing w:after="0" w:line="320"/>
+              <w:right w:type="dxa" w:w="100"/>
+            </w:tcMar>
+          </w:tcPr>
+          <w:p>
+            <w:pPr>
+              <w:spacing w:after="0"/>
+            </w:pPr>
+            <w:r>
+              <w:rPr>
+                <w:b/>
+                <w:bCs/>
+                <w:color w:val="B97A12"/>
+                <w:sz w:val="16"/>
+                <w:szCs w:val="16"/>
+              </w:rPr>
+              <w:t xml:space="preserve">EXPLAIN YOUR REASONING</w:t>
+            </w:r>
+          </w:p>
+        </w:tc>
+      </w:tr>
+      <w:tr>
+        <w:trPr>
+          <w:cantSplit/>
+        </w:trPr>
+        <w:tc>
+          <w:tcPr>
+            <w:tcW w:type="dxa" w:w="2800"/>
+            <w:tcMar>
+              <w:top w:type="dxa" w:w="80"/>
+              <w:left w:type="dxa" w:w="100"/>
+              <w:bottom w:type="dxa" w:w="80"/>
+              <w:right w:type="dxa" w:w="100"/>
+            </w:tcMar>
+            <w:vAlign w:val="top"/>
+          </w:tcPr>
+          <w:p>
+            <w:pPr>
+              <w:spacing w:after="60"/>
+            </w:pPr>
+            <w:r>
+              <w:rPr>
+                <w:b/>
+                <w:bCs/>
+                <w:color w:val="12355B"/>
+                <w:sz w:val="21"/>
+                <w:szCs w:val="21"/>
+              </w:rPr>
+              <w:t xml:space="preserve">1.  </w:t>
+            </w:r>
+            <w:r>
+              <w:rPr>
+                <w:b/>
+                <w:bCs/>
+                <w:sz w:val="20"/>
+                <w:szCs w:val="20"/>
+              </w:rPr>
+              <w:t xml:space="preserve">How is a histogram different from a regular bar graph?</w:t>
+            </w:r>
+          </w:p>
+          <w:p>
+            <w:pPr>
+              <w:spacing w:after="30"/>
+              <w:ind w:left="180"/>
+            </w:pPr>
+            <w:r>
+              <w:rPr>
+                <w:sz w:val="19"/>
+                <w:szCs w:val="19"/>
+              </w:rPr>
+              <w:t xml:space="preserve">A)  Histogram bars touch (no gaps) because the intervals are continuous ranges</w:t>
+            </w:r>
+          </w:p>
+          <w:p>
+            <w:pPr>
+              <w:spacing w:after="30"/>
+              <w:ind w:left="180"/>
+            </w:pPr>
+            <w:r>
+              <w:rPr>
+                <w:sz w:val="19"/>
+                <w:szCs w:val="19"/>
+              </w:rPr>
+              <w:t xml:space="preserve">B)  There is no difference</w:t>
+            </w:r>
+          </w:p>
+          <w:p>
+            <w:pPr>
+              <w:spacing w:after="30"/>
+              <w:ind w:left="180"/>
+            </w:pPr>
+            <w:r>
+              <w:rPr>
+                <w:sz w:val="19"/>
+                <w:szCs w:val="19"/>
+              </w:rPr>
+              <w:t xml:space="preserve">C)  Histograms use colors and bar graphs don't</w:t>
+            </w:r>
+          </w:p>
+          <w:p>
+            <w:pPr>
+              <w:spacing w:after="30"/>
+              <w:ind w:left="180"/>
+            </w:pPr>
+            <w:r>
+              <w:rPr>
+                <w:sz w:val="19"/>
+                <w:szCs w:val="19"/>
+              </w:rPr>
+              <w:t xml:space="preserve">D)  Bar graphs show numbers and histograms show words</w:t>
+            </w:r>
+          </w:p>
+        </w:tc>
+        <w:tc>
+          <w:tcPr>
+            <w:tcW w:type="dxa" w:w="3560"/>
+            <w:tcMar>
+              <w:top w:type="dxa" w:w="80"/>
+              <w:left w:type="dxa" w:w="100"/>
+              <w:bottom w:type="dxa" w:w="80"/>
+              <w:right w:type="dxa" w:w="100"/>
+            </w:tcMar>
+            <w:vAlign w:val="top"/>
+          </w:tcPr>
+          <w:p>
+            <w:pPr>
+              <w:spacing w:after="40"/>
+            </w:pPr>
+            <w:r>
+              <w:rPr>
+                <w:b/>
+                <w:bCs/>
+                <w:color w:val="1FA6A2"/>
+                <w:sz w:val="19"/>
+                <w:szCs w:val="19"/>
+              </w:rPr>
+              <w:t xml:space="preserve">Solution:  </w:t>
+            </w:r>
+            <w:r>
+              <w:rPr>
+                <w:b/>
+                <w:bCs/>
+                <w:sz w:val="19"/>
+                <w:szCs w:val="19"/>
+              </w:rPr>
+              <w:t xml:space="preserve">A)  Histogram bars touch (no gaps) because the intervals are continuous ranges</w:t>
+            </w:r>
+          </w:p>
+          <w:p>
+            <w:pPr>
+              <w:spacing w:after="40"/>
+            </w:pPr>
+            <w:r>
+              <w:rPr>
+                <w:i/>
+                <w:iCs/>
+                <w:color w:val="5F6F80"/>
+                <w:sz w:val="18"/>
+                <w:szCs w:val="18"/>
+              </w:rPr>
+              <w:t xml:space="preserve">In a histogram, bars touch because each interval connects to the next (0–9, 10–19, etc.) — the data is continuous.</w:t>
+            </w:r>
+          </w:p>
+          <w:p>
+            <w:pPr>
+              <w:pBdr>
+                <w:bottom w:val="single" w:color="AFBECC" w:sz="6"/>
+              </w:pBdr>
+              <w:spacing w:after="30" w:before="150"/>
             </w:pPr>
             <w:r>
               <w:t xml:space="preserve"/>
@@ -4258,7 +4781,125 @@
           </w:p>
           <w:p>
             <w:pPr>
-              <w:spacing w:after="0" w:line="320"/>
+              <w:pBdr>
+                <w:bottom w:val="single" w:color="AFBECC" w:sz="6"/>
+              </w:pBdr>
+              <w:spacing w:after="30" w:before="150"/>
+            </w:pPr>
+            <w:r>
+              <w:t xml:space="preserve"/>
+            </w:r>
+          </w:p>
+        </w:tc>
+        <w:tc>
+          <w:tcPr>
+            <w:tcW w:type="dxa" w:w="3000"/>
+            <w:shd w:fill="FBF3E2" w:color="auto" w:val="clear"/>
+            <w:tcMar>
+              <w:top w:type="dxa" w:w="80"/>
+              <w:left w:type="dxa" w:w="100"/>
+              <w:bottom w:type="dxa" w:w="80"/>
+              <w:right w:type="dxa" w:w="100"/>
+            </w:tcMar>
+            <w:vAlign w:val="top"/>
+          </w:tcPr>
+          <w:p>
+            <w:pPr>
+              <w:spacing w:after="40"/>
+            </w:pPr>
+            <w:r>
+              <w:rPr>
+                <w:b/>
+                <w:bCs/>
+                <w:color w:val="12355B"/>
+                <w:sz w:val="19"/>
+                <w:szCs w:val="19"/>
+              </w:rPr>
+              <w:t xml:space="preserve">Because... </w:t>
+            </w:r>
+            <w:r>
+              <w:rPr>
+                <w:color w:val="AFBECC"/>
+                <w:sz w:val="19"/>
+                <w:szCs w:val="19"/>
+              </w:rPr>
+              <w:t xml:space="preserve">________________</w:t>
+            </w:r>
+          </w:p>
+          <w:p>
+            <w:pPr>
+              <w:pBdr>
+                <w:bottom w:val="single" w:color="AFBECC" w:sz="6"/>
+              </w:pBdr>
+              <w:spacing w:after="30" w:before="150"/>
+            </w:pPr>
+            <w:r>
+              <w:t xml:space="preserve"/>
+            </w:r>
+          </w:p>
+          <w:p>
+            <w:pPr>
+              <w:spacing w:after="40" w:before="80"/>
+            </w:pPr>
+            <w:r>
+              <w:rPr>
+                <w:b/>
+                <w:bCs/>
+                <w:color w:val="6B4FA0"/>
+                <w:sz w:val="19"/>
+                <w:szCs w:val="19"/>
+              </w:rPr>
+              <w:t xml:space="preserve">Although... </w:t>
+            </w:r>
+            <w:r>
+              <w:rPr>
+                <w:color w:val="AFBECC"/>
+                <w:sz w:val="19"/>
+                <w:szCs w:val="19"/>
+              </w:rPr>
+              <w:t xml:space="preserve">_______________</w:t>
+            </w:r>
+          </w:p>
+          <w:p>
+            <w:pPr>
+              <w:pBdr>
+                <w:bottom w:val="single" w:color="AFBECC" w:sz="6"/>
+              </w:pBdr>
+              <w:spacing w:after="30" w:before="150"/>
+            </w:pPr>
+            <w:r>
+              <w:t xml:space="preserve"/>
+            </w:r>
+          </w:p>
+          <w:p>
+            <w:pPr>
+              <w:spacing w:after="40" w:before="80"/>
+            </w:pPr>
+            <w:r>
+              <w:rPr>
+                <w:b/>
+                <w:bCs/>
+                <w:color w:val="1FA6A2"/>
+                <w:sz w:val="19"/>
+                <w:szCs w:val="19"/>
+              </w:rPr>
+              <w:t xml:space="preserve">Therefore... </w:t>
+            </w:r>
+            <w:r>
+              <w:rPr>
+                <w:color w:val="AFBECC"/>
+                <w:sz w:val="19"/>
+                <w:szCs w:val="19"/>
+              </w:rPr>
+              <w:t xml:space="preserve">______________</w:t>
+            </w:r>
+          </w:p>
+          <w:p>
+            <w:pPr>
+              <w:pBdr>
+                <w:bottom w:val="single" w:color="AFBECC" w:sz="6"/>
+              </w:pBdr>
+              <w:spacing w:after="30" w:before="150"/>
             </w:pPr>
             <w:r>
               <w:t xml:space="preserve"/>
@@ -4269,84 +4910,7 @@
     </w:tbl>
     <w:p>
       <w:pPr>
-        <w:keepNext/>
-        <w:spacing w:after="60" w:before="160"/>
-      </w:pPr>
-      <w:r>
-        <w:rPr>
-          <w:b/>
-          <w:bCs/>
-          <w:color w:val="12355B"/>
-          <w:sz w:val="22"/>
-          <w:szCs w:val="22"/>
-        </w:rPr>
-        <w:t xml:space="preserve">2.  </w:t>
-      </w:r>
-      <w:r>
-        <w:rPr>
-          <w:b/>
-          <w:bCs/>
-          <w:sz w:val="21"/>
-          <w:szCs w:val="21"/>
-        </w:rPr>
-        <w:t xml:space="preserve">A histogram has intervals: 0–4, 5–9, 10–14, 15–19. What is the width of each interval?</w:t>
-      </w:r>
-    </w:p>
-    <w:p>
-      <w:pPr>
-        <w:spacing w:after="40"/>
-        <w:ind w:left="420"/>
-      </w:pPr>
-      <w:r>
-        <w:rPr>
-          <w:sz w:val="20"/>
-          <w:szCs w:val="20"/>
-        </w:rPr>
-        <w:t xml:space="preserve">A)  4</w:t>
-      </w:r>
-    </w:p>
-    <w:p>
-      <w:pPr>
-        <w:spacing w:after="40"/>
-        <w:ind w:left="420"/>
-      </w:pPr>
-      <w:r>
-        <w:rPr>
-          <w:sz w:val="20"/>
-          <w:szCs w:val="20"/>
-        </w:rPr>
-        <w:t xml:space="preserve">B)  5</w:t>
-      </w:r>
-    </w:p>
-    <w:p>
-      <w:pPr>
-        <w:spacing w:after="40"/>
-        <w:ind w:left="420"/>
-      </w:pPr>
-      <w:r>
-        <w:rPr>
-          <w:sz w:val="20"/>
-          <w:szCs w:val="20"/>
-        </w:rPr>
-        <w:t xml:space="preserve">C)  10</w:t>
-      </w:r>
-    </w:p>
-    <w:p>
-      <w:pPr>
-        <w:spacing w:after="40"/>
-        <w:ind w:left="420"/>
-      </w:pPr>
-      <w:r>
-        <w:rPr>
-          <w:sz w:val="20"/>
-          <w:szCs w:val="20"/>
-        </w:rPr>
-        <w:t xml:space="preserve">D)  19</w:t>
-      </w:r>
-    </w:p>
-    <w:p>
-      <w:pPr>
-        <w:spacing w:after="20"/>
+        <w:spacing w:after="80"/>
       </w:pPr>
       <w:r>
         <w:t xml:space="preserve"/>
@@ -4354,33 +4918,256 @@
     </w:p>
     <w:tbl>
       <w:tblPr>
-        <w:tblW w:type="pct" w:w="100%"/>
+        <w:tblW w:type="dxa" w:w="9360"/>
         <w:tblBorders>
           <w:top w:val="single" w:color="C7D2DD" w:sz="6"/>
           <w:left w:val="single" w:color="C7D2DD" w:sz="6"/>
           <w:bottom w:val="single" w:color="C7D2DD" w:sz="6"/>
           <w:right w:val="single" w:color="C7D2DD" w:sz="6"/>
-          <w:insideH w:val="single" w:color="auto" w:sz="4"/>
-          <w:insideV w:val="single" w:color="auto" w:sz="4"/>
+          <w:insideH w:val="single" w:color="C7D2DD" w:sz="6"/>
+          <w:insideV w:val="single" w:color="C7D2DD" w:sz="6"/>
         </w:tblBorders>
       </w:tblPr>
       <w:tblGrid>
-        <w:gridCol w:w="100"/>
+        <w:gridCol w:w="2800"/>
+        <w:gridCol w:w="3560"/>
+        <w:gridCol w:w="3000"/>
       </w:tblGrid>
       <w:tr>
-        <w:tc>
-          <w:tcPr>
+        <w:trPr>
+          <w:cantSplit/>
+          <w:tblHeader/>
+        </w:trPr>
+        <w:tc>
+          <w:tcPr>
+            <w:tcW w:type="dxa" w:w="2800"/>
+            <w:shd w:fill="EEF4F8" w:color="auto" w:val="clear"/>
+            <w:tcMar>
+              <w:top w:type="dxa" w:w="60"/>
+              <w:left w:type="dxa" w:w="100"/>
+              <w:bottom w:type="dxa" w:w="60"/>
+              <w:right w:type="dxa" w:w="100"/>
+            </w:tcMar>
+          </w:tcPr>
+          <w:p>
+            <w:pPr>
+              <w:spacing w:after="0"/>
+            </w:pPr>
+            <w:r>
+              <w:rPr>
+                <w:b/>
+                <w:bCs/>
+                <w:color w:val="12355B"/>
+                <w:sz w:val="16"/>
+                <w:szCs w:val="16"/>
+              </w:rPr>
+              <w:t xml:space="preserve">CORE PROBLEM / GIVEN REPRESENTATION</w:t>
+            </w:r>
+          </w:p>
+        </w:tc>
+        <w:tc>
+          <w:tcPr>
+            <w:tcW w:type="dxa" w:w="3560"/>
+            <w:shd w:fill="EEF4F8" w:color="auto" w:val="clear"/>
+            <w:tcMar>
+              <w:top w:type="dxa" w:w="60"/>
+              <w:left w:type="dxa" w:w="100"/>
+              <w:bottom w:type="dxa" w:w="60"/>
+              <w:right w:type="dxa" w:w="100"/>
+            </w:tcMar>
+          </w:tcPr>
+          <w:p>
+            <w:pPr>
+              <w:spacing w:after="0"/>
+            </w:pPr>
+            <w:r>
+              <w:rPr>
+                <w:b/>
+                <w:bCs/>
+                <w:color w:val="12355B"/>
+                <w:sz w:val="16"/>
+                <w:szCs w:val="16"/>
+              </w:rPr>
+              <w:t xml:space="preserve">WORKING SPACE / CALCULATION STEPS</w:t>
+            </w:r>
+          </w:p>
+        </w:tc>
+        <w:tc>
+          <w:tcPr>
+            <w:tcW w:type="dxa" w:w="3000"/>
             <w:shd w:fill="FBF3E2" w:color="auto" w:val="clear"/>
             <w:tcMar>
               <w:top w:type="dxa" w:w="60"/>
-              <w:left w:type="dxa" w:w="120"/>
+              <w:left w:type="dxa" w:w="100"/>
               <w:bottom w:type="dxa" w:w="60"/>
-              <w:right w:type="dxa" w:w="120"/>
-            </w:tcMar>
-          </w:tcPr>
-          <w:p>
-            <w:pPr>
-              <w:spacing w:after="0" w:line="320"/>
+              <w:right w:type="dxa" w:w="100"/>
+            </w:tcMar>
+          </w:tcPr>
+          <w:p>
+            <w:pPr>
+              <w:spacing w:after="0"/>
+            </w:pPr>
+            <w:r>
+              <w:rPr>
+                <w:b/>
+                <w:bCs/>
+                <w:color w:val="B97A12"/>
+                <w:sz w:val="16"/>
+                <w:szCs w:val="16"/>
+              </w:rPr>
+              <w:t xml:space="preserve">EXPLAIN YOUR REASONING</w:t>
+            </w:r>
+          </w:p>
+        </w:tc>
+      </w:tr>
+      <w:tr>
+        <w:trPr>
+          <w:cantSplit/>
+        </w:trPr>
+        <w:tc>
+          <w:tcPr>
+            <w:tcW w:type="dxa" w:w="2800"/>
+            <w:tcMar>
+              <w:top w:type="dxa" w:w="80"/>
+              <w:left w:type="dxa" w:w="100"/>
+              <w:bottom w:type="dxa" w:w="80"/>
+              <w:right w:type="dxa" w:w="100"/>
+            </w:tcMar>
+            <w:vAlign w:val="top"/>
+          </w:tcPr>
+          <w:p>
+            <w:pPr>
+              <w:spacing w:after="60"/>
+            </w:pPr>
+            <w:r>
+              <w:rPr>
+                <w:b/>
+                <w:bCs/>
+                <w:color w:val="12355B"/>
+                <w:sz w:val="21"/>
+                <w:szCs w:val="21"/>
+              </w:rPr>
+              <w:t xml:space="preserve">2.  </w:t>
+            </w:r>
+            <w:r>
+              <w:rPr>
+                <w:b/>
+                <w:bCs/>
+                <w:sz w:val="20"/>
+                <w:szCs w:val="20"/>
+              </w:rPr>
+              <w:t xml:space="preserve">A histogram has intervals: 0–4, 5–9, 10–14, 15–19. What is the width of each interval?</w:t>
+            </w:r>
+          </w:p>
+          <w:p>
+            <w:pPr>
+              <w:spacing w:after="30"/>
+              <w:ind w:left="180"/>
+            </w:pPr>
+            <w:r>
+              <w:rPr>
+                <w:sz w:val="19"/>
+                <w:szCs w:val="19"/>
+              </w:rPr>
+              <w:t xml:space="preserve">A)  4</w:t>
+            </w:r>
+          </w:p>
+          <w:p>
+            <w:pPr>
+              <w:spacing w:after="30"/>
+              <w:ind w:left="180"/>
+            </w:pPr>
+            <w:r>
+              <w:rPr>
+                <w:sz w:val="19"/>
+                <w:szCs w:val="19"/>
+              </w:rPr>
+              <w:t xml:space="preserve">B)  5</w:t>
+            </w:r>
+          </w:p>
+          <w:p>
+            <w:pPr>
+              <w:spacing w:after="30"/>
+              <w:ind w:left="180"/>
+            </w:pPr>
+            <w:r>
+              <w:rPr>
+                <w:sz w:val="19"/>
+                <w:szCs w:val="19"/>
+              </w:rPr>
+              <w:t xml:space="preserve">C)  10</w:t>
+            </w:r>
+          </w:p>
+          <w:p>
+            <w:pPr>
+              <w:spacing w:after="30"/>
+              <w:ind w:left="180"/>
+            </w:pPr>
+            <w:r>
+              <w:rPr>
+                <w:sz w:val="19"/>
+                <w:szCs w:val="19"/>
+              </w:rPr>
+              <w:t xml:space="preserve">D)  19</w:t>
+            </w:r>
+          </w:p>
+        </w:tc>
+        <w:tc>
+          <w:tcPr>
+            <w:tcW w:type="dxa" w:w="3560"/>
+            <w:tcMar>
+              <w:top w:type="dxa" w:w="80"/>
+              <w:left w:type="dxa" w:w="100"/>
+              <w:bottom w:type="dxa" w:w="80"/>
+              <w:right w:type="dxa" w:w="100"/>
+            </w:tcMar>
+            <w:vAlign w:val="top"/>
+          </w:tcPr>
+          <w:p>
+            <w:pPr>
+              <w:spacing w:after="40"/>
+            </w:pPr>
+            <w:r>
+              <w:rPr>
+                <w:b/>
+                <w:bCs/>
+                <w:color w:val="1FA6A2"/>
+                <w:sz w:val="19"/>
+                <w:szCs w:val="19"/>
+              </w:rPr>
+              <w:t xml:space="preserve">Solution:  </w:t>
+            </w:r>
+            <w:r>
+              <w:rPr>
+                <w:b/>
+                <w:bCs/>
+                <w:sz w:val="19"/>
+                <w:szCs w:val="19"/>
+              </w:rPr>
+              <w:t xml:space="preserve">B)  5</w:t>
+            </w:r>
+          </w:p>
+          <w:p>
+            <w:pPr>
+              <w:spacing w:after="40"/>
+            </w:pPr>
+            <w:r>
+              <w:rPr>
+                <w:i/>
+                <w:iCs/>
+                <w:color w:val="5F6F80"/>
+                <w:sz w:val="18"/>
+                <w:szCs w:val="18"/>
+              </w:rPr>
+              <w:t xml:space="preserve">Each interval covers 5 values (0,1,2,3,4 then 5,6,7,8,9 etc.), so the width is 5.</w:t>
+            </w:r>
+          </w:p>
+          <w:p>
+            <w:pPr>
+              <w:pBdr>
+                <w:bottom w:val="single" w:color="AFBECC" w:sz="6"/>
+              </w:pBdr>
+              <w:spacing w:after="30" w:before="150"/>
             </w:pPr>
             <w:r>
               <w:t xml:space="preserve"/>
@@ -4388,7 +5175,125 @@
           </w:p>
           <w:p>
             <w:pPr>
-              <w:spacing w:after="0" w:line="320"/>
+              <w:pBdr>
+                <w:bottom w:val="single" w:color="AFBECC" w:sz="6"/>
+              </w:pBdr>
+              <w:spacing w:after="30" w:before="150"/>
+            </w:pPr>
+            <w:r>
+              <w:t xml:space="preserve"/>
+            </w:r>
+          </w:p>
+        </w:tc>
+        <w:tc>
+          <w:tcPr>
+            <w:tcW w:type="dxa" w:w="3000"/>
+            <w:shd w:fill="FBF3E2" w:color="auto" w:val="clear"/>
+            <w:tcMar>
+              <w:top w:type="dxa" w:w="80"/>
+              <w:left w:type="dxa" w:w="100"/>
+              <w:bottom w:type="dxa" w:w="80"/>
+              <w:right w:type="dxa" w:w="100"/>
+            </w:tcMar>
+            <w:vAlign w:val="top"/>
+          </w:tcPr>
+          <w:p>
+            <w:pPr>
+              <w:spacing w:after="40"/>
+            </w:pPr>
+            <w:r>
+              <w:rPr>
+                <w:b/>
+                <w:bCs/>
+                <w:color w:val="12355B"/>
+                <w:sz w:val="19"/>
+                <w:szCs w:val="19"/>
+              </w:rPr>
+              <w:t xml:space="preserve">Because... </w:t>
+            </w:r>
+            <w:r>
+              <w:rPr>
+                <w:color w:val="AFBECC"/>
+                <w:sz w:val="19"/>
+                <w:szCs w:val="19"/>
+              </w:rPr>
+              <w:t xml:space="preserve">________________</w:t>
+            </w:r>
+          </w:p>
+          <w:p>
+            <w:pPr>
+              <w:pBdr>
+                <w:bottom w:val="single" w:color="AFBECC" w:sz="6"/>
+              </w:pBdr>
+              <w:spacing w:after="30" w:before="150"/>
+            </w:pPr>
+            <w:r>
+              <w:t xml:space="preserve"/>
+            </w:r>
+          </w:p>
+          <w:p>
+            <w:pPr>
+              <w:spacing w:after="40" w:before="80"/>
+            </w:pPr>
+            <w:r>
+              <w:rPr>
+                <w:b/>
+                <w:bCs/>
+                <w:color w:val="6B4FA0"/>
+                <w:sz w:val="19"/>
+                <w:szCs w:val="19"/>
+              </w:rPr>
+              <w:t xml:space="preserve">Although... </w:t>
+            </w:r>
+            <w:r>
+              <w:rPr>
+                <w:color w:val="AFBECC"/>
+                <w:sz w:val="19"/>
+                <w:szCs w:val="19"/>
+              </w:rPr>
+              <w:t xml:space="preserve">_______________</w:t>
+            </w:r>
+          </w:p>
+          <w:p>
+            <w:pPr>
+              <w:pBdr>
+                <w:bottom w:val="single" w:color="AFBECC" w:sz="6"/>
+              </w:pBdr>
+              <w:spacing w:after="30" w:before="150"/>
+            </w:pPr>
+            <w:r>
+              <w:t xml:space="preserve"/>
+            </w:r>
+          </w:p>
+          <w:p>
+            <w:pPr>
+              <w:spacing w:after="40" w:before="80"/>
+            </w:pPr>
+            <w:r>
+              <w:rPr>
+                <w:b/>
+                <w:bCs/>
+                <w:color w:val="1FA6A2"/>
+                <w:sz w:val="19"/>
+                <w:szCs w:val="19"/>
+              </w:rPr>
+              <w:t xml:space="preserve">Therefore... </w:t>
+            </w:r>
+            <w:r>
+              <w:rPr>
+                <w:color w:val="AFBECC"/>
+                <w:sz w:val="19"/>
+                <w:szCs w:val="19"/>
+              </w:rPr>
+              <w:t xml:space="preserve">______________</w:t>
+            </w:r>
+          </w:p>
+          <w:p>
+            <w:pPr>
+              <w:pBdr>
+                <w:bottom w:val="single" w:color="AFBECC" w:sz="6"/>
+              </w:pBdr>
+              <w:spacing w:after="30" w:before="150"/>
             </w:pPr>
             <w:r>
               <w:t xml:space="preserve"/>
@@ -4399,84 +5304,7 @@
     </w:tbl>
     <w:p>
       <w:pPr>
-        <w:keepNext/>
-        <w:spacing w:after="60" w:before="160"/>
-      </w:pPr>
-      <w:r>
-        <w:rPr>
-          <w:b/>
-          <w:bCs/>
-          <w:color w:val="12355B"/>
-          <w:sz w:val="22"/>
-          <w:szCs w:val="22"/>
-        </w:rPr>
-        <w:t xml:space="preserve">3.  </w:t>
-      </w:r>
-      <w:r>
-        <w:rPr>
-          <w:b/>
-          <w:bCs/>
-          <w:sz w:val="21"/>
-          <w:szCs w:val="21"/>
-        </w:rPr>
-        <w:t xml:space="preserve">A histogram bar for the interval 20–29 reaches a height of 7. What does the 7 tell you?</w:t>
-      </w:r>
-    </w:p>
-    <w:p>
-      <w:pPr>
-        <w:spacing w:after="40"/>
-        <w:ind w:left="420"/>
-      </w:pPr>
-      <w:r>
-        <w:rPr>
-          <w:sz w:val="20"/>
-          <w:szCs w:val="20"/>
-        </w:rPr>
-        <w:t xml:space="preserve">A)  The largest value is 7</w:t>
-      </w:r>
-    </w:p>
-    <w:p>
-      <w:pPr>
-        <w:spacing w:after="40"/>
-        <w:ind w:left="420"/>
-      </w:pPr>
-      <w:r>
-        <w:rPr>
-          <w:sz w:val="20"/>
-          <w:szCs w:val="20"/>
-        </w:rPr>
-        <w:t xml:space="preserve">B)  There are 7 intervals</w:t>
-      </w:r>
-    </w:p>
-    <w:p>
-      <w:pPr>
-        <w:spacing w:after="40"/>
-        <w:ind w:left="420"/>
-      </w:pPr>
-      <w:r>
-        <w:rPr>
-          <w:sz w:val="20"/>
-          <w:szCs w:val="20"/>
-        </w:rPr>
-        <w:t xml:space="preserve">C)  The interval is 7 wide</w:t>
-      </w:r>
-    </w:p>
-    <w:p>
-      <w:pPr>
-        <w:spacing w:after="40"/>
-        <w:ind w:left="420"/>
-      </w:pPr>
-      <w:r>
-        <w:rPr>
-          <w:sz w:val="20"/>
-          <w:szCs w:val="20"/>
-        </w:rPr>
-        <w:t xml:space="preserve">D)  7 data values fall between 20 and 29</w:t>
-      </w:r>
-    </w:p>
-    <w:p>
-      <w:pPr>
-        <w:spacing w:after="20"/>
+        <w:spacing w:after="80"/>
       </w:pPr>
       <w:r>
         <w:t xml:space="preserve"/>
@@ -4484,33 +5312,256 @@
     </w:p>
     <w:tbl>
       <w:tblPr>
-        <w:tblW w:type="pct" w:w="100%"/>
+        <w:tblW w:type="dxa" w:w="9360"/>
         <w:tblBorders>
           <w:top w:val="single" w:color="C7D2DD" w:sz="6"/>
           <w:left w:val="single" w:color="C7D2DD" w:sz="6"/>
           <w:bottom w:val="single" w:color="C7D2DD" w:sz="6"/>
           <w:right w:val="single" w:color="C7D2DD" w:sz="6"/>
-          <w:insideH w:val="single" w:color="auto" w:sz="4"/>
-          <w:insideV w:val="single" w:color="auto" w:sz="4"/>
+          <w:insideH w:val="single" w:color="C7D2DD" w:sz="6"/>
+          <w:insideV w:val="single" w:color="C7D2DD" w:sz="6"/>
         </w:tblBorders>
       </w:tblPr>
       <w:tblGrid>
-        <w:gridCol w:w="100"/>
+        <w:gridCol w:w="2800"/>
+        <w:gridCol w:w="3560"/>
+        <w:gridCol w:w="3000"/>
       </w:tblGrid>
       <w:tr>
-        <w:tc>
-          <w:tcPr>
+        <w:trPr>
+          <w:cantSplit/>
+          <w:tblHeader/>
+        </w:trPr>
+        <w:tc>
+          <w:tcPr>
+            <w:tcW w:type="dxa" w:w="2800"/>
+            <w:shd w:fill="EEF4F8" w:color="auto" w:val="clear"/>
+            <w:tcMar>
+              <w:top w:type="dxa" w:w="60"/>
+              <w:left w:type="dxa" w:w="100"/>
+              <w:bottom w:type="dxa" w:w="60"/>
+              <w:right w:type="dxa" w:w="100"/>
+            </w:tcMar>
+          </w:tcPr>
+          <w:p>
+            <w:pPr>
+              <w:spacing w:after="0"/>
+            </w:pPr>
+            <w:r>
+              <w:rPr>
+                <w:b/>
+                <w:bCs/>
+                <w:color w:val="12355B"/>
+                <w:sz w:val="16"/>
+                <w:szCs w:val="16"/>
+              </w:rPr>
+              <w:t xml:space="preserve">CORE PROBLEM / GIVEN REPRESENTATION</w:t>
+            </w:r>
+          </w:p>
+        </w:tc>
+        <w:tc>
+          <w:tcPr>
+            <w:tcW w:type="dxa" w:w="3560"/>
+            <w:shd w:fill="EEF4F8" w:color="auto" w:val="clear"/>
+            <w:tcMar>
+              <w:top w:type="dxa" w:w="60"/>
+              <w:left w:type="dxa" w:w="100"/>
+              <w:bottom w:type="dxa" w:w="60"/>
+              <w:right w:type="dxa" w:w="100"/>
+            </w:tcMar>
+          </w:tcPr>
+          <w:p>
+            <w:pPr>
+              <w:spacing w:after="0"/>
+            </w:pPr>
+            <w:r>
+              <w:rPr>
+                <w:b/>
+                <w:bCs/>
+                <w:color w:val="12355B"/>
+                <w:sz w:val="16"/>
+                <w:szCs w:val="16"/>
+              </w:rPr>
+              <w:t xml:space="preserve">WORKING SPACE / CALCULATION STEPS</w:t>
+            </w:r>
+          </w:p>
+        </w:tc>
+        <w:tc>
+          <w:tcPr>
+            <w:tcW w:type="dxa" w:w="3000"/>
             <w:shd w:fill="FBF3E2" w:color="auto" w:val="clear"/>
             <w:tcMar>
               <w:top w:type="dxa" w:w="60"/>
-              <w:left w:type="dxa" w:w="120"/>
+              <w:left w:type="dxa" w:w="100"/>
               <w:bottom w:type="dxa" w:w="60"/>
-              <w:right w:type="dxa" w:w="120"/>
-            </w:tcMar>
-          </w:tcPr>
-          <w:p>
-            <w:pPr>
-              <w:spacing w:after="0" w:line="320"/>
+              <w:right w:type="dxa" w:w="100"/>
+            </w:tcMar>
+          </w:tcPr>
+          <w:p>
+            <w:pPr>
+              <w:spacing w:after="0"/>
+            </w:pPr>
+            <w:r>
+              <w:rPr>
+                <w:b/>
+                <w:bCs/>
+                <w:color w:val="B97A12"/>
+                <w:sz w:val="16"/>
+                <w:szCs w:val="16"/>
+              </w:rPr>
+              <w:t xml:space="preserve">EXPLAIN YOUR REASONING</w:t>
+            </w:r>
+          </w:p>
+        </w:tc>
+      </w:tr>
+      <w:tr>
+        <w:trPr>
+          <w:cantSplit/>
+        </w:trPr>
+        <w:tc>
+          <w:tcPr>
+            <w:tcW w:type="dxa" w:w="2800"/>
+            <w:tcMar>
+              <w:top w:type="dxa" w:w="80"/>
+              <w:left w:type="dxa" w:w="100"/>
+              <w:bottom w:type="dxa" w:w="80"/>
+              <w:right w:type="dxa" w:w="100"/>
+            </w:tcMar>
+            <w:vAlign w:val="top"/>
+          </w:tcPr>
+          <w:p>
+            <w:pPr>
+              <w:spacing w:after="60"/>
+            </w:pPr>
+            <w:r>
+              <w:rPr>
+                <w:b/>
+                <w:bCs/>
+                <w:color w:val="12355B"/>
+                <w:sz w:val="21"/>
+                <w:szCs w:val="21"/>
+              </w:rPr>
+              <w:t xml:space="preserve">3.  </w:t>
+            </w:r>
+            <w:r>
+              <w:rPr>
+                <w:b/>
+                <w:bCs/>
+                <w:sz w:val="20"/>
+                <w:szCs w:val="20"/>
+              </w:rPr>
+              <w:t xml:space="preserve">A histogram bar for the interval 20–29 reaches a height of 7. What does the 7 tell you?</w:t>
+            </w:r>
+          </w:p>
+          <w:p>
+            <w:pPr>
+              <w:spacing w:after="30"/>
+              <w:ind w:left="180"/>
+            </w:pPr>
+            <w:r>
+              <w:rPr>
+                <w:sz w:val="19"/>
+                <w:szCs w:val="19"/>
+              </w:rPr>
+              <w:t xml:space="preserve">A)  The largest value is 7</w:t>
+            </w:r>
+          </w:p>
+          <w:p>
+            <w:pPr>
+              <w:spacing w:after="30"/>
+              <w:ind w:left="180"/>
+            </w:pPr>
+            <w:r>
+              <w:rPr>
+                <w:sz w:val="19"/>
+                <w:szCs w:val="19"/>
+              </w:rPr>
+              <w:t xml:space="preserve">B)  There are 7 intervals</w:t>
+            </w:r>
+          </w:p>
+          <w:p>
+            <w:pPr>
+              <w:spacing w:after="30"/>
+              <w:ind w:left="180"/>
+            </w:pPr>
+            <w:r>
+              <w:rPr>
+                <w:sz w:val="19"/>
+                <w:szCs w:val="19"/>
+              </w:rPr>
+              <w:t xml:space="preserve">C)  The interval is 7 wide</w:t>
+            </w:r>
+          </w:p>
+          <w:p>
+            <w:pPr>
+              <w:spacing w:after="30"/>
+              <w:ind w:left="180"/>
+            </w:pPr>
+            <w:r>
+              <w:rPr>
+                <w:sz w:val="19"/>
+                <w:szCs w:val="19"/>
+              </w:rPr>
+              <w:t xml:space="preserve">D)  7 data values fall between 20 and 29</w:t>
+            </w:r>
+          </w:p>
+        </w:tc>
+        <w:tc>
+          <w:tcPr>
+            <w:tcW w:type="dxa" w:w="3560"/>
+            <w:tcMar>
+              <w:top w:type="dxa" w:w="80"/>
+              <w:left w:type="dxa" w:w="100"/>
+              <w:bottom w:type="dxa" w:w="80"/>
+              <w:right w:type="dxa" w:w="100"/>
+            </w:tcMar>
+            <w:vAlign w:val="top"/>
+          </w:tcPr>
+          <w:p>
+            <w:pPr>
+              <w:spacing w:after="40"/>
+            </w:pPr>
+            <w:r>
+              <w:rPr>
+                <w:b/>
+                <w:bCs/>
+                <w:color w:val="1FA6A2"/>
+                <w:sz w:val="19"/>
+                <w:szCs w:val="19"/>
+              </w:rPr>
+              <w:t xml:space="preserve">Solution:  </w:t>
+            </w:r>
+            <w:r>
+              <w:rPr>
+                <w:b/>
+                <w:bCs/>
+                <w:sz w:val="19"/>
+                <w:szCs w:val="19"/>
+              </w:rPr>
+              <w:t xml:space="preserve">D)  7 data values fall between 20 and 29</w:t>
+            </w:r>
+          </w:p>
+          <w:p>
+            <w:pPr>
+              <w:spacing w:after="40"/>
+            </w:pPr>
+            <w:r>
+              <w:rPr>
+                <w:i/>
+                <w:iCs/>
+                <w:color w:val="5F6F80"/>
+                <w:sz w:val="18"/>
+                <w:szCs w:val="18"/>
+              </w:rPr>
+              <w:t xml:space="preserve">A bar's height is the frequency — here, 7 values land in the 20–29 interval.</w:t>
+            </w:r>
+          </w:p>
+          <w:p>
+            <w:pPr>
+              <w:pBdr>
+                <w:bottom w:val="single" w:color="AFBECC" w:sz="6"/>
+              </w:pBdr>
+              <w:spacing w:after="30" w:before="150"/>
             </w:pPr>
             <w:r>
               <w:t xml:space="preserve"/>
@@ -4518,7 +5569,125 @@
           </w:p>
           <w:p>
             <w:pPr>
-              <w:spacing w:after="0" w:line="320"/>
+              <w:pBdr>
+                <w:bottom w:val="single" w:color="AFBECC" w:sz="6"/>
+              </w:pBdr>
+              <w:spacing w:after="30" w:before="150"/>
+            </w:pPr>
+            <w:r>
+              <w:t xml:space="preserve"/>
+            </w:r>
+          </w:p>
+        </w:tc>
+        <w:tc>
+          <w:tcPr>
+            <w:tcW w:type="dxa" w:w="3000"/>
+            <w:shd w:fill="FBF3E2" w:color="auto" w:val="clear"/>
+            <w:tcMar>
+              <w:top w:type="dxa" w:w="80"/>
+              <w:left w:type="dxa" w:w="100"/>
+              <w:bottom w:type="dxa" w:w="80"/>
+              <w:right w:type="dxa" w:w="100"/>
+            </w:tcMar>
+            <w:vAlign w:val="top"/>
+          </w:tcPr>
+          <w:p>
+            <w:pPr>
+              <w:spacing w:after="40"/>
+            </w:pPr>
+            <w:r>
+              <w:rPr>
+                <w:b/>
+                <w:bCs/>
+                <w:color w:val="12355B"/>
+                <w:sz w:val="19"/>
+                <w:szCs w:val="19"/>
+              </w:rPr>
+              <w:t xml:space="preserve">Because... </w:t>
+            </w:r>
+            <w:r>
+              <w:rPr>
+                <w:color w:val="AFBECC"/>
+                <w:sz w:val="19"/>
+                <w:szCs w:val="19"/>
+              </w:rPr>
+              <w:t xml:space="preserve">________________</w:t>
+            </w:r>
+          </w:p>
+          <w:p>
+            <w:pPr>
+              <w:pBdr>
+                <w:bottom w:val="single" w:color="AFBECC" w:sz="6"/>
+              </w:pBdr>
+              <w:spacing w:after="30" w:before="150"/>
+            </w:pPr>
+            <w:r>
+              <w:t xml:space="preserve"/>
+            </w:r>
+          </w:p>
+          <w:p>
+            <w:pPr>
+              <w:spacing w:after="40" w:before="80"/>
+            </w:pPr>
+            <w:r>
+              <w:rPr>
+                <w:b/>
+                <w:bCs/>
+                <w:color w:val="6B4FA0"/>
+                <w:sz w:val="19"/>
+                <w:szCs w:val="19"/>
+              </w:rPr>
+              <w:t xml:space="preserve">Although... </w:t>
+            </w:r>
+            <w:r>
+              <w:rPr>
+                <w:color w:val="AFBECC"/>
+                <w:sz w:val="19"/>
+                <w:szCs w:val="19"/>
+              </w:rPr>
+              <w:t xml:space="preserve">_______________</w:t>
+            </w:r>
+          </w:p>
+          <w:p>
+            <w:pPr>
+              <w:pBdr>
+                <w:bottom w:val="single" w:color="AFBECC" w:sz="6"/>
+              </w:pBdr>
+              <w:spacing w:after="30" w:before="150"/>
+            </w:pPr>
+            <w:r>
+              <w:t xml:space="preserve"/>
+            </w:r>
+          </w:p>
+          <w:p>
+            <w:pPr>
+              <w:spacing w:after="40" w:before="80"/>
+            </w:pPr>
+            <w:r>
+              <w:rPr>
+                <w:b/>
+                <w:bCs/>
+                <w:color w:val="1FA6A2"/>
+                <w:sz w:val="19"/>
+                <w:szCs w:val="19"/>
+              </w:rPr>
+              <w:t xml:space="preserve">Therefore... </w:t>
+            </w:r>
+            <w:r>
+              <w:rPr>
+                <w:color w:val="AFBECC"/>
+                <w:sz w:val="19"/>
+                <w:szCs w:val="19"/>
+              </w:rPr>
+              <w:t xml:space="preserve">______________</w:t>
+            </w:r>
+          </w:p>
+          <w:p>
+            <w:pPr>
+              <w:pBdr>
+                <w:bottom w:val="single" w:color="AFBECC" w:sz="6"/>
+              </w:pBdr>
+              <w:spacing w:after="30" w:before="150"/>
             </w:pPr>
             <w:r>
               <w:t xml:space="preserve"/>
@@ -4527,6 +5696,14 @@
         </w:tc>
       </w:tr>
     </w:tbl>
+    <w:p>
+      <w:pPr>
+        <w:spacing w:after="80"/>
+      </w:pPr>
+      <w:r>
+        <w:t xml:space="preserve"/>
+      </w:r>
+    </w:p>
     <w:p>
       <w:pPr>
         <w:pStyle w:val="Heading2"/>
@@ -4553,120 +5730,258 @@
         <w:t xml:space="preserve">   grade-level practice</w:t>
       </w:r>
     </w:p>
-    <w:p>
-      <w:pPr>
-        <w:keepNext/>
-        <w:spacing w:after="60" w:before="160"/>
-      </w:pPr>
-      <w:r>
-        <w:rPr>
-          <w:b/>
-          <w:bCs/>
-          <w:color w:val="12355B"/>
-          <w:sz w:val="22"/>
-          <w:szCs w:val="22"/>
-        </w:rPr>
-        <w:t xml:space="preserve">4.  </w:t>
-      </w:r>
-      <w:r>
-        <w:rPr>
-          <w:b/>
-          <w:bCs/>
-          <w:sz w:val="21"/>
-          <w:szCs w:val="21"/>
-        </w:rPr>
-        <w:t xml:space="preserve">A histogram of test scores shows: 50–59: 2, 60–69: 5, 70–79: 10, 80–89: 8, 90–99: 3. Which interval has the most students?</w:t>
-      </w:r>
-    </w:p>
-    <w:p>
-      <w:pPr>
-        <w:spacing w:after="40"/>
-        <w:ind w:left="420"/>
-      </w:pPr>
-      <w:r>
-        <w:rPr>
-          <w:sz w:val="20"/>
-          <w:szCs w:val="20"/>
-        </w:rPr>
-        <w:t xml:space="preserve">A)  60–69 with 5 students</w:t>
-      </w:r>
-    </w:p>
-    <w:p>
-      <w:pPr>
-        <w:spacing w:after="40"/>
-        <w:ind w:left="420"/>
-      </w:pPr>
-      <w:r>
-        <w:rPr>
-          <w:sz w:val="20"/>
-          <w:szCs w:val="20"/>
-        </w:rPr>
-        <w:t xml:space="preserve">B)  70–79 with 10 students</w:t>
-      </w:r>
-    </w:p>
-    <w:p>
-      <w:pPr>
-        <w:spacing w:after="40"/>
-        <w:ind w:left="420"/>
-      </w:pPr>
-      <w:r>
-        <w:rPr>
-          <w:sz w:val="20"/>
-          <w:szCs w:val="20"/>
-        </w:rPr>
-        <w:t xml:space="preserve">C)  80–89 with 8 students</w:t>
-      </w:r>
-    </w:p>
-    <w:p>
-      <w:pPr>
-        <w:spacing w:after="40"/>
-        <w:ind w:left="420"/>
-      </w:pPr>
-      <w:r>
-        <w:rPr>
-          <w:sz w:val="20"/>
-          <w:szCs w:val="20"/>
-        </w:rPr>
-        <w:t xml:space="preserve">D)  90–99 with 3 students</w:t>
-      </w:r>
-    </w:p>
-    <w:p>
-      <w:pPr>
-        <w:spacing w:after="20"/>
-      </w:pPr>
-      <w:r>
-        <w:t xml:space="preserve"/>
-      </w:r>
-    </w:p>
     <w:tbl>
       <w:tblPr>
-        <w:tblW w:type="pct" w:w="100%"/>
+        <w:tblW w:type="dxa" w:w="9360"/>
         <w:tblBorders>
           <w:top w:val="single" w:color="C7D2DD" w:sz="6"/>
           <w:left w:val="single" w:color="C7D2DD" w:sz="6"/>
           <w:bottom w:val="single" w:color="C7D2DD" w:sz="6"/>
           <w:right w:val="single" w:color="C7D2DD" w:sz="6"/>
-          <w:insideH w:val="single" w:color="auto" w:sz="4"/>
-          <w:insideV w:val="single" w:color="auto" w:sz="4"/>
+          <w:insideH w:val="single" w:color="C7D2DD" w:sz="6"/>
+          <w:insideV w:val="single" w:color="C7D2DD" w:sz="6"/>
         </w:tblBorders>
       </w:tblPr>
       <w:tblGrid>
-        <w:gridCol w:w="100"/>
+        <w:gridCol w:w="2800"/>
+        <w:gridCol w:w="3560"/>
+        <w:gridCol w:w="3000"/>
       </w:tblGrid>
       <w:tr>
-        <w:tc>
-          <w:tcPr>
+        <w:trPr>
+          <w:cantSplit/>
+          <w:tblHeader/>
+        </w:trPr>
+        <w:tc>
+          <w:tcPr>
+            <w:tcW w:type="dxa" w:w="2800"/>
+            <w:shd w:fill="EEF4F8" w:color="auto" w:val="clear"/>
+            <w:tcMar>
+              <w:top w:type="dxa" w:w="60"/>
+              <w:left w:type="dxa" w:w="100"/>
+              <w:bottom w:type="dxa" w:w="60"/>
+              <w:right w:type="dxa" w:w="100"/>
+            </w:tcMar>
+          </w:tcPr>
+          <w:p>
+            <w:pPr>
+              <w:spacing w:after="0"/>
+            </w:pPr>
+            <w:r>
+              <w:rPr>
+                <w:b/>
+                <w:bCs/>
+                <w:color w:val="12355B"/>
+                <w:sz w:val="16"/>
+                <w:szCs w:val="16"/>
+              </w:rPr>
+              <w:t xml:space="preserve">CORE PROBLEM / GIVEN REPRESENTATION</w:t>
+            </w:r>
+          </w:p>
+        </w:tc>
+        <w:tc>
+          <w:tcPr>
+            <w:tcW w:type="dxa" w:w="3560"/>
+            <w:shd w:fill="EEF4F8" w:color="auto" w:val="clear"/>
+            <w:tcMar>
+              <w:top w:type="dxa" w:w="60"/>
+              <w:left w:type="dxa" w:w="100"/>
+              <w:bottom w:type="dxa" w:w="60"/>
+              <w:right w:type="dxa" w:w="100"/>
+            </w:tcMar>
+          </w:tcPr>
+          <w:p>
+            <w:pPr>
+              <w:spacing w:after="0"/>
+            </w:pPr>
+            <w:r>
+              <w:rPr>
+                <w:b/>
+                <w:bCs/>
+                <w:color w:val="12355B"/>
+                <w:sz w:val="16"/>
+                <w:szCs w:val="16"/>
+              </w:rPr>
+              <w:t xml:space="preserve">WORKING SPACE / CALCULATION STEPS</w:t>
+            </w:r>
+          </w:p>
+        </w:tc>
+        <w:tc>
+          <w:tcPr>
+            <w:tcW w:type="dxa" w:w="3000"/>
             <w:shd w:fill="FBF3E2" w:color="auto" w:val="clear"/>
             <w:tcMar>
               <w:top w:type="dxa" w:w="60"/>
-              <w:left w:type="dxa" w:w="120"/>
+              <w:left w:type="dxa" w:w="100"/>
               <w:bottom w:type="dxa" w:w="60"/>
-              <w:right w:type="dxa" w:w="120"/>
-            </w:tcMar>
-          </w:tcPr>
-          <w:p>
-            <w:pPr>
-              <w:spacing w:after="0" w:line="320"/>
+              <w:right w:type="dxa" w:w="100"/>
+            </w:tcMar>
+          </w:tcPr>
+          <w:p>
+            <w:pPr>
+              <w:spacing w:after="0"/>
+            </w:pPr>
+            <w:r>
+              <w:rPr>
+                <w:b/>
+                <w:bCs/>
+                <w:color w:val="B97A12"/>
+                <w:sz w:val="16"/>
+                <w:szCs w:val="16"/>
+              </w:rPr>
+              <w:t xml:space="preserve">EXPLAIN YOUR REASONING</w:t>
+            </w:r>
+          </w:p>
+        </w:tc>
+      </w:tr>
+      <w:tr>
+        <w:trPr>
+          <w:cantSplit/>
+        </w:trPr>
+        <w:tc>
+          <w:tcPr>
+            <w:tcW w:type="dxa" w:w="2800"/>
+            <w:tcMar>
+              <w:top w:type="dxa" w:w="80"/>
+              <w:left w:type="dxa" w:w="100"/>
+              <w:bottom w:type="dxa" w:w="80"/>
+              <w:right w:type="dxa" w:w="100"/>
+            </w:tcMar>
+            <w:vAlign w:val="top"/>
+          </w:tcPr>
+          <w:p>
+            <w:pPr>
+              <w:spacing w:after="60"/>
+            </w:pPr>
+            <w:r>
+              <w:rPr>
+                <w:b/>
+                <w:bCs/>
+                <w:color w:val="12355B"/>
+                <w:sz w:val="21"/>
+                <w:szCs w:val="21"/>
+              </w:rPr>
+              <w:t xml:space="preserve">4.  </w:t>
+            </w:r>
+            <w:r>
+              <w:rPr>
+                <w:b/>
+                <w:bCs/>
+                <w:sz w:val="20"/>
+                <w:szCs w:val="20"/>
+              </w:rPr>
+              <w:t xml:space="preserve">A histogram of test scores shows: 50–59: 2, 60–69: 5, 70–79: 10, 80–89: 8, 90–99: 3. Which interval has the most students?</w:t>
+            </w:r>
+          </w:p>
+          <w:p>
+            <w:pPr>
+              <w:spacing w:after="30"/>
+              <w:ind w:left="180"/>
+            </w:pPr>
+            <w:r>
+              <w:rPr>
+                <w:sz w:val="19"/>
+                <w:szCs w:val="19"/>
+              </w:rPr>
+              <w:t xml:space="preserve">A)  60–69 with 5 students</w:t>
+            </w:r>
+          </w:p>
+          <w:p>
+            <w:pPr>
+              <w:spacing w:after="30"/>
+              <w:ind w:left="180"/>
+            </w:pPr>
+            <w:r>
+              <w:rPr>
+                <w:sz w:val="19"/>
+                <w:szCs w:val="19"/>
+              </w:rPr>
+              <w:t xml:space="preserve">B)  70–79 with 10 students</w:t>
+            </w:r>
+          </w:p>
+          <w:p>
+            <w:pPr>
+              <w:spacing w:after="30"/>
+              <w:ind w:left="180"/>
+            </w:pPr>
+            <w:r>
+              <w:rPr>
+                <w:sz w:val="19"/>
+                <w:szCs w:val="19"/>
+              </w:rPr>
+              <w:t xml:space="preserve">C)  80–89 with 8 students</w:t>
+            </w:r>
+          </w:p>
+          <w:p>
+            <w:pPr>
+              <w:spacing w:after="30"/>
+              <w:ind w:left="180"/>
+            </w:pPr>
+            <w:r>
+              <w:rPr>
+                <w:sz w:val="19"/>
+                <w:szCs w:val="19"/>
+              </w:rPr>
+              <w:t xml:space="preserve">D)  90–99 with 3 students</w:t>
+            </w:r>
+          </w:p>
+        </w:tc>
+        <w:tc>
+          <w:tcPr>
+            <w:tcW w:type="dxa" w:w="3560"/>
+            <w:tcMar>
+              <w:top w:type="dxa" w:w="80"/>
+              <w:left w:type="dxa" w:w="100"/>
+              <w:bottom w:type="dxa" w:w="80"/>
+              <w:right w:type="dxa" w:w="100"/>
+            </w:tcMar>
+            <w:vAlign w:val="top"/>
+          </w:tcPr>
+          <w:p>
+            <w:pPr>
+              <w:spacing w:after="40"/>
+            </w:pPr>
+            <w:r>
+              <w:rPr>
+                <w:b/>
+                <w:bCs/>
+                <w:color w:val="1FA6A2"/>
+                <w:sz w:val="19"/>
+                <w:szCs w:val="19"/>
+              </w:rPr>
+              <w:t xml:space="preserve">Solution:  </w:t>
+            </w:r>
+            <w:r>
+              <w:rPr>
+                <w:b/>
+                <w:bCs/>
+                <w:sz w:val="19"/>
+                <w:szCs w:val="19"/>
+              </w:rPr>
+              <w:t xml:space="preserve">B)  70–79 with 10 students</w:t>
+            </w:r>
+          </w:p>
+          <w:p>
+            <w:pPr>
+              <w:spacing w:after="40"/>
+            </w:pPr>
+            <w:r>
+              <w:rPr>
+                <w:i/>
+                <w:iCs/>
+                <w:color w:val="5F6F80"/>
+                <w:sz w:val="18"/>
+                <w:szCs w:val="18"/>
+              </w:rPr>
+              <w:t xml:space="preserve">The 70–79 interval has the highest frequency of 10 students.</w:t>
+            </w:r>
+          </w:p>
+          <w:p>
+            <w:pPr>
+              <w:pBdr>
+                <w:bottom w:val="single" w:color="AFBECC" w:sz="6"/>
+              </w:pBdr>
+              <w:spacing w:after="30" w:before="150"/>
             </w:pPr>
             <w:r>
               <w:t xml:space="preserve"/>
@@ -4674,7 +5989,125 @@
           </w:p>
           <w:p>
             <w:pPr>
-              <w:spacing w:after="0" w:line="320"/>
+              <w:pBdr>
+                <w:bottom w:val="single" w:color="AFBECC" w:sz="6"/>
+              </w:pBdr>
+              <w:spacing w:after="30" w:before="150"/>
+            </w:pPr>
+            <w:r>
+              <w:t xml:space="preserve"/>
+            </w:r>
+          </w:p>
+        </w:tc>
+        <w:tc>
+          <w:tcPr>
+            <w:tcW w:type="dxa" w:w="3000"/>
+            <w:shd w:fill="FBF3E2" w:color="auto" w:val="clear"/>
+            <w:tcMar>
+              <w:top w:type="dxa" w:w="80"/>
+              <w:left w:type="dxa" w:w="100"/>
+              <w:bottom w:type="dxa" w:w="80"/>
+              <w:right w:type="dxa" w:w="100"/>
+            </w:tcMar>
+            <w:vAlign w:val="top"/>
+          </w:tcPr>
+          <w:p>
+            <w:pPr>
+              <w:spacing w:after="40"/>
+            </w:pPr>
+            <w:r>
+              <w:rPr>
+                <w:b/>
+                <w:bCs/>
+                <w:color w:val="12355B"/>
+                <w:sz w:val="19"/>
+                <w:szCs w:val="19"/>
+              </w:rPr>
+              <w:t xml:space="preserve">Because... </w:t>
+            </w:r>
+            <w:r>
+              <w:rPr>
+                <w:color w:val="AFBECC"/>
+                <w:sz w:val="19"/>
+                <w:szCs w:val="19"/>
+              </w:rPr>
+              <w:t xml:space="preserve">________________</w:t>
+            </w:r>
+          </w:p>
+          <w:p>
+            <w:pPr>
+              <w:pBdr>
+                <w:bottom w:val="single" w:color="AFBECC" w:sz="6"/>
+              </w:pBdr>
+              <w:spacing w:after="30" w:before="150"/>
+            </w:pPr>
+            <w:r>
+              <w:t xml:space="preserve"/>
+            </w:r>
+          </w:p>
+          <w:p>
+            <w:pPr>
+              <w:spacing w:after="40" w:before="80"/>
+            </w:pPr>
+            <w:r>
+              <w:rPr>
+                <w:b/>
+                <w:bCs/>
+                <w:color w:val="6B4FA0"/>
+                <w:sz w:val="19"/>
+                <w:szCs w:val="19"/>
+              </w:rPr>
+              <w:t xml:space="preserve">Although... </w:t>
+            </w:r>
+            <w:r>
+              <w:rPr>
+                <w:color w:val="AFBECC"/>
+                <w:sz w:val="19"/>
+                <w:szCs w:val="19"/>
+              </w:rPr>
+              <w:t xml:space="preserve">_______________</w:t>
+            </w:r>
+          </w:p>
+          <w:p>
+            <w:pPr>
+              <w:pBdr>
+                <w:bottom w:val="single" w:color="AFBECC" w:sz="6"/>
+              </w:pBdr>
+              <w:spacing w:after="30" w:before="150"/>
+            </w:pPr>
+            <w:r>
+              <w:t xml:space="preserve"/>
+            </w:r>
+          </w:p>
+          <w:p>
+            <w:pPr>
+              <w:spacing w:after="40" w:before="80"/>
+            </w:pPr>
+            <w:r>
+              <w:rPr>
+                <w:b/>
+                <w:bCs/>
+                <w:color w:val="1FA6A2"/>
+                <w:sz w:val="19"/>
+                <w:szCs w:val="19"/>
+              </w:rPr>
+              <w:t xml:space="preserve">Therefore... </w:t>
+            </w:r>
+            <w:r>
+              <w:rPr>
+                <w:color w:val="AFBECC"/>
+                <w:sz w:val="19"/>
+                <w:szCs w:val="19"/>
+              </w:rPr>
+              <w:t xml:space="preserve">______________</w:t>
+            </w:r>
+          </w:p>
+          <w:p>
+            <w:pPr>
+              <w:pBdr>
+                <w:bottom w:val="single" w:color="AFBECC" w:sz="6"/>
+              </w:pBdr>
+              <w:spacing w:after="30" w:before="150"/>
             </w:pPr>
             <w:r>
               <w:t xml:space="preserve"/>
@@ -4685,84 +6118,7 @@
     </w:tbl>
     <w:p>
       <w:pPr>
-        <w:keepNext/>
-        <w:spacing w:after="60" w:before="160"/>
-      </w:pPr>
-      <w:r>
-        <w:rPr>
-          <w:b/>
-          <w:bCs/>
-          <w:color w:val="12355B"/>
-          <w:sz w:val="22"/>
-          <w:szCs w:val="22"/>
-        </w:rPr>
-        <w:t xml:space="preserve">5.  </w:t>
-      </w:r>
-      <w:r>
-        <w:rPr>
-          <w:b/>
-          <w:bCs/>
-          <w:sz w:val="21"/>
-          <w:szCs w:val="21"/>
-        </w:rPr>
-        <w:t xml:space="preserve">A histogram of goals-per-game shows: 0–1: 9 players, 2–3: 6, 4–5: 3, 6–7: 1. What shape is this distribution?</w:t>
-      </w:r>
-    </w:p>
-    <w:p>
-      <w:pPr>
-        <w:spacing w:after="40"/>
-        <w:ind w:left="420"/>
-      </w:pPr>
-      <w:r>
-        <w:rPr>
-          <w:sz w:val="20"/>
-          <w:szCs w:val="20"/>
-        </w:rPr>
-        <w:t xml:space="preserve">A)  Perfectly symmetric</w:t>
-      </w:r>
-    </w:p>
-    <w:p>
-      <w:pPr>
-        <w:spacing w:after="40"/>
-        <w:ind w:left="420"/>
-      </w:pPr>
-      <w:r>
-        <w:rPr>
-          <w:sz w:val="20"/>
-          <w:szCs w:val="20"/>
-        </w:rPr>
-        <w:t xml:space="preserve">B)  Skewed right (most players low, tail toward high values)</w:t>
-      </w:r>
-    </w:p>
-    <w:p>
-      <w:pPr>
-        <w:spacing w:after="40"/>
-        <w:ind w:left="420"/>
-      </w:pPr>
-      <w:r>
-        <w:rPr>
-          <w:sz w:val="20"/>
-          <w:szCs w:val="20"/>
-        </w:rPr>
-        <w:t xml:space="preserve">C)  Flat / uniform (all bars equal)</w:t>
-      </w:r>
-    </w:p>
-    <w:p>
-      <w:pPr>
-        <w:spacing w:after="40"/>
-        <w:ind w:left="420"/>
-      </w:pPr>
-      <w:r>
-        <w:rPr>
-          <w:sz w:val="20"/>
-          <w:szCs w:val="20"/>
-        </w:rPr>
-        <w:t xml:space="preserve">D)  Skewed left (most players high, tail toward low values)</w:t>
-      </w:r>
-    </w:p>
-    <w:p>
-      <w:pPr>
-        <w:spacing w:after="20"/>
+        <w:spacing w:after="80"/>
       </w:pPr>
       <w:r>
         <w:t xml:space="preserve"/>
@@ -4770,33 +6126,256 @@
     </w:p>
     <w:tbl>
       <w:tblPr>
-        <w:tblW w:type="pct" w:w="100%"/>
+        <w:tblW w:type="dxa" w:w="9360"/>
         <w:tblBorders>
           <w:top w:val="single" w:color="C7D2DD" w:sz="6"/>
           <w:left w:val="single" w:color="C7D2DD" w:sz="6"/>
           <w:bottom w:val="single" w:color="C7D2DD" w:sz="6"/>
           <w:right w:val="single" w:color="C7D2DD" w:sz="6"/>
-          <w:insideH w:val="single" w:color="auto" w:sz="4"/>
-          <w:insideV w:val="single" w:color="auto" w:sz="4"/>
+          <w:insideH w:val="single" w:color="C7D2DD" w:sz="6"/>
+          <w:insideV w:val="single" w:color="C7D2DD" w:sz="6"/>
         </w:tblBorders>
       </w:tblPr>
       <w:tblGrid>
-        <w:gridCol w:w="100"/>
+        <w:gridCol w:w="2800"/>
+        <w:gridCol w:w="3560"/>
+        <w:gridCol w:w="3000"/>
       </w:tblGrid>
       <w:tr>
-        <w:tc>
-          <w:tcPr>
+        <w:trPr>
+          <w:cantSplit/>
+          <w:tblHeader/>
+        </w:trPr>
+        <w:tc>
+          <w:tcPr>
+            <w:tcW w:type="dxa" w:w="2800"/>
+            <w:shd w:fill="EEF4F8" w:color="auto" w:val="clear"/>
+            <w:tcMar>
+              <w:top w:type="dxa" w:w="60"/>
+              <w:left w:type="dxa" w:w="100"/>
+              <w:bottom w:type="dxa" w:w="60"/>
+              <w:right w:type="dxa" w:w="100"/>
+            </w:tcMar>
+          </w:tcPr>
+          <w:p>
+            <w:pPr>
+              <w:spacing w:after="0"/>
+            </w:pPr>
+            <w:r>
+              <w:rPr>
+                <w:b/>
+                <w:bCs/>
+                <w:color w:val="12355B"/>
+                <w:sz w:val="16"/>
+                <w:szCs w:val="16"/>
+              </w:rPr>
+              <w:t xml:space="preserve">CORE PROBLEM / GIVEN REPRESENTATION</w:t>
+            </w:r>
+          </w:p>
+        </w:tc>
+        <w:tc>
+          <w:tcPr>
+            <w:tcW w:type="dxa" w:w="3560"/>
+            <w:shd w:fill="EEF4F8" w:color="auto" w:val="clear"/>
+            <w:tcMar>
+              <w:top w:type="dxa" w:w="60"/>
+              <w:left w:type="dxa" w:w="100"/>
+              <w:bottom w:type="dxa" w:w="60"/>
+              <w:right w:type="dxa" w:w="100"/>
+            </w:tcMar>
+          </w:tcPr>
+          <w:p>
+            <w:pPr>
+              <w:spacing w:after="0"/>
+            </w:pPr>
+            <w:r>
+              <w:rPr>
+                <w:b/>
+                <w:bCs/>
+                <w:color w:val="12355B"/>
+                <w:sz w:val="16"/>
+                <w:szCs w:val="16"/>
+              </w:rPr>
+              <w:t xml:space="preserve">WORKING SPACE / CALCULATION STEPS</w:t>
+            </w:r>
+          </w:p>
+        </w:tc>
+        <w:tc>
+          <w:tcPr>
+            <w:tcW w:type="dxa" w:w="3000"/>
             <w:shd w:fill="FBF3E2" w:color="auto" w:val="clear"/>
             <w:tcMar>
               <w:top w:type="dxa" w:w="60"/>
-              <w:left w:type="dxa" w:w="120"/>
+              <w:left w:type="dxa" w:w="100"/>
               <w:bottom w:type="dxa" w:w="60"/>
-              <w:right w:type="dxa" w:w="120"/>
-            </w:tcMar>
-          </w:tcPr>
-          <w:p>
-            <w:pPr>
-              <w:spacing w:after="0" w:line="320"/>
+              <w:right w:type="dxa" w:w="100"/>
+            </w:tcMar>
+          </w:tcPr>
+          <w:p>
+            <w:pPr>
+              <w:spacing w:after="0"/>
+            </w:pPr>
+            <w:r>
+              <w:rPr>
+                <w:b/>
+                <w:bCs/>
+                <w:color w:val="B97A12"/>
+                <w:sz w:val="16"/>
+                <w:szCs w:val="16"/>
+              </w:rPr>
+              <w:t xml:space="preserve">EXPLAIN YOUR REASONING</w:t>
+            </w:r>
+          </w:p>
+        </w:tc>
+      </w:tr>
+      <w:tr>
+        <w:trPr>
+          <w:cantSplit/>
+        </w:trPr>
+        <w:tc>
+          <w:tcPr>
+            <w:tcW w:type="dxa" w:w="2800"/>
+            <w:tcMar>
+              <w:top w:type="dxa" w:w="80"/>
+              <w:left w:type="dxa" w:w="100"/>
+              <w:bottom w:type="dxa" w:w="80"/>
+              <w:right w:type="dxa" w:w="100"/>
+            </w:tcMar>
+            <w:vAlign w:val="top"/>
+          </w:tcPr>
+          <w:p>
+            <w:pPr>
+              <w:spacing w:after="60"/>
+            </w:pPr>
+            <w:r>
+              <w:rPr>
+                <w:b/>
+                <w:bCs/>
+                <w:color w:val="12355B"/>
+                <w:sz w:val="21"/>
+                <w:szCs w:val="21"/>
+              </w:rPr>
+              <w:t xml:space="preserve">5.  </w:t>
+            </w:r>
+            <w:r>
+              <w:rPr>
+                <w:b/>
+                <w:bCs/>
+                <w:sz w:val="20"/>
+                <w:szCs w:val="20"/>
+              </w:rPr>
+              <w:t xml:space="preserve">A histogram of goals-per-game shows: 0–1: 9 players, 2–3: 6, 4–5: 3, 6–7: 1. What shape is this distribution?</w:t>
+            </w:r>
+          </w:p>
+          <w:p>
+            <w:pPr>
+              <w:spacing w:after="30"/>
+              <w:ind w:left="180"/>
+            </w:pPr>
+            <w:r>
+              <w:rPr>
+                <w:sz w:val="19"/>
+                <w:szCs w:val="19"/>
+              </w:rPr>
+              <w:t xml:space="preserve">A)  Perfectly symmetric</w:t>
+            </w:r>
+          </w:p>
+          <w:p>
+            <w:pPr>
+              <w:spacing w:after="30"/>
+              <w:ind w:left="180"/>
+            </w:pPr>
+            <w:r>
+              <w:rPr>
+                <w:sz w:val="19"/>
+                <w:szCs w:val="19"/>
+              </w:rPr>
+              <w:t xml:space="preserve">B)  Skewed right (most players low, tail toward high values)</w:t>
+            </w:r>
+          </w:p>
+          <w:p>
+            <w:pPr>
+              <w:spacing w:after="30"/>
+              <w:ind w:left="180"/>
+            </w:pPr>
+            <w:r>
+              <w:rPr>
+                <w:sz w:val="19"/>
+                <w:szCs w:val="19"/>
+              </w:rPr>
+              <w:t xml:space="preserve">C)  Flat / uniform (all bars equal)</w:t>
+            </w:r>
+          </w:p>
+          <w:p>
+            <w:pPr>
+              <w:spacing w:after="30"/>
+              <w:ind w:left="180"/>
+            </w:pPr>
+            <w:r>
+              <w:rPr>
+                <w:sz w:val="19"/>
+                <w:szCs w:val="19"/>
+              </w:rPr>
+              <w:t xml:space="preserve">D)  Skewed left (most players high, tail toward low values)</w:t>
+            </w:r>
+          </w:p>
+        </w:tc>
+        <w:tc>
+          <w:tcPr>
+            <w:tcW w:type="dxa" w:w="3560"/>
+            <w:tcMar>
+              <w:top w:type="dxa" w:w="80"/>
+              <w:left w:type="dxa" w:w="100"/>
+              <w:bottom w:type="dxa" w:w="80"/>
+              <w:right w:type="dxa" w:w="100"/>
+            </w:tcMar>
+            <w:vAlign w:val="top"/>
+          </w:tcPr>
+          <w:p>
+            <w:pPr>
+              <w:spacing w:after="40"/>
+            </w:pPr>
+            <w:r>
+              <w:rPr>
+                <w:b/>
+                <w:bCs/>
+                <w:color w:val="1FA6A2"/>
+                <w:sz w:val="19"/>
+                <w:szCs w:val="19"/>
+              </w:rPr>
+              <w:t xml:space="preserve">Solution:  </w:t>
+            </w:r>
+            <w:r>
+              <w:rPr>
+                <w:b/>
+                <w:bCs/>
+                <w:sz w:val="19"/>
+                <w:szCs w:val="19"/>
+              </w:rPr>
+              <w:t xml:space="preserve">B)  Skewed right (most players low, tail toward high values)</w:t>
+            </w:r>
+          </w:p>
+          <w:p>
+            <w:pPr>
+              <w:spacing w:after="40"/>
+            </w:pPr>
+            <w:r>
+              <w:rPr>
+                <w:i/>
+                <w:iCs/>
+                <w:color w:val="5F6F80"/>
+                <w:sz w:val="18"/>
+                <w:szCs w:val="18"/>
+              </w:rPr>
+              <w:t xml:space="preserve">The tallest bars are at the low end (0–1) and the bars shrink as goals increase — the tail points right, so it is skewed right.</w:t>
+            </w:r>
+          </w:p>
+          <w:p>
+            <w:pPr>
+              <w:pBdr>
+                <w:bottom w:val="single" w:color="AFBECC" w:sz="6"/>
+              </w:pBdr>
+              <w:spacing w:after="30" w:before="150"/>
             </w:pPr>
             <w:r>
               <w:t xml:space="preserve"/>
@@ -4804,7 +6383,125 @@
           </w:p>
           <w:p>
             <w:pPr>
-              <w:spacing w:after="0" w:line="320"/>
+              <w:pBdr>
+                <w:bottom w:val="single" w:color="AFBECC" w:sz="6"/>
+              </w:pBdr>
+              <w:spacing w:after="30" w:before="150"/>
+            </w:pPr>
+            <w:r>
+              <w:t xml:space="preserve"/>
+            </w:r>
+          </w:p>
+        </w:tc>
+        <w:tc>
+          <w:tcPr>
+            <w:tcW w:type="dxa" w:w="3000"/>
+            <w:shd w:fill="FBF3E2" w:color="auto" w:val="clear"/>
+            <w:tcMar>
+              <w:top w:type="dxa" w:w="80"/>
+              <w:left w:type="dxa" w:w="100"/>
+              <w:bottom w:type="dxa" w:w="80"/>
+              <w:right w:type="dxa" w:w="100"/>
+            </w:tcMar>
+            <w:vAlign w:val="top"/>
+          </w:tcPr>
+          <w:p>
+            <w:pPr>
+              <w:spacing w:after="40"/>
+            </w:pPr>
+            <w:r>
+              <w:rPr>
+                <w:b/>
+                <w:bCs/>
+                <w:color w:val="12355B"/>
+                <w:sz w:val="19"/>
+                <w:szCs w:val="19"/>
+              </w:rPr>
+              <w:t xml:space="preserve">Because... </w:t>
+            </w:r>
+            <w:r>
+              <w:rPr>
+                <w:color w:val="AFBECC"/>
+                <w:sz w:val="19"/>
+                <w:szCs w:val="19"/>
+              </w:rPr>
+              <w:t xml:space="preserve">________________</w:t>
+            </w:r>
+          </w:p>
+          <w:p>
+            <w:pPr>
+              <w:pBdr>
+                <w:bottom w:val="single" w:color="AFBECC" w:sz="6"/>
+              </w:pBdr>
+              <w:spacing w:after="30" w:before="150"/>
+            </w:pPr>
+            <w:r>
+              <w:t xml:space="preserve"/>
+            </w:r>
+          </w:p>
+          <w:p>
+            <w:pPr>
+              <w:spacing w:after="40" w:before="80"/>
+            </w:pPr>
+            <w:r>
+              <w:rPr>
+                <w:b/>
+                <w:bCs/>
+                <w:color w:val="6B4FA0"/>
+                <w:sz w:val="19"/>
+                <w:szCs w:val="19"/>
+              </w:rPr>
+              <w:t xml:space="preserve">Although... </w:t>
+            </w:r>
+            <w:r>
+              <w:rPr>
+                <w:color w:val="AFBECC"/>
+                <w:sz w:val="19"/>
+                <w:szCs w:val="19"/>
+              </w:rPr>
+              <w:t xml:space="preserve">_______________</w:t>
+            </w:r>
+          </w:p>
+          <w:p>
+            <w:pPr>
+              <w:pBdr>
+                <w:bottom w:val="single" w:color="AFBECC" w:sz="6"/>
+              </w:pBdr>
+              <w:spacing w:after="30" w:before="150"/>
+            </w:pPr>
+            <w:r>
+              <w:t xml:space="preserve"/>
+            </w:r>
+          </w:p>
+          <w:p>
+            <w:pPr>
+              <w:spacing w:after="40" w:before="80"/>
+            </w:pPr>
+            <w:r>
+              <w:rPr>
+                <w:b/>
+                <w:bCs/>
+                <w:color w:val="1FA6A2"/>
+                <w:sz w:val="19"/>
+                <w:szCs w:val="19"/>
+              </w:rPr>
+              <w:t xml:space="preserve">Therefore... </w:t>
+            </w:r>
+            <w:r>
+              <w:rPr>
+                <w:color w:val="AFBECC"/>
+                <w:sz w:val="19"/>
+                <w:szCs w:val="19"/>
+              </w:rPr>
+              <w:t xml:space="preserve">______________</w:t>
+            </w:r>
+          </w:p>
+          <w:p>
+            <w:pPr>
+              <w:pBdr>
+                <w:bottom w:val="single" w:color="AFBECC" w:sz="6"/>
+              </w:pBdr>
+              <w:spacing w:after="30" w:before="150"/>
             </w:pPr>
             <w:r>
               <w:t xml:space="preserve"/>
@@ -4813,6 +6510,14 @@
         </w:tc>
       </w:tr>
     </w:tbl>
+    <w:p>
+      <w:pPr>
+        <w:spacing w:after="80"/>
+      </w:pPr>
+      <w:r>
+        <w:t xml:space="preserve"/>
+      </w:r>
+    </w:p>
     <w:p>
       <w:pPr>
         <w:pStyle w:val="Heading2"/>
@@ -4839,120 +6544,258 @@
         <w:t xml:space="preserve">   stretch your thinking</w:t>
       </w:r>
     </w:p>
-    <w:p>
-      <w:pPr>
-        <w:keepNext/>
-        <w:spacing w:after="60" w:before="160"/>
-      </w:pPr>
-      <w:r>
-        <w:rPr>
-          <w:b/>
-          <w:bCs/>
-          <w:color w:val="12355B"/>
-          <w:sz w:val="22"/>
-          <w:szCs w:val="22"/>
-        </w:rPr>
-        <w:t xml:space="preserve">6.  </w:t>
-      </w:r>
-      <w:r>
-        <w:rPr>
-          <w:b/>
-          <w:bCs/>
-          <w:sz w:val="21"/>
-          <w:szCs w:val="21"/>
-        </w:rPr>
-        <w:t xml:space="preserve">A histogram of points-per-game has its tallest bars on the LEFT (low scores) and a long tail stretching RIGHT toward a few high scorers. How is this distribution described?</w:t>
-      </w:r>
-    </w:p>
-    <w:p>
-      <w:pPr>
-        <w:spacing w:after="40"/>
-        <w:ind w:left="420"/>
-      </w:pPr>
-      <w:r>
-        <w:rPr>
-          <w:sz w:val="20"/>
-          <w:szCs w:val="20"/>
-        </w:rPr>
-        <w:t xml:space="preserve">A)  Skewed left</w:t>
-      </w:r>
-    </w:p>
-    <w:p>
-      <w:pPr>
-        <w:spacing w:after="40"/>
-        <w:ind w:left="420"/>
-      </w:pPr>
-      <w:r>
-        <w:rPr>
-          <w:sz w:val="20"/>
-          <w:szCs w:val="20"/>
-        </w:rPr>
-        <w:t xml:space="preserve">B)  Symmetric</w:t>
-      </w:r>
-    </w:p>
-    <w:p>
-      <w:pPr>
-        <w:spacing w:after="40"/>
-        <w:ind w:left="420"/>
-      </w:pPr>
-      <w:r>
-        <w:rPr>
-          <w:sz w:val="20"/>
-          <w:szCs w:val="20"/>
-        </w:rPr>
-        <w:t xml:space="preserve">C)  Bimodal (two equal peaks)</w:t>
-      </w:r>
-    </w:p>
-    <w:p>
-      <w:pPr>
-        <w:spacing w:after="40"/>
-        <w:ind w:left="420"/>
-      </w:pPr>
-      <w:r>
-        <w:rPr>
-          <w:sz w:val="20"/>
-          <w:szCs w:val="20"/>
-        </w:rPr>
-        <w:t xml:space="preserve">D)  Skewed right</w:t>
-      </w:r>
-    </w:p>
-    <w:p>
-      <w:pPr>
-        <w:spacing w:after="20"/>
-      </w:pPr>
-      <w:r>
-        <w:t xml:space="preserve"/>
-      </w:r>
-    </w:p>
     <w:tbl>
       <w:tblPr>
-        <w:tblW w:type="pct" w:w="100%"/>
+        <w:tblW w:type="dxa" w:w="9360"/>
         <w:tblBorders>
           <w:top w:val="single" w:color="C7D2DD" w:sz="6"/>
           <w:left w:val="single" w:color="C7D2DD" w:sz="6"/>
           <w:bottom w:val="single" w:color="C7D2DD" w:sz="6"/>
           <w:right w:val="single" w:color="C7D2DD" w:sz="6"/>
-          <w:insideH w:val="single" w:color="auto" w:sz="4"/>
-          <w:insideV w:val="single" w:color="auto" w:sz="4"/>
+          <w:insideH w:val="single" w:color="C7D2DD" w:sz="6"/>
+          <w:insideV w:val="single" w:color="C7D2DD" w:sz="6"/>
         </w:tblBorders>
       </w:tblPr>
       <w:tblGrid>
-        <w:gridCol w:w="100"/>
+        <w:gridCol w:w="2800"/>
+        <w:gridCol w:w="3560"/>
+        <w:gridCol w:w="3000"/>
       </w:tblGrid>
       <w:tr>
-        <w:tc>
-          <w:tcPr>
+        <w:trPr>
+          <w:cantSplit/>
+          <w:tblHeader/>
+        </w:trPr>
+        <w:tc>
+          <w:tcPr>
+            <w:tcW w:type="dxa" w:w="2800"/>
+            <w:shd w:fill="EEF4F8" w:color="auto" w:val="clear"/>
+            <w:tcMar>
+              <w:top w:type="dxa" w:w="60"/>
+              <w:left w:type="dxa" w:w="100"/>
+              <w:bottom w:type="dxa" w:w="60"/>
+              <w:right w:type="dxa" w:w="100"/>
+            </w:tcMar>
+          </w:tcPr>
+          <w:p>
+            <w:pPr>
+              <w:spacing w:after="0"/>
+            </w:pPr>
+            <w:r>
+              <w:rPr>
+                <w:b/>
+                <w:bCs/>
+                <w:color w:val="12355B"/>
+                <w:sz w:val="16"/>
+                <w:szCs w:val="16"/>
+              </w:rPr>
+              <w:t xml:space="preserve">CORE PROBLEM / GIVEN REPRESENTATION</w:t>
+            </w:r>
+          </w:p>
+        </w:tc>
+        <w:tc>
+          <w:tcPr>
+            <w:tcW w:type="dxa" w:w="3560"/>
+            <w:shd w:fill="EEF4F8" w:color="auto" w:val="clear"/>
+            <w:tcMar>
+              <w:top w:type="dxa" w:w="60"/>
+              <w:left w:type="dxa" w:w="100"/>
+              <w:bottom w:type="dxa" w:w="60"/>
+              <w:right w:type="dxa" w:w="100"/>
+            </w:tcMar>
+          </w:tcPr>
+          <w:p>
+            <w:pPr>
+              <w:spacing w:after="0"/>
+            </w:pPr>
+            <w:r>
+              <w:rPr>
+                <w:b/>
+                <w:bCs/>
+                <w:color w:val="12355B"/>
+                <w:sz w:val="16"/>
+                <w:szCs w:val="16"/>
+              </w:rPr>
+              <w:t xml:space="preserve">WORKING SPACE / CALCULATION STEPS</w:t>
+            </w:r>
+          </w:p>
+        </w:tc>
+        <w:tc>
+          <w:tcPr>
+            <w:tcW w:type="dxa" w:w="3000"/>
             <w:shd w:fill="FBF3E2" w:color="auto" w:val="clear"/>
             <w:tcMar>
               <w:top w:type="dxa" w:w="60"/>
-              <w:left w:type="dxa" w:w="120"/>
+              <w:left w:type="dxa" w:w="100"/>
               <w:bottom w:type="dxa" w:w="60"/>
-              <w:right w:type="dxa" w:w="120"/>
-            </w:tcMar>
-          </w:tcPr>
-          <w:p>
-            <w:pPr>
-              <w:spacing w:after="0" w:line="320"/>
+              <w:right w:type="dxa" w:w="100"/>
+            </w:tcMar>
+          </w:tcPr>
+          <w:p>
+            <w:pPr>
+              <w:spacing w:after="0"/>
+            </w:pPr>
+            <w:r>
+              <w:rPr>
+                <w:b/>
+                <w:bCs/>
+                <w:color w:val="B97A12"/>
+                <w:sz w:val="16"/>
+                <w:szCs w:val="16"/>
+              </w:rPr>
+              <w:t xml:space="preserve">EXPLAIN YOUR REASONING</w:t>
+            </w:r>
+          </w:p>
+        </w:tc>
+      </w:tr>
+      <w:tr>
+        <w:trPr>
+          <w:cantSplit/>
+        </w:trPr>
+        <w:tc>
+          <w:tcPr>
+            <w:tcW w:type="dxa" w:w="2800"/>
+            <w:tcMar>
+              <w:top w:type="dxa" w:w="80"/>
+              <w:left w:type="dxa" w:w="100"/>
+              <w:bottom w:type="dxa" w:w="80"/>
+              <w:right w:type="dxa" w:w="100"/>
+            </w:tcMar>
+            <w:vAlign w:val="top"/>
+          </w:tcPr>
+          <w:p>
+            <w:pPr>
+              <w:spacing w:after="60"/>
+            </w:pPr>
+            <w:r>
+              <w:rPr>
+                <w:b/>
+                <w:bCs/>
+                <w:color w:val="12355B"/>
+                <w:sz w:val="21"/>
+                <w:szCs w:val="21"/>
+              </w:rPr>
+              <w:t xml:space="preserve">6.  </w:t>
+            </w:r>
+            <w:r>
+              <w:rPr>
+                <w:b/>
+                <w:bCs/>
+                <w:sz w:val="20"/>
+                <w:szCs w:val="20"/>
+              </w:rPr>
+              <w:t xml:space="preserve">A histogram of points-per-game has its tallest bars on the LEFT (low scores) and a long tail stretching RIGHT toward a few high scorers. How is this distribution described?</w:t>
+            </w:r>
+          </w:p>
+          <w:p>
+            <w:pPr>
+              <w:spacing w:after="30"/>
+              <w:ind w:left="180"/>
+            </w:pPr>
+            <w:r>
+              <w:rPr>
+                <w:sz w:val="19"/>
+                <w:szCs w:val="19"/>
+              </w:rPr>
+              <w:t xml:space="preserve">A)  Skewed left</w:t>
+            </w:r>
+          </w:p>
+          <w:p>
+            <w:pPr>
+              <w:spacing w:after="30"/>
+              <w:ind w:left="180"/>
+            </w:pPr>
+            <w:r>
+              <w:rPr>
+                <w:sz w:val="19"/>
+                <w:szCs w:val="19"/>
+              </w:rPr>
+              <w:t xml:space="preserve">B)  Symmetric</w:t>
+            </w:r>
+          </w:p>
+          <w:p>
+            <w:pPr>
+              <w:spacing w:after="30"/>
+              <w:ind w:left="180"/>
+            </w:pPr>
+            <w:r>
+              <w:rPr>
+                <w:sz w:val="19"/>
+                <w:szCs w:val="19"/>
+              </w:rPr>
+              <w:t xml:space="preserve">C)  Bimodal (two equal peaks)</w:t>
+            </w:r>
+          </w:p>
+          <w:p>
+            <w:pPr>
+              <w:spacing w:after="30"/>
+              <w:ind w:left="180"/>
+            </w:pPr>
+            <w:r>
+              <w:rPr>
+                <w:sz w:val="19"/>
+                <w:szCs w:val="19"/>
+              </w:rPr>
+              <w:t xml:space="preserve">D)  Skewed right</w:t>
+            </w:r>
+          </w:p>
+        </w:tc>
+        <w:tc>
+          <w:tcPr>
+            <w:tcW w:type="dxa" w:w="3560"/>
+            <w:tcMar>
+              <w:top w:type="dxa" w:w="80"/>
+              <w:left w:type="dxa" w:w="100"/>
+              <w:bottom w:type="dxa" w:w="80"/>
+              <w:right w:type="dxa" w:w="100"/>
+            </w:tcMar>
+            <w:vAlign w:val="top"/>
+          </w:tcPr>
+          <w:p>
+            <w:pPr>
+              <w:spacing w:after="40"/>
+            </w:pPr>
+            <w:r>
+              <w:rPr>
+                <w:b/>
+                <w:bCs/>
+                <w:color w:val="1FA6A2"/>
+                <w:sz w:val="19"/>
+                <w:szCs w:val="19"/>
+              </w:rPr>
+              <w:t xml:space="preserve">Solution:  </w:t>
+            </w:r>
+            <w:r>
+              <w:rPr>
+                <w:b/>
+                <w:bCs/>
+                <w:sz w:val="19"/>
+                <w:szCs w:val="19"/>
+              </w:rPr>
+              <w:t xml:space="preserve">D)  Skewed right</w:t>
+            </w:r>
+          </w:p>
+          <w:p>
+            <w:pPr>
+              <w:spacing w:after="40"/>
+            </w:pPr>
+            <w:r>
+              <w:rPr>
+                <w:i/>
+                <w:iCs/>
+                <w:color w:val="5F6F80"/>
+                <w:sz w:val="18"/>
+                <w:szCs w:val="18"/>
+              </w:rPr>
+              <w:t xml:space="preserve">The tail points right (toward the high values), so it is skewed right — most players are clustered at the low end.</w:t>
+            </w:r>
+          </w:p>
+          <w:p>
+            <w:pPr>
+              <w:pBdr>
+                <w:bottom w:val="single" w:color="AFBECC" w:sz="6"/>
+              </w:pBdr>
+              <w:spacing w:after="30" w:before="150"/>
             </w:pPr>
             <w:r>
               <w:t xml:space="preserve"/>
@@ -4960,7 +6803,125 @@
           </w:p>
           <w:p>
             <w:pPr>
-              <w:spacing w:after="0" w:line="320"/>
+              <w:pBdr>
+                <w:bottom w:val="single" w:color="AFBECC" w:sz="6"/>
+              </w:pBdr>
+              <w:spacing w:after="30" w:before="150"/>
+            </w:pPr>
+            <w:r>
+              <w:t xml:space="preserve"/>
+            </w:r>
+          </w:p>
+        </w:tc>
+        <w:tc>
+          <w:tcPr>
+            <w:tcW w:type="dxa" w:w="3000"/>
+            <w:shd w:fill="FBF3E2" w:color="auto" w:val="clear"/>
+            <w:tcMar>
+              <w:top w:type="dxa" w:w="80"/>
+              <w:left w:type="dxa" w:w="100"/>
+              <w:bottom w:type="dxa" w:w="80"/>
+              <w:right w:type="dxa" w:w="100"/>
+            </w:tcMar>
+            <w:vAlign w:val="top"/>
+          </w:tcPr>
+          <w:p>
+            <w:pPr>
+              <w:spacing w:after="40"/>
+            </w:pPr>
+            <w:r>
+              <w:rPr>
+                <w:b/>
+                <w:bCs/>
+                <w:color w:val="12355B"/>
+                <w:sz w:val="19"/>
+                <w:szCs w:val="19"/>
+              </w:rPr>
+              <w:t xml:space="preserve">Because... </w:t>
+            </w:r>
+            <w:r>
+              <w:rPr>
+                <w:color w:val="AFBECC"/>
+                <w:sz w:val="19"/>
+                <w:szCs w:val="19"/>
+              </w:rPr>
+              <w:t xml:space="preserve">________________</w:t>
+            </w:r>
+          </w:p>
+          <w:p>
+            <w:pPr>
+              <w:pBdr>
+                <w:bottom w:val="single" w:color="AFBECC" w:sz="6"/>
+              </w:pBdr>
+              <w:spacing w:after="30" w:before="150"/>
+            </w:pPr>
+            <w:r>
+              <w:t xml:space="preserve"/>
+            </w:r>
+          </w:p>
+          <w:p>
+            <w:pPr>
+              <w:spacing w:after="40" w:before="80"/>
+            </w:pPr>
+            <w:r>
+              <w:rPr>
+                <w:b/>
+                <w:bCs/>
+                <w:color w:val="6B4FA0"/>
+                <w:sz w:val="19"/>
+                <w:szCs w:val="19"/>
+              </w:rPr>
+              <w:t xml:space="preserve">Although... </w:t>
+            </w:r>
+            <w:r>
+              <w:rPr>
+                <w:color w:val="AFBECC"/>
+                <w:sz w:val="19"/>
+                <w:szCs w:val="19"/>
+              </w:rPr>
+              <w:t xml:space="preserve">_______________</w:t>
+            </w:r>
+          </w:p>
+          <w:p>
+            <w:pPr>
+              <w:pBdr>
+                <w:bottom w:val="single" w:color="AFBECC" w:sz="6"/>
+              </w:pBdr>
+              <w:spacing w:after="30" w:before="150"/>
+            </w:pPr>
+            <w:r>
+              <w:t xml:space="preserve"/>
+            </w:r>
+          </w:p>
+          <w:p>
+            <w:pPr>
+              <w:spacing w:after="40" w:before="80"/>
+            </w:pPr>
+            <w:r>
+              <w:rPr>
+                <w:b/>
+                <w:bCs/>
+                <w:color w:val="1FA6A2"/>
+                <w:sz w:val="19"/>
+                <w:szCs w:val="19"/>
+              </w:rPr>
+              <w:t xml:space="preserve">Therefore... </w:t>
+            </w:r>
+            <w:r>
+              <w:rPr>
+                <w:color w:val="AFBECC"/>
+                <w:sz w:val="19"/>
+                <w:szCs w:val="19"/>
+              </w:rPr>
+              <w:t xml:space="preserve">______________</w:t>
+            </w:r>
+          </w:p>
+          <w:p>
+            <w:pPr>
+              <w:pBdr>
+                <w:bottom w:val="single" w:color="AFBECC" w:sz="6"/>
+              </w:pBdr>
+              <w:spacing w:after="30" w:before="150"/>
             </w:pPr>
             <w:r>
               <w:t xml:space="preserve"/>
@@ -4969,6 +6930,14 @@
         </w:tc>
       </w:tr>
     </w:tbl>
+    <w:p>
+      <w:pPr>
+        <w:spacing w:after="80"/>
+      </w:pPr>
+      <w:r>
+        <w:t xml:space="preserve"/>
+      </w:r>
+    </w:p>
     <w:p>
       <w:pPr>
         <w:pStyle w:val="Heading1"/>
@@ -5087,6 +7056,149 @@
         <w:t xml:space="preserve"/>
       </w:r>
     </w:p>
+    <w:p>
+      <w:pPr>
+        <w:spacing w:after="60"/>
+      </w:pPr>
+      <w:r>
+        <w:t xml:space="preserve"/>
+      </w:r>
+    </w:p>
+    <w:tbl>
+      <w:tblPr>
+        <w:tblW w:type="dxa" w:w="9360"/>
+        <w:tblBorders>
+          <w:top w:val="single" w:color="C7D2DD" w:sz="6"/>
+          <w:left w:val="single" w:color="C7D2DD" w:sz="6"/>
+          <w:bottom w:val="single" w:color="C7D2DD" w:sz="6"/>
+          <w:right w:val="single" w:color="C7D2DD" w:sz="6"/>
+          <w:insideH w:val="single" w:color="C7D2DD" w:sz="6"/>
+          <w:insideV w:val="single" w:color="C7D2DD" w:sz="6"/>
+        </w:tblBorders>
+      </w:tblPr>
+      <w:tblGrid>
+        <w:gridCol w:w="3120"/>
+        <w:gridCol w:w="3120"/>
+        <w:gridCol w:w="3120"/>
+      </w:tblGrid>
+      <w:tr>
+        <w:trPr>
+          <w:cantSplit/>
+          <w:tblHeader/>
+        </w:trPr>
+        <w:tc>
+          <w:tcPr>
+            <w:tcW w:type="dxa" w:w="9360"/>
+            <w:gridSpan w:val="3"/>
+            <w:shd w:fill="EEF4F8" w:color="auto" w:val="clear"/>
+            <w:tcMar>
+              <w:top w:type="dxa" w:w="60"/>
+              <w:left w:type="dxa" w:w="100"/>
+              <w:bottom w:type="dxa" w:w="60"/>
+              <w:right w:type="dxa" w:w="100"/>
+            </w:tcMar>
+          </w:tcPr>
+          <w:p>
+            <w:pPr>
+              <w:spacing w:after="0"/>
+            </w:pPr>
+            <w:r>
+              <w:rPr>
+                <w:b/>
+                <w:bCs/>
+                <w:color w:val="12355B"/>
+                <w:sz w:val="18"/>
+                <w:szCs w:val="18"/>
+              </w:rPr>
+              <w:t xml:space="preserve">EXIT CHECK · 3-POINT SELF-ASSESSMENT CHECKLIST</w:t>
+            </w:r>
+          </w:p>
+        </w:tc>
+      </w:tr>
+      <w:tr>
+        <w:trPr>
+          <w:cantSplit/>
+        </w:trPr>
+        <w:tc>
+          <w:tcPr>
+            <w:tcW w:type="dxa" w:w="3120"/>
+            <w:tcMar>
+              <w:top w:type="dxa" w:w="80"/>
+              <w:left w:type="dxa" w:w="100"/>
+              <w:bottom w:type="dxa" w:w="80"/>
+              <w:right w:type="dxa" w:w="100"/>
+            </w:tcMar>
+          </w:tcPr>
+          <w:p>
+            <w:pPr>
+              <w:spacing w:after="0"/>
+            </w:pPr>
+            <w:r>
+              <w:rPr>
+                <w:b/>
+                <w:bCs/>
+                <w:color w:val="1A2733"/>
+                <w:sz w:val="18"/>
+                <w:szCs w:val="18"/>
+              </w:rPr>
+              <w:t xml:space="preserve">☐ 1. Units &amp; Labels Verified</w:t>
+            </w:r>
+          </w:p>
+        </w:tc>
+        <w:tc>
+          <w:tcPr>
+            <w:tcW w:type="dxa" w:w="3120"/>
+            <w:tcMar>
+              <w:top w:type="dxa" w:w="80"/>
+              <w:left w:type="dxa" w:w="100"/>
+              <w:bottom w:type="dxa" w:w="80"/>
+              <w:right w:type="dxa" w:w="100"/>
+            </w:tcMar>
+          </w:tcPr>
+          <w:p>
+            <w:pPr>
+              <w:spacing w:after="0"/>
+            </w:pPr>
+            <w:r>
+              <w:rPr>
+                <w:b/>
+                <w:bCs/>
+                <w:color w:val="1A2733"/>
+                <w:sz w:val="18"/>
+                <w:szCs w:val="18"/>
+              </w:rPr>
+              <w:t xml:space="preserve">☐ 2. Reasoning Stated (Because / Although / Therefore)</w:t>
+            </w:r>
+          </w:p>
+        </w:tc>
+        <w:tc>
+          <w:tcPr>
+            <w:tcW w:type="dxa" w:w="3120"/>
+            <w:tcMar>
+              <w:top w:type="dxa" w:w="80"/>
+              <w:left w:type="dxa" w:w="100"/>
+              <w:bottom w:type="dxa" w:w="80"/>
+              <w:right w:type="dxa" w:w="100"/>
+            </w:tcMar>
+          </w:tcPr>
+          <w:p>
+            <w:pPr>
+              <w:spacing w:after="0"/>
+            </w:pPr>
+            <w:r>
+              <w:rPr>
+                <w:b/>
+                <w:bCs/>
+                <w:color w:val="1A2733"/>
+                <w:sz w:val="18"/>
+                <w:szCs w:val="18"/>
+              </w:rPr>
+              <w:t xml:space="preserve">☐ 3. Calculations Double-Checked</w:t>
+            </w:r>
+          </w:p>
+        </w:tc>
+      </w:tr>
+    </w:tbl>
     <w:p>
       <w:pPr>
         <w:pStyle w:val="Heading1"/>
